--- a/docs/attachments/entry-profile.docx
+++ b/docs/attachments/entry-profile.docx
@@ -545,12 +545,12 @@
         <w:pStyle w:val="Heading1"/>
       </w:pPr>
       <w:r>
-        <w:t>3. Обязательные входные дисциплины и навыки</w:t>
+        <w:t>3. Обязательные входные компетенции</w:t>
       </w:r>
     </w:p>
     <w:p>
       <w:r>
-        <w:t>Наименования дисциплин в конкретном учебном плане могут отличаться. Для допуска важен не факт изучения курса, а наличие проверяемых результатов обучения.</w:t>
+        <w:t>Коды ВК используются только внутри учебного проекта и не заменяют компетенции ОПОП. Они позволяют одинаково описать результаты предшествующих дисциплин и задания входной диагностики.</w:t>
       </w:r>
     </w:p>
     <w:tbl>
@@ -573,7 +573,7 @@
         </w:trPr>
         <w:tc>
           <w:tcPr>
-            <w:tcW w:type="dxa" w:w="1871"/>
+            <w:tcW w:type="dxa" w:w="1134"/>
             <w:shd w:fill="1F4E78"/>
             <w:tcMar>
               <w:top w:w="80" w:type="dxa"/>
@@ -592,15 +592,15 @@
                 <w:rFonts w:ascii="Times New Roman" w:hAnsi="Times New Roman"/>
                 <w:b/>
                 <w:color w:val="FFFFFF"/>
-                <w:sz w:val="15"/>
+                <w:sz w:val="16"/>
               </w:rPr>
-              <w:t>Дисциплина / область</w:t>
+              <w:t>Индикатор</w:t>
             </w:r>
           </w:p>
         </w:tc>
         <w:tc>
           <w:tcPr>
-            <w:tcW w:type="dxa" w:w="2835"/>
+            <w:tcW w:type="dxa" w:w="2551"/>
             <w:shd w:fill="1F4E78"/>
             <w:tcMar>
               <w:top w:w="80" w:type="dxa"/>
@@ -619,15 +619,15 @@
                 <w:rFonts w:ascii="Times New Roman" w:hAnsi="Times New Roman"/>
                 <w:b/>
                 <w:color w:val="FFFFFF"/>
-                <w:sz w:val="15"/>
+                <w:sz w:val="16"/>
               </w:rPr>
-              <w:t>Студент знает</w:t>
+              <w:t>Предшествующая дисциплина</w:t>
             </w:r>
           </w:p>
         </w:tc>
         <w:tc>
           <w:tcPr>
-            <w:tcW w:type="dxa" w:w="3515"/>
+            <w:tcW w:type="dxa" w:w="4989"/>
             <w:shd w:fill="1F4E78"/>
             <w:tcMar>
               <w:top w:w="80" w:type="dxa"/>
@@ -646,15 +646,15 @@
                 <w:rFonts w:ascii="Times New Roman" w:hAnsi="Times New Roman"/>
                 <w:b/>
                 <w:color w:val="FFFFFF"/>
-                <w:sz w:val="15"/>
+                <w:sz w:val="16"/>
               </w:rPr>
-              <w:t>Студент умеет</w:t>
+              <w:t>Проверяемое входное умение</w:t>
             </w:r>
           </w:p>
         </w:tc>
         <w:tc>
           <w:tcPr>
-            <w:tcW w:type="dxa" w:w="1247"/>
+            <w:tcW w:type="dxa" w:w="794"/>
             <w:shd w:fill="1F4E78"/>
             <w:tcMar>
               <w:top w:w="80" w:type="dxa"/>
@@ -673,9 +673,9 @@
                 <w:rFonts w:ascii="Times New Roman" w:hAnsi="Times New Roman"/>
                 <w:b/>
                 <w:color w:val="FFFFFF"/>
-                <w:sz w:val="15"/>
+                <w:sz w:val="16"/>
               </w:rPr>
-              <w:t>Статус</w:t>
+              <w:t>Уровень</w:t>
             </w:r>
           </w:p>
         </w:tc>
@@ -683,7 +683,7 @@
       <w:tr>
         <w:tc>
           <w:tcPr>
-            <w:tcW w:type="dxa" w:w="1871"/>
+            <w:tcW w:type="dxa" w:w="1134"/>
             <w:tcMar>
               <w:top w:w="80" w:type="dxa"/>
               <w:start w:w="90" w:type="dxa"/>
@@ -699,15 +699,15 @@
             <w:r>
               <w:rPr>
                 <w:rFonts w:ascii="Times New Roman" w:hAnsi="Times New Roman"/>
-                <w:sz w:val="15"/>
+                <w:sz w:val="16"/>
               </w:rPr>
-              <w:t>Математический анализ</w:t>
+              <w:t>ВК-1.1</w:t>
             </w:r>
           </w:p>
         </w:tc>
         <w:tc>
           <w:tcPr>
-            <w:tcW w:type="dxa" w:w="2835"/>
+            <w:tcW w:type="dxa" w:w="2551"/>
             <w:tcMar>
               <w:top w:w="80" w:type="dxa"/>
               <w:start w:w="90" w:type="dxa"/>
@@ -723,15 +723,15 @@
             <w:r>
               <w:rPr>
                 <w:rFonts w:ascii="Times New Roman" w:hAnsi="Times New Roman"/>
-                <w:sz w:val="15"/>
+                <w:sz w:val="16"/>
               </w:rPr>
-              <w:t>Функции одной и нескольких переменных; производная и частные производные; экстремумы; интеграл; представление о градиенте.</w:t>
+              <w:t>Математический анализ</w:t>
             </w:r>
           </w:p>
         </w:tc>
         <w:tc>
           <w:tcPr>
-            <w:tcW w:type="dxa" w:w="3515"/>
+            <w:tcW w:type="dxa" w:w="4989"/>
             <w:tcMar>
               <w:top w:w="80" w:type="dxa"/>
               <w:start w:w="90" w:type="dxa"/>
@@ -747,15 +747,15 @@
             <w:r>
               <w:rPr>
                 <w:rFonts w:ascii="Times New Roman" w:hAnsi="Times New Roman"/>
-                <w:sz w:val="15"/>
+                <w:sz w:val="16"/>
               </w:rPr>
-              <w:t>Интерпретировать скорость изменения показателя; понимать смысл функции потерь и направления оптимизации; читать математические обозначения в формулах моделей.</w:t>
+              <w:t>Интерпретирует функцию, производную, экстремум и градиент; связывает минимум функции с настройкой модели.</w:t>
             </w:r>
           </w:p>
         </w:tc>
         <w:tc>
           <w:tcPr>
-            <w:tcW w:type="dxa" w:w="1247"/>
+            <w:tcW w:type="dxa" w:w="794"/>
             <w:tcMar>
               <w:top w:w="80" w:type="dxa"/>
               <w:start w:w="90" w:type="dxa"/>
@@ -771,9 +771,9 @@
             <w:r>
               <w:rPr>
                 <w:rFonts w:ascii="Times New Roman" w:hAnsi="Times New Roman"/>
-                <w:sz w:val="15"/>
+                <w:sz w:val="16"/>
               </w:rPr>
-              <w:t>Обязательно</w:t>
+              <w:t>Б</w:t>
             </w:r>
           </w:p>
         </w:tc>
@@ -781,7 +781,7 @@
       <w:tr>
         <w:tc>
           <w:tcPr>
-            <w:tcW w:type="dxa" w:w="1871"/>
+            <w:tcW w:type="dxa" w:w="1134"/>
             <w:tcMar>
               <w:top w:w="80" w:type="dxa"/>
               <w:start w:w="90" w:type="dxa"/>
@@ -798,15 +798,15 @@
             <w:r>
               <w:rPr>
                 <w:rFonts w:ascii="Times New Roman" w:hAnsi="Times New Roman"/>
-                <w:sz w:val="15"/>
+                <w:sz w:val="16"/>
               </w:rPr>
-              <w:t>Линейная алгебра и аналитическая геометрия</w:t>
+              <w:t>ВК-1.2</w:t>
             </w:r>
           </w:p>
         </w:tc>
         <w:tc>
           <w:tcPr>
-            <w:tcW w:type="dxa" w:w="2835"/>
+            <w:tcW w:type="dxa" w:w="2551"/>
             <w:tcMar>
               <w:top w:w="80" w:type="dxa"/>
               <w:start w:w="90" w:type="dxa"/>
@@ -823,15 +823,15 @@
             <w:r>
               <w:rPr>
                 <w:rFonts w:ascii="Times New Roman" w:hAnsi="Times New Roman"/>
-                <w:sz w:val="15"/>
+                <w:sz w:val="16"/>
               </w:rPr>
-              <w:t>Векторы и матрицы; линейные преобразования; системы линейных уравнений; скалярное произведение; базовое представление о собственных значениях.</w:t>
+              <w:t>Линейная алгебра</w:t>
             </w:r>
           </w:p>
         </w:tc>
         <w:tc>
           <w:tcPr>
-            <w:tcW w:type="dxa" w:w="3515"/>
+            <w:tcW w:type="dxa" w:w="4989"/>
             <w:tcMar>
               <w:top w:w="80" w:type="dxa"/>
               <w:start w:w="90" w:type="dxa"/>
@@ -848,15 +848,15 @@
             <w:r>
               <w:rPr>
                 <w:rFonts w:ascii="Times New Roman" w:hAnsi="Times New Roman"/>
-                <w:sz w:val="15"/>
+                <w:sz w:val="16"/>
               </w:rPr>
-              <w:t>Выполнять матричные операции; проверять размерности; интерпретировать данные как матрицу объектов и признаков; понимать геометрический смысл расстояния и проекции.</w:t>
+              <w:t>Выполняет базовые операции с векторами и матрицами, использует норму, расстояние и скалярное произведение.</w:t>
             </w:r>
           </w:p>
         </w:tc>
         <w:tc>
           <w:tcPr>
-            <w:tcW w:type="dxa" w:w="1247"/>
+            <w:tcW w:type="dxa" w:w="794"/>
             <w:tcMar>
               <w:top w:w="80" w:type="dxa"/>
               <w:start w:w="90" w:type="dxa"/>
@@ -873,9 +873,9 @@
             <w:r>
               <w:rPr>
                 <w:rFonts w:ascii="Times New Roman" w:hAnsi="Times New Roman"/>
-                <w:sz w:val="15"/>
+                <w:sz w:val="16"/>
               </w:rPr>
-              <w:t>Обязательно</w:t>
+              <w:t>Б</w:t>
             </w:r>
           </w:p>
         </w:tc>
@@ -883,7 +883,7 @@
       <w:tr>
         <w:tc>
           <w:tcPr>
-            <w:tcW w:type="dxa" w:w="1871"/>
+            <w:tcW w:type="dxa" w:w="1134"/>
             <w:tcMar>
               <w:top w:w="80" w:type="dxa"/>
               <w:start w:w="90" w:type="dxa"/>
@@ -899,15 +899,15 @@
             <w:r>
               <w:rPr>
                 <w:rFonts w:ascii="Times New Roman" w:hAnsi="Times New Roman"/>
-                <w:sz w:val="15"/>
+                <w:sz w:val="16"/>
               </w:rPr>
-              <w:t>Теория вероятностей и математическая статистика</w:t>
+              <w:t>ВК-2.1</w:t>
             </w:r>
           </w:p>
         </w:tc>
         <w:tc>
           <w:tcPr>
-            <w:tcW w:type="dxa" w:w="2835"/>
+            <w:tcW w:type="dxa" w:w="2551"/>
             <w:tcMar>
               <w:top w:w="80" w:type="dxa"/>
               <w:start w:w="90" w:type="dxa"/>
@@ -923,15 +923,15 @@
             <w:r>
               <w:rPr>
                 <w:rFonts w:ascii="Times New Roman" w:hAnsi="Times New Roman"/>
-                <w:sz w:val="15"/>
+                <w:sz w:val="16"/>
               </w:rPr>
-              <w:t>Случайная величина; распределение; среднее, медиана, дисперсия; выборка; корреляция; доверительный интервал; статистическая гипотеза.</w:t>
+              <w:t>Теория вероятностей и математическая статистика</w:t>
             </w:r>
           </w:p>
         </w:tc>
         <w:tc>
           <w:tcPr>
-            <w:tcW w:type="dxa" w:w="3515"/>
+            <w:tcW w:type="dxa" w:w="4989"/>
             <w:tcMar>
               <w:top w:w="80" w:type="dxa"/>
               <w:start w:w="90" w:type="dxa"/>
@@ -947,15 +947,15 @@
             <w:r>
               <w:rPr>
                 <w:rFonts w:ascii="Times New Roman" w:hAnsi="Times New Roman"/>
-                <w:sz w:val="15"/>
+                <w:sz w:val="16"/>
               </w:rPr>
-              <w:t>Рассчитывать и интерпретировать описательные статистики; различать совокупность и выборку; формулировать нулевую и альтернативную гипотезы; осторожно интерпретировать корреляцию.</w:t>
+              <w:t>Рассчитывает и интерпретирует среднее, медиану, дисперсию, квантили и характеристики выборки.</w:t>
             </w:r>
           </w:p>
         </w:tc>
         <w:tc>
           <w:tcPr>
-            <w:tcW w:type="dxa" w:w="1247"/>
+            <w:tcW w:type="dxa" w:w="794"/>
             <w:tcMar>
               <w:top w:w="80" w:type="dxa"/>
               <w:start w:w="90" w:type="dxa"/>
@@ -971,9 +971,9 @@
             <w:r>
               <w:rPr>
                 <w:rFonts w:ascii="Times New Roman" w:hAnsi="Times New Roman"/>
-                <w:sz w:val="15"/>
+                <w:sz w:val="16"/>
               </w:rPr>
-              <w:t>Обязательно</w:t>
+              <w:t>Б</w:t>
             </w:r>
           </w:p>
         </w:tc>
@@ -981,7 +981,7 @@
       <w:tr>
         <w:tc>
           <w:tcPr>
-            <w:tcW w:type="dxa" w:w="1871"/>
+            <w:tcW w:type="dxa" w:w="1134"/>
             <w:tcMar>
               <w:top w:w="80" w:type="dxa"/>
               <w:start w:w="90" w:type="dxa"/>
@@ -998,15 +998,15 @@
             <w:r>
               <w:rPr>
                 <w:rFonts w:ascii="Times New Roman" w:hAnsi="Times New Roman"/>
-                <w:sz w:val="15"/>
+                <w:sz w:val="16"/>
               </w:rPr>
-              <w:t>Основы программирования / Python</w:t>
+              <w:t>ВК-2.2</w:t>
             </w:r>
           </w:p>
         </w:tc>
         <w:tc>
           <w:tcPr>
-            <w:tcW w:type="dxa" w:w="2835"/>
+            <w:tcW w:type="dxa" w:w="2551"/>
             <w:tcMar>
               <w:top w:w="80" w:type="dxa"/>
               <w:start w:w="90" w:type="dxa"/>
@@ -1023,15 +1023,15 @@
             <w:r>
               <w:rPr>
                 <w:rFonts w:ascii="Times New Roman" w:hAnsi="Times New Roman"/>
-                <w:sz w:val="15"/>
+                <w:sz w:val="16"/>
               </w:rPr>
-              <w:t>Типы данных; условия и циклы; функции; коллекции; модули; чтение и запись файлов; обработка исключений.</w:t>
+              <w:t>Теория вероятностей и математическая статистика</w:t>
             </w:r>
           </w:p>
         </w:tc>
         <w:tc>
           <w:tcPr>
-            <w:tcW w:type="dxa" w:w="3515"/>
+            <w:tcW w:type="dxa" w:w="4989"/>
             <w:tcMar>
               <w:top w:w="80" w:type="dxa"/>
               <w:start w:w="90" w:type="dxa"/>
@@ -1048,15 +1048,15 @@
             <w:r>
               <w:rPr>
                 <w:rFonts w:ascii="Times New Roman" w:hAnsi="Times New Roman"/>
-                <w:sz w:val="15"/>
+                <w:sz w:val="16"/>
               </w:rPr>
-              <w:t>Написать и отладить небольшой скрипт; разбить решение на функции; подключить библиотеку; прочитать CSV/JSON; понять сообщение об ошибке.</w:t>
+              <w:t>Различает вероятность, корреляцию, доверительный интервал и результат проверки гипотезы; не подменяет связь причинностью.</w:t>
             </w:r>
           </w:p>
         </w:tc>
         <w:tc>
           <w:tcPr>
-            <w:tcW w:type="dxa" w:w="1247"/>
+            <w:tcW w:type="dxa" w:w="794"/>
             <w:tcMar>
               <w:top w:w="80" w:type="dxa"/>
               <w:start w:w="90" w:type="dxa"/>
@@ -1073,9 +1073,9 @@
             <w:r>
               <w:rPr>
                 <w:rFonts w:ascii="Times New Roman" w:hAnsi="Times New Roman"/>
-                <w:sz w:val="15"/>
+                <w:sz w:val="16"/>
               </w:rPr>
-              <w:t>Обязательно</w:t>
+              <w:t>Б</w:t>
             </w:r>
           </w:p>
         </w:tc>
@@ -1083,7 +1083,7 @@
       <w:tr>
         <w:tc>
           <w:tcPr>
-            <w:tcW w:type="dxa" w:w="1871"/>
+            <w:tcW w:type="dxa" w:w="1134"/>
             <w:tcMar>
               <w:top w:w="80" w:type="dxa"/>
               <w:start w:w="90" w:type="dxa"/>
@@ -1099,15 +1099,15 @@
             <w:r>
               <w:rPr>
                 <w:rFonts w:ascii="Times New Roman" w:hAnsi="Times New Roman"/>
-                <w:sz w:val="15"/>
+                <w:sz w:val="16"/>
               </w:rPr>
-              <w:t>Основы технологий обработки данных</w:t>
+              <w:t>ВК-3.1</w:t>
             </w:r>
           </w:p>
         </w:tc>
         <w:tc>
           <w:tcPr>
-            <w:tcW w:type="dxa" w:w="2835"/>
+            <w:tcW w:type="dxa" w:w="2551"/>
             <w:tcMar>
               <w:top w:w="80" w:type="dxa"/>
               <w:start w:w="90" w:type="dxa"/>
@@ -1123,15 +1123,15 @@
             <w:r>
               <w:rPr>
                 <w:rFonts w:ascii="Times New Roman" w:hAnsi="Times New Roman"/>
-                <w:sz w:val="15"/>
+                <w:sz w:val="16"/>
               </w:rPr>
-              <w:t>Жизненный цикл данных; структурированные и неструктурированные данные; форматы CSV, JSON, XLSX; операции очистки и преобразования; понятия ETL/ELT и качества данных.</w:t>
+              <w:t>Основы программирования / Python</w:t>
             </w:r>
           </w:p>
         </w:tc>
         <w:tc>
           <w:tcPr>
-            <w:tcW w:type="dxa" w:w="3515"/>
+            <w:tcW w:type="dxa" w:w="4989"/>
             <w:tcMar>
               <w:top w:w="80" w:type="dxa"/>
               <w:start w:w="90" w:type="dxa"/>
@@ -1147,15 +1147,15 @@
             <w:r>
               <w:rPr>
                 <w:rFonts w:ascii="Times New Roman" w:hAnsi="Times New Roman"/>
-                <w:sz w:val="15"/>
+                <w:sz w:val="16"/>
               </w:rPr>
-              <w:t>Выбрать подходящий формат; выявить пропуски, дубликаты и несоответствия типов; описать последовательность получения и преобразования данных.</w:t>
+              <w:t>Пишет функции, использует коллекции, условия, циклы, модули и файловый ввод-вывод; читает сообщения об ошибках.</w:t>
             </w:r>
           </w:p>
         </w:tc>
         <w:tc>
           <w:tcPr>
-            <w:tcW w:type="dxa" w:w="1247"/>
+            <w:tcW w:type="dxa" w:w="794"/>
             <w:tcMar>
               <w:top w:w="80" w:type="dxa"/>
               <w:start w:w="90" w:type="dxa"/>
@@ -1171,9 +1171,9 @@
             <w:r>
               <w:rPr>
                 <w:rFonts w:ascii="Times New Roman" w:hAnsi="Times New Roman"/>
-                <w:sz w:val="15"/>
+                <w:sz w:val="16"/>
               </w:rPr>
-              <w:t>Обязательно</w:t>
+              <w:t>Б</w:t>
             </w:r>
           </w:p>
         </w:tc>
@@ -1181,7 +1181,7 @@
       <w:tr>
         <w:tc>
           <w:tcPr>
-            <w:tcW w:type="dxa" w:w="1871"/>
+            <w:tcW w:type="dxa" w:w="1134"/>
             <w:tcMar>
               <w:top w:w="80" w:type="dxa"/>
               <w:start w:w="90" w:type="dxa"/>
@@ -1198,15 +1198,15 @@
             <w:r>
               <w:rPr>
                 <w:rFonts w:ascii="Times New Roman" w:hAnsi="Times New Roman"/>
-                <w:sz w:val="15"/>
+                <w:sz w:val="16"/>
               </w:rPr>
-              <w:t>Базы данных</w:t>
+              <w:t>ВК-3.2</w:t>
             </w:r>
           </w:p>
         </w:tc>
         <w:tc>
           <w:tcPr>
-            <w:tcW w:type="dxa" w:w="2835"/>
+            <w:tcW w:type="dxa" w:w="2551"/>
             <w:tcMar>
               <w:top w:w="80" w:type="dxa"/>
               <w:start w:w="90" w:type="dxa"/>
@@ -1223,15 +1223,15 @@
             <w:r>
               <w:rPr>
                 <w:rFonts w:ascii="Times New Roman" w:hAnsi="Times New Roman"/>
-                <w:sz w:val="15"/>
+                <w:sz w:val="16"/>
               </w:rPr>
-              <w:t>Таблица, строка, атрибут, ключ, связь; нормализация на базовом уровне; SELECT, WHERE, JOIN, GROUP BY, агрегатные функции.</w:t>
+              <w:t>Основы программирования / Python</w:t>
             </w:r>
           </w:p>
         </w:tc>
         <w:tc>
           <w:tcPr>
-            <w:tcW w:type="dxa" w:w="3515"/>
+            <w:tcW w:type="dxa" w:w="4989"/>
             <w:tcMar>
               <w:top w:w="80" w:type="dxa"/>
               <w:start w:w="90" w:type="dxa"/>
@@ -1248,15 +1248,15 @@
             <w:r>
               <w:rPr>
                 <w:rFonts w:ascii="Times New Roman" w:hAnsi="Times New Roman"/>
-                <w:sz w:val="15"/>
+                <w:sz w:val="16"/>
               </w:rPr>
-              <w:t>Получить аналитическую выборку из нескольких таблиц; проверить гранулярность данных; не допустить неконтролируемого размножения строк при соединении.</w:t>
+              <w:t>Работает в ноутбуке и виртуальном окружении, выполняет базовые операции NumPy/pandas и повторно запускает код с начала.</w:t>
             </w:r>
           </w:p>
         </w:tc>
         <w:tc>
           <w:tcPr>
-            <w:tcW w:type="dxa" w:w="1247"/>
+            <w:tcW w:type="dxa" w:w="794"/>
             <w:tcMar>
               <w:top w:w="80" w:type="dxa"/>
               <w:start w:w="90" w:type="dxa"/>
@@ -1273,9 +1273,9 @@
             <w:r>
               <w:rPr>
                 <w:rFonts w:ascii="Times New Roman" w:hAnsi="Times New Roman"/>
-                <w:sz w:val="15"/>
+                <w:sz w:val="16"/>
               </w:rPr>
-              <w:t>Желательно</w:t>
+              <w:t>Б</w:t>
             </w:r>
           </w:p>
         </w:tc>
@@ -1283,7 +1283,7 @@
       <w:tr>
         <w:tc>
           <w:tcPr>
-            <w:tcW w:type="dxa" w:w="1871"/>
+            <w:tcW w:type="dxa" w:w="1134"/>
             <w:tcMar>
               <w:top w:w="80" w:type="dxa"/>
               <w:start w:w="90" w:type="dxa"/>
@@ -1299,15 +1299,15 @@
             <w:r>
               <w:rPr>
                 <w:rFonts w:ascii="Times New Roman" w:hAnsi="Times New Roman"/>
-                <w:sz w:val="15"/>
+                <w:sz w:val="16"/>
               </w:rPr>
-              <w:t>Алгоритмы и структуры данных</w:t>
+              <w:t>ВК-4.1</w:t>
             </w:r>
           </w:p>
         </w:tc>
         <w:tc>
           <w:tcPr>
-            <w:tcW w:type="dxa" w:w="2835"/>
+            <w:tcW w:type="dxa" w:w="2551"/>
             <w:tcMar>
               <w:top w:w="80" w:type="dxa"/>
               <w:start w:w="90" w:type="dxa"/>
@@ -1323,15 +1323,15 @@
             <w:r>
               <w:rPr>
                 <w:rFonts w:ascii="Times New Roman" w:hAnsi="Times New Roman"/>
-                <w:sz w:val="15"/>
+                <w:sz w:val="16"/>
               </w:rPr>
-              <w:t>Списки, словари, множества; последовательный поиск; сортировка; общее представление о вычислительной сложности.</w:t>
+              <w:t>Основы технологий обработки данных</w:t>
             </w:r>
           </w:p>
         </w:tc>
         <w:tc>
           <w:tcPr>
-            <w:tcW w:type="dxa" w:w="3515"/>
+            <w:tcW w:type="dxa" w:w="4989"/>
             <w:tcMar>
               <w:top w:w="80" w:type="dxa"/>
               <w:start w:w="90" w:type="dxa"/>
@@ -1347,15 +1347,15 @@
             <w:r>
               <w:rPr>
                 <w:rFonts w:ascii="Times New Roman" w:hAnsi="Times New Roman"/>
-                <w:sz w:val="15"/>
+                <w:sz w:val="16"/>
               </w:rPr>
-              <w:t>Выбирать структуру данных под задачу; замечать явно неэффективные циклы и заменять их векторными либо библиотечными операциями.</w:t>
+              <w:t>Различает типы, форматы и гранулярность; фильтрует, объединяет, агрегирует и проверяет пропуски.</w:t>
             </w:r>
           </w:p>
         </w:tc>
         <w:tc>
           <w:tcPr>
-            <w:tcW w:type="dxa" w:w="1247"/>
+            <w:tcW w:type="dxa" w:w="794"/>
             <w:tcMar>
               <w:top w:w="80" w:type="dxa"/>
               <w:start w:w="90" w:type="dxa"/>
@@ -1371,9 +1371,9 @@
             <w:r>
               <w:rPr>
                 <w:rFonts w:ascii="Times New Roman" w:hAnsi="Times New Roman"/>
-                <w:sz w:val="15"/>
+                <w:sz w:val="16"/>
               </w:rPr>
-              <w:t>Желательно</w:t>
+              <w:t>Б</w:t>
             </w:r>
           </w:p>
         </w:tc>
@@ -1381,7 +1381,7 @@
       <w:tr>
         <w:tc>
           <w:tcPr>
-            <w:tcW w:type="dxa" w:w="1871"/>
+            <w:tcW w:type="dxa" w:w="1134"/>
             <w:tcMar>
               <w:top w:w="80" w:type="dxa"/>
               <w:start w:w="90" w:type="dxa"/>
@@ -1398,15 +1398,15 @@
             <w:r>
               <w:rPr>
                 <w:rFonts w:ascii="Times New Roman" w:hAnsi="Times New Roman"/>
-                <w:sz w:val="15"/>
+                <w:sz w:val="16"/>
               </w:rPr>
-              <w:t>Основы предметной области</w:t>
+              <w:t>ВК-4.2</w:t>
             </w:r>
           </w:p>
         </w:tc>
         <w:tc>
           <w:tcPr>
-            <w:tcW w:type="dxa" w:w="2835"/>
+            <w:tcW w:type="dxa" w:w="2551"/>
             <w:tcMar>
               <w:top w:w="80" w:type="dxa"/>
               <w:start w:w="90" w:type="dxa"/>
@@ -1423,15 +1423,15 @@
             <w:r>
               <w:rPr>
                 <w:rFonts w:ascii="Times New Roman" w:hAnsi="Times New Roman"/>
-                <w:sz w:val="15"/>
+                <w:sz w:val="16"/>
               </w:rPr>
-              <w:t>Термины и типовые показатели той области, на данных которой выполняется проект.</w:t>
+              <w:t>Базы данных и технологии обработки данных</w:t>
             </w:r>
           </w:p>
         </w:tc>
         <w:tc>
           <w:tcPr>
-            <w:tcW w:type="dxa" w:w="3515"/>
+            <w:tcW w:type="dxa" w:w="4989"/>
             <w:tcMar>
               <w:top w:w="80" w:type="dxa"/>
               <w:start w:w="90" w:type="dxa"/>
@@ -1448,15 +1448,15 @@
             <w:r>
               <w:rPr>
                 <w:rFonts w:ascii="Times New Roman" w:hAnsi="Times New Roman"/>
-                <w:sz w:val="15"/>
+                <w:sz w:val="16"/>
               </w:rPr>
-              <w:t>Объяснять смысл показателей, отличать техническую зависимость от содержательно значимой, обсуждать результат с предметным специалистом.</w:t>
+              <w:t>Составляет простой запрос с SELECT, JOIN, GROUP BY и описывает источник и последовательность преобразований.</w:t>
             </w:r>
           </w:p>
         </w:tc>
         <w:tc>
           <w:tcPr>
-            <w:tcW w:type="dxa" w:w="1247"/>
+            <w:tcW w:type="dxa" w:w="794"/>
             <w:tcMar>
               <w:top w:w="80" w:type="dxa"/>
               <w:start w:w="90" w:type="dxa"/>
@@ -1473,9 +1473,9 @@
             <w:r>
               <w:rPr>
                 <w:rFonts w:ascii="Times New Roman" w:hAnsi="Times New Roman"/>
-                <w:sz w:val="15"/>
+                <w:sz w:val="16"/>
               </w:rPr>
-              <w:t>Обязательно для проекта</w:t>
+              <w:t>Б</w:t>
             </w:r>
           </w:p>
         </w:tc>
@@ -2062,7 +2062,7 @@
     </w:p>
     <w:p>
       <w:r>
-        <w:t>Диагностика проводится в первую неделю, занимает 60–90 минут и не влияет на итоговую оценку. Её результат используется для назначения выравнивающих материалов.</w:t>
+        <w:t>Диагностика проводится в первую неделю, занимает 60 минут и не влияет на итоговую оценку. Каждый индикатор оценивается отдельно по шкале 0–2.</w:t>
       </w:r>
     </w:p>
     <w:tbl>
@@ -2074,10 +2074,9 @@
         <w:tblLook w:firstColumn="1" w:firstRow="1" w:lastColumn="0" w:lastRow="0" w:noHBand="0" w:noVBand="1" w:val="04A0"/>
       </w:tblPr>
       <w:tblGrid>
-        <w:gridCol w:w="2507"/>
-        <w:gridCol w:w="2507"/>
-        <w:gridCol w:w="2507"/>
-        <w:gridCol w:w="2507"/>
+        <w:gridCol w:w="3343"/>
+        <w:gridCol w:w="3343"/>
+        <w:gridCol w:w="3343"/>
       </w:tblGrid>
       <w:tr>
         <w:trPr>
@@ -2085,7 +2084,7 @@
         </w:trPr>
         <w:tc>
           <w:tcPr>
-            <w:tcW w:type="dxa" w:w="567"/>
+            <w:tcW w:type="dxa" w:w="1247"/>
             <w:shd w:fill="1F4E78"/>
             <w:tcMar>
               <w:top w:w="80" w:type="dxa"/>
@@ -2106,13 +2105,13 @@
                 <w:color w:val="FFFFFF"/>
                 <w:sz w:val="17"/>
               </w:rPr>
-              <w:t>№</w:t>
+              <w:t>Индикатор</w:t>
             </w:r>
           </w:p>
         </w:tc>
         <w:tc>
           <w:tcPr>
-            <w:tcW w:type="dxa" w:w="2041"/>
+            <w:tcW w:type="dxa" w:w="7143"/>
             <w:shd w:fill="1F4E78"/>
             <w:tcMar>
               <w:top w:w="80" w:type="dxa"/>
@@ -2133,13 +2132,13 @@
                 <w:color w:val="FFFFFF"/>
                 <w:sz w:val="17"/>
               </w:rPr>
-              <w:t>Область</w:t>
+              <w:t>Диагностическое действие</w:t>
             </w:r>
           </w:p>
         </w:tc>
         <w:tc>
           <w:tcPr>
-            <w:tcW w:type="dxa" w:w="5896"/>
+            <w:tcW w:type="dxa" w:w="1077"/>
             <w:shd w:fill="1F4E78"/>
             <w:tcMar>
               <w:top w:w="80" w:type="dxa"/>
@@ -2160,34 +2159,7 @@
                 <w:color w:val="FFFFFF"/>
                 <w:sz w:val="17"/>
               </w:rPr>
-              <w:t>Пример проверяемого действия</w:t>
-            </w:r>
-          </w:p>
-        </w:tc>
-        <w:tc>
-          <w:tcPr>
-            <w:tcW w:type="dxa" w:w="964"/>
-            <w:shd w:fill="1F4E78"/>
-            <w:tcMar>
-              <w:top w:w="80" w:type="dxa"/>
-              <w:start w:w="90" w:type="dxa"/>
-              <w:bottom w:w="80" w:type="dxa"/>
-              <w:end w:w="90" w:type="dxa"/>
-            </w:tcMar>
-            <w:vAlign w:val="center"/>
-          </w:tcPr>
-          <w:p>
-            <w:pPr>
-              <w:jc w:val="center"/>
-            </w:pPr>
-            <w:r>
-              <w:rPr>
-                <w:rFonts w:ascii="Times New Roman" w:hAnsi="Times New Roman"/>
-                <w:b/>
-                <w:color w:val="FFFFFF"/>
-                <w:sz w:val="17"/>
-              </w:rPr>
-              <w:t>Баллы</w:t>
+              <w:t>Результат</w:t>
             </w:r>
           </w:p>
         </w:tc>
@@ -2195,7 +2167,7 @@
       <w:tr>
         <w:tc>
           <w:tcPr>
-            <w:tcW w:type="dxa" w:w="567"/>
+            <w:tcW w:type="dxa" w:w="1247"/>
             <w:tcMar>
               <w:top w:w="80" w:type="dxa"/>
               <w:start w:w="90" w:type="dxa"/>
@@ -2213,13 +2185,13 @@
                 <w:rFonts w:ascii="Times New Roman" w:hAnsi="Times New Roman"/>
                 <w:sz w:val="17"/>
               </w:rPr>
-              <w:t>1</w:t>
+              <w:t>ВК-1.1</w:t>
             </w:r>
           </w:p>
         </w:tc>
         <w:tc>
           <w:tcPr>
-            <w:tcW w:type="dxa" w:w="2041"/>
+            <w:tcW w:type="dxa" w:w="7143"/>
             <w:tcMar>
               <w:top w:w="80" w:type="dxa"/>
               <w:start w:w="90" w:type="dxa"/>
@@ -2237,13 +2209,13 @@
                 <w:rFonts w:ascii="Times New Roman" w:hAnsi="Times New Roman"/>
                 <w:sz w:val="17"/>
               </w:rPr>
-              <w:t>Математическая интерпретация</w:t>
+              <w:t>Найти минимум простой функции и объяснить смысл функции потерь</w:t>
             </w:r>
           </w:p>
         </w:tc>
         <w:tc>
           <w:tcPr>
-            <w:tcW w:type="dxa" w:w="5896"/>
+            <w:tcW w:type="dxa" w:w="1077"/>
             <w:tcMar>
               <w:top w:w="80" w:type="dxa"/>
               <w:start w:w="90" w:type="dxa"/>
@@ -2261,31 +2233,7 @@
                 <w:rFonts w:ascii="Times New Roman" w:hAnsi="Times New Roman"/>
                 <w:sz w:val="17"/>
               </w:rPr>
-              <w:t>Объяснить смысл производной показателя и градиента функции двух переменных</w:t>
-            </w:r>
-          </w:p>
-        </w:tc>
-        <w:tc>
-          <w:tcPr>
-            <w:tcW w:type="dxa" w:w="964"/>
-            <w:tcMar>
-              <w:top w:w="80" w:type="dxa"/>
-              <w:start w:w="90" w:type="dxa"/>
-              <w:bottom w:w="80" w:type="dxa"/>
-              <w:end w:w="90" w:type="dxa"/>
-            </w:tcMar>
-            <w:vAlign w:val="center"/>
-          </w:tcPr>
-          <w:p>
-            <w:pPr>
-              <w:spacing w:after="0"/>
-            </w:pPr>
-            <w:r>
-              <w:rPr>
-                <w:rFonts w:ascii="Times New Roman" w:hAnsi="Times New Roman"/>
-                <w:sz w:val="17"/>
-              </w:rPr>
-              <w:t>10</w:t>
+              <w:t>0–2</w:t>
             </w:r>
           </w:p>
         </w:tc>
@@ -2293,7 +2241,7 @@
       <w:tr>
         <w:tc>
           <w:tcPr>
-            <w:tcW w:type="dxa" w:w="567"/>
+            <w:tcW w:type="dxa" w:w="1247"/>
             <w:tcMar>
               <w:top w:w="80" w:type="dxa"/>
               <w:start w:w="90" w:type="dxa"/>
@@ -2312,13 +2260,13 @@
                 <w:rFonts w:ascii="Times New Roman" w:hAnsi="Times New Roman"/>
                 <w:sz w:val="17"/>
               </w:rPr>
-              <w:t>2</w:t>
+              <w:t>ВК-1.2</w:t>
             </w:r>
           </w:p>
         </w:tc>
         <w:tc>
           <w:tcPr>
-            <w:tcW w:type="dxa" w:w="2041"/>
+            <w:tcW w:type="dxa" w:w="7143"/>
             <w:tcMar>
               <w:top w:w="80" w:type="dxa"/>
               <w:start w:w="90" w:type="dxa"/>
@@ -2337,13 +2285,13 @@
                 <w:rFonts w:ascii="Times New Roman" w:hAnsi="Times New Roman"/>
                 <w:sz w:val="17"/>
               </w:rPr>
-              <w:t>Линейная алгебра</w:t>
+              <w:t>Рассчитать расстояние между векторами и объяснить влияние масштаба</w:t>
             </w:r>
           </w:p>
         </w:tc>
         <w:tc>
           <w:tcPr>
-            <w:tcW w:type="dxa" w:w="5896"/>
+            <w:tcW w:type="dxa" w:w="1077"/>
             <w:tcMar>
               <w:top w:w="80" w:type="dxa"/>
               <w:start w:w="90" w:type="dxa"/>
@@ -2362,13 +2310,89 @@
                 <w:rFonts w:ascii="Times New Roman" w:hAnsi="Times New Roman"/>
                 <w:sz w:val="17"/>
               </w:rPr>
-              <w:t>Определить допустимость матричной операции и размер результата</w:t>
+              <w:t>0–2</w:t>
+            </w:r>
+          </w:p>
+        </w:tc>
+      </w:tr>
+      <w:tr>
+        <w:tc>
+          <w:tcPr>
+            <w:tcW w:type="dxa" w:w="1247"/>
+            <w:tcMar>
+              <w:top w:w="80" w:type="dxa"/>
+              <w:start w:w="90" w:type="dxa"/>
+              <w:bottom w:w="80" w:type="dxa"/>
+              <w:end w:w="90" w:type="dxa"/>
+            </w:tcMar>
+            <w:vAlign w:val="center"/>
+          </w:tcPr>
+          <w:p>
+            <w:pPr>
+              <w:spacing w:after="0"/>
+            </w:pPr>
+            <w:r>
+              <w:rPr>
+                <w:rFonts w:ascii="Times New Roman" w:hAnsi="Times New Roman"/>
+                <w:sz w:val="17"/>
+              </w:rPr>
+              <w:t>ВК-2.1</w:t>
             </w:r>
           </w:p>
         </w:tc>
         <w:tc>
           <w:tcPr>
-            <w:tcW w:type="dxa" w:w="964"/>
+            <w:tcW w:type="dxa" w:w="7143"/>
+            <w:tcMar>
+              <w:top w:w="80" w:type="dxa"/>
+              <w:start w:w="90" w:type="dxa"/>
+              <w:bottom w:w="80" w:type="dxa"/>
+              <w:end w:w="90" w:type="dxa"/>
+            </w:tcMar>
+            <w:vAlign w:val="center"/>
+          </w:tcPr>
+          <w:p>
+            <w:pPr>
+              <w:spacing w:after="0"/>
+            </w:pPr>
+            <w:r>
+              <w:rPr>
+                <w:rFonts w:ascii="Times New Roman" w:hAnsi="Times New Roman"/>
+                <w:sz w:val="17"/>
+              </w:rPr>
+              <w:t>Выбрать и интерпретировать описательные статистики для данных с выбросом</w:t>
+            </w:r>
+          </w:p>
+        </w:tc>
+        <w:tc>
+          <w:tcPr>
+            <w:tcW w:type="dxa" w:w="1077"/>
+            <w:tcMar>
+              <w:top w:w="80" w:type="dxa"/>
+              <w:start w:w="90" w:type="dxa"/>
+              <w:bottom w:w="80" w:type="dxa"/>
+              <w:end w:w="90" w:type="dxa"/>
+            </w:tcMar>
+            <w:vAlign w:val="center"/>
+          </w:tcPr>
+          <w:p>
+            <w:pPr>
+              <w:spacing w:after="0"/>
+            </w:pPr>
+            <w:r>
+              <w:rPr>
+                <w:rFonts w:ascii="Times New Roman" w:hAnsi="Times New Roman"/>
+                <w:sz w:val="17"/>
+              </w:rPr>
+              <w:t>0–2</w:t>
+            </w:r>
+          </w:p>
+        </w:tc>
+      </w:tr>
+      <w:tr>
+        <w:tc>
+          <w:tcPr>
+            <w:tcW w:type="dxa" w:w="1247"/>
             <w:tcMar>
               <w:top w:w="80" w:type="dxa"/>
               <w:start w:w="90" w:type="dxa"/>
@@ -2387,113 +2411,13 @@
                 <w:rFonts w:ascii="Times New Roman" w:hAnsi="Times New Roman"/>
                 <w:sz w:val="17"/>
               </w:rPr>
-              <w:t>10</w:t>
-            </w:r>
-          </w:p>
-        </w:tc>
-      </w:tr>
-      <w:tr>
-        <w:tc>
-          <w:tcPr>
-            <w:tcW w:type="dxa" w:w="567"/>
-            <w:tcMar>
-              <w:top w:w="80" w:type="dxa"/>
-              <w:start w:w="90" w:type="dxa"/>
-              <w:bottom w:w="80" w:type="dxa"/>
-              <w:end w:w="90" w:type="dxa"/>
-            </w:tcMar>
-            <w:vAlign w:val="center"/>
-          </w:tcPr>
-          <w:p>
-            <w:pPr>
-              <w:spacing w:after="0"/>
-            </w:pPr>
-            <w:r>
-              <w:rPr>
-                <w:rFonts w:ascii="Times New Roman" w:hAnsi="Times New Roman"/>
-                <w:sz w:val="17"/>
-              </w:rPr>
-              <w:t>3</w:t>
+              <w:t>ВК-2.2</w:t>
             </w:r>
           </w:p>
         </w:tc>
         <w:tc>
           <w:tcPr>
-            <w:tcW w:type="dxa" w:w="2041"/>
-            <w:tcMar>
-              <w:top w:w="80" w:type="dxa"/>
-              <w:start w:w="90" w:type="dxa"/>
-              <w:bottom w:w="80" w:type="dxa"/>
-              <w:end w:w="90" w:type="dxa"/>
-            </w:tcMar>
-            <w:vAlign w:val="center"/>
-          </w:tcPr>
-          <w:p>
-            <w:pPr>
-              <w:spacing w:after="0"/>
-            </w:pPr>
-            <w:r>
-              <w:rPr>
-                <w:rFonts w:ascii="Times New Roman" w:hAnsi="Times New Roman"/>
-                <w:sz w:val="17"/>
-              </w:rPr>
-              <w:t>Статистика</w:t>
-            </w:r>
-          </w:p>
-        </w:tc>
-        <w:tc>
-          <w:tcPr>
-            <w:tcW w:type="dxa" w:w="5896"/>
-            <w:tcMar>
-              <w:top w:w="80" w:type="dxa"/>
-              <w:start w:w="90" w:type="dxa"/>
-              <w:bottom w:w="80" w:type="dxa"/>
-              <w:end w:w="90" w:type="dxa"/>
-            </w:tcMar>
-            <w:vAlign w:val="center"/>
-          </w:tcPr>
-          <w:p>
-            <w:pPr>
-              <w:spacing w:after="0"/>
-            </w:pPr>
-            <w:r>
-              <w:rPr>
-                <w:rFonts w:ascii="Times New Roman" w:hAnsi="Times New Roman"/>
-                <w:sz w:val="17"/>
-              </w:rPr>
-              <w:t>Выбрать среднее или медиану, интерпретировать разброс и корреляцию</w:t>
-            </w:r>
-          </w:p>
-        </w:tc>
-        <w:tc>
-          <w:tcPr>
-            <w:tcW w:type="dxa" w:w="964"/>
-            <w:tcMar>
-              <w:top w:w="80" w:type="dxa"/>
-              <w:start w:w="90" w:type="dxa"/>
-              <w:bottom w:w="80" w:type="dxa"/>
-              <w:end w:w="90" w:type="dxa"/>
-            </w:tcMar>
-            <w:vAlign w:val="center"/>
-          </w:tcPr>
-          <w:p>
-            <w:pPr>
-              <w:spacing w:after="0"/>
-            </w:pPr>
-            <w:r>
-              <w:rPr>
-                <w:rFonts w:ascii="Times New Roman" w:hAnsi="Times New Roman"/>
-                <w:sz w:val="17"/>
-              </w:rPr>
-              <w:t>15</w:t>
-            </w:r>
-          </w:p>
-        </w:tc>
-      </w:tr>
-      <w:tr>
-        <w:tc>
-          <w:tcPr>
-            <w:tcW w:type="dxa" w:w="567"/>
+            <w:tcW w:type="dxa" w:w="7143"/>
             <w:tcMar>
               <w:top w:w="80" w:type="dxa"/>
               <w:start w:w="90" w:type="dxa"/>
@@ -2512,13 +2436,13 @@
                 <w:rFonts w:ascii="Times New Roman" w:hAnsi="Times New Roman"/>
                 <w:sz w:val="17"/>
               </w:rPr>
-              <w:t>4</w:t>
+              <w:t>Интерпретировать корреляцию и назвать границы вывода</w:t>
             </w:r>
           </w:p>
         </w:tc>
         <w:tc>
           <w:tcPr>
-            <w:tcW w:type="dxa" w:w="2041"/>
+            <w:tcW w:type="dxa" w:w="1077"/>
             <w:tcMar>
               <w:top w:w="80" w:type="dxa"/>
               <w:start w:w="90" w:type="dxa"/>
@@ -2537,13 +2461,89 @@
                 <w:rFonts w:ascii="Times New Roman" w:hAnsi="Times New Roman"/>
                 <w:sz w:val="17"/>
               </w:rPr>
-              <w:t>Python</w:t>
+              <w:t>0–2</w:t>
+            </w:r>
+          </w:p>
+        </w:tc>
+      </w:tr>
+      <w:tr>
+        <w:tc>
+          <w:tcPr>
+            <w:tcW w:type="dxa" w:w="1247"/>
+            <w:tcMar>
+              <w:top w:w="80" w:type="dxa"/>
+              <w:start w:w="90" w:type="dxa"/>
+              <w:bottom w:w="80" w:type="dxa"/>
+              <w:end w:w="90" w:type="dxa"/>
+            </w:tcMar>
+            <w:vAlign w:val="center"/>
+          </w:tcPr>
+          <w:p>
+            <w:pPr>
+              <w:spacing w:after="0"/>
+            </w:pPr>
+            <w:r>
+              <w:rPr>
+                <w:rFonts w:ascii="Times New Roman" w:hAnsi="Times New Roman"/>
+                <w:sz w:val="17"/>
+              </w:rPr>
+              <w:t>ВК-3.1</w:t>
             </w:r>
           </w:p>
         </w:tc>
         <w:tc>
           <w:tcPr>
-            <w:tcW w:type="dxa" w:w="5896"/>
+            <w:tcW w:type="dxa" w:w="7143"/>
+            <w:tcMar>
+              <w:top w:w="80" w:type="dxa"/>
+              <w:start w:w="90" w:type="dxa"/>
+              <w:bottom w:w="80" w:type="dxa"/>
+              <w:end w:w="90" w:type="dxa"/>
+            </w:tcMar>
+            <w:vAlign w:val="center"/>
+          </w:tcPr>
+          <w:p>
+            <w:pPr>
+              <w:spacing w:after="0"/>
+            </w:pPr>
+            <w:r>
+              <w:rPr>
+                <w:rFonts w:ascii="Times New Roman" w:hAnsi="Times New Roman"/>
+                <w:sz w:val="17"/>
+              </w:rPr>
+              <w:t>Написать и проверить небольшую функцию Python</w:t>
+            </w:r>
+          </w:p>
+        </w:tc>
+        <w:tc>
+          <w:tcPr>
+            <w:tcW w:type="dxa" w:w="1077"/>
+            <w:tcMar>
+              <w:top w:w="80" w:type="dxa"/>
+              <w:start w:w="90" w:type="dxa"/>
+              <w:bottom w:w="80" w:type="dxa"/>
+              <w:end w:w="90" w:type="dxa"/>
+            </w:tcMar>
+            <w:vAlign w:val="center"/>
+          </w:tcPr>
+          <w:p>
+            <w:pPr>
+              <w:spacing w:after="0"/>
+            </w:pPr>
+            <w:r>
+              <w:rPr>
+                <w:rFonts w:ascii="Times New Roman" w:hAnsi="Times New Roman"/>
+                <w:sz w:val="17"/>
+              </w:rPr>
+              <w:t>0–2</w:t>
+            </w:r>
+          </w:p>
+        </w:tc>
+      </w:tr>
+      <w:tr>
+        <w:tc>
+          <w:tcPr>
+            <w:tcW w:type="dxa" w:w="1247"/>
             <w:tcMar>
               <w:top w:w="80" w:type="dxa"/>
               <w:start w:w="90" w:type="dxa"/>
@@ -2562,13 +2562,13 @@
                 <w:rFonts w:ascii="Times New Roman" w:hAnsi="Times New Roman"/>
                 <w:sz w:val="17"/>
               </w:rPr>
-              <w:t>Написать функцию обработки списка наблюдений и обработать ошибочный ввод</w:t>
+              <w:t>ВК-3.2</w:t>
             </w:r>
           </w:p>
         </w:tc>
         <w:tc>
           <w:tcPr>
-            <w:tcW w:type="dxa" w:w="964"/>
+            <w:tcW w:type="dxa" w:w="7143"/>
             <w:tcMar>
               <w:top w:w="80" w:type="dxa"/>
               <w:start w:w="90" w:type="dxa"/>
@@ -2587,113 +2587,13 @@
                 <w:rFonts w:ascii="Times New Roman" w:hAnsi="Times New Roman"/>
                 <w:sz w:val="17"/>
               </w:rPr>
-              <w:t>15</w:t>
-            </w:r>
-          </w:p>
-        </w:tc>
-      </w:tr>
-      <w:tr>
-        <w:tc>
-          <w:tcPr>
-            <w:tcW w:type="dxa" w:w="567"/>
-            <w:tcMar>
-              <w:top w:w="80" w:type="dxa"/>
-              <w:start w:w="90" w:type="dxa"/>
-              <w:bottom w:w="80" w:type="dxa"/>
-              <w:end w:w="90" w:type="dxa"/>
-            </w:tcMar>
-            <w:vAlign w:val="center"/>
-          </w:tcPr>
-          <w:p>
-            <w:pPr>
-              <w:spacing w:after="0"/>
-            </w:pPr>
-            <w:r>
-              <w:rPr>
-                <w:rFonts w:ascii="Times New Roman" w:hAnsi="Times New Roman"/>
-                <w:sz w:val="17"/>
-              </w:rPr>
-              <w:t>5</w:t>
+              <w:t>Исправить и повторно выполнить учебный ноутбук</w:t>
             </w:r>
           </w:p>
         </w:tc>
         <w:tc>
           <w:tcPr>
-            <w:tcW w:type="dxa" w:w="2041"/>
-            <w:tcMar>
-              <w:top w:w="80" w:type="dxa"/>
-              <w:start w:w="90" w:type="dxa"/>
-              <w:bottom w:w="80" w:type="dxa"/>
-              <w:end w:w="90" w:type="dxa"/>
-            </w:tcMar>
-            <w:vAlign w:val="center"/>
-          </w:tcPr>
-          <w:p>
-            <w:pPr>
-              <w:spacing w:after="0"/>
-            </w:pPr>
-            <w:r>
-              <w:rPr>
-                <w:rFonts w:ascii="Times New Roman" w:hAnsi="Times New Roman"/>
-                <w:sz w:val="17"/>
-              </w:rPr>
-              <w:t>Табличные данные</w:t>
-            </w:r>
-          </w:p>
-        </w:tc>
-        <w:tc>
-          <w:tcPr>
-            <w:tcW w:type="dxa" w:w="5896"/>
-            <w:tcMar>
-              <w:top w:w="80" w:type="dxa"/>
-              <w:start w:w="90" w:type="dxa"/>
-              <w:bottom w:w="80" w:type="dxa"/>
-              <w:end w:w="90" w:type="dxa"/>
-            </w:tcMar>
-            <w:vAlign w:val="center"/>
-          </w:tcPr>
-          <w:p>
-            <w:pPr>
-              <w:spacing w:after="0"/>
-            </w:pPr>
-            <w:r>
-              <w:rPr>
-                <w:rFonts w:ascii="Times New Roman" w:hAnsi="Times New Roman"/>
-                <w:sz w:val="17"/>
-              </w:rPr>
-              <w:t>Загрузить файл, отфильтровать строки, получить групповые показатели</w:t>
-            </w:r>
-          </w:p>
-        </w:tc>
-        <w:tc>
-          <w:tcPr>
-            <w:tcW w:type="dxa" w:w="964"/>
-            <w:tcMar>
-              <w:top w:w="80" w:type="dxa"/>
-              <w:start w:w="90" w:type="dxa"/>
-              <w:bottom w:w="80" w:type="dxa"/>
-              <w:end w:w="90" w:type="dxa"/>
-            </w:tcMar>
-            <w:vAlign w:val="center"/>
-          </w:tcPr>
-          <w:p>
-            <w:pPr>
-              <w:spacing w:after="0"/>
-            </w:pPr>
-            <w:r>
-              <w:rPr>
-                <w:rFonts w:ascii="Times New Roman" w:hAnsi="Times New Roman"/>
-                <w:sz w:val="17"/>
-              </w:rPr>
-              <w:t>15</w:t>
-            </w:r>
-          </w:p>
-        </w:tc>
-      </w:tr>
-      <w:tr>
-        <w:tc>
-          <w:tcPr>
-            <w:tcW w:type="dxa" w:w="567"/>
+            <w:tcW w:type="dxa" w:w="1077"/>
             <w:tcMar>
               <w:top w:w="80" w:type="dxa"/>
               <w:start w:w="90" w:type="dxa"/>
@@ -2712,13 +2612,89 @@
                 <w:rFonts w:ascii="Times New Roman" w:hAnsi="Times New Roman"/>
                 <w:sz w:val="17"/>
               </w:rPr>
-              <w:t>6</w:t>
+              <w:t>0–2</w:t>
+            </w:r>
+          </w:p>
+        </w:tc>
+      </w:tr>
+      <w:tr>
+        <w:tc>
+          <w:tcPr>
+            <w:tcW w:type="dxa" w:w="1247"/>
+            <w:tcMar>
+              <w:top w:w="80" w:type="dxa"/>
+              <w:start w:w="90" w:type="dxa"/>
+              <w:bottom w:w="80" w:type="dxa"/>
+              <w:end w:w="90" w:type="dxa"/>
+            </w:tcMar>
+            <w:vAlign w:val="center"/>
+          </w:tcPr>
+          <w:p>
+            <w:pPr>
+              <w:spacing w:after="0"/>
+            </w:pPr>
+            <w:r>
+              <w:rPr>
+                <w:rFonts w:ascii="Times New Roman" w:hAnsi="Times New Roman"/>
+                <w:sz w:val="17"/>
+              </w:rPr>
+              <w:t>ВК-4.1</w:t>
             </w:r>
           </w:p>
         </w:tc>
         <w:tc>
           <w:tcPr>
-            <w:tcW w:type="dxa" w:w="2041"/>
+            <w:tcW w:type="dxa" w:w="7143"/>
+            <w:tcMar>
+              <w:top w:w="80" w:type="dxa"/>
+              <w:start w:w="90" w:type="dxa"/>
+              <w:bottom w:w="80" w:type="dxa"/>
+              <w:end w:w="90" w:type="dxa"/>
+            </w:tcMar>
+            <w:vAlign w:val="center"/>
+          </w:tcPr>
+          <w:p>
+            <w:pPr>
+              <w:spacing w:after="0"/>
+            </w:pPr>
+            <w:r>
+              <w:rPr>
+                <w:rFonts w:ascii="Times New Roman" w:hAnsi="Times New Roman"/>
+                <w:sz w:val="17"/>
+              </w:rPr>
+              <w:t>Объединить таблицы и получить групповые показатели</w:t>
+            </w:r>
+          </w:p>
+        </w:tc>
+        <w:tc>
+          <w:tcPr>
+            <w:tcW w:type="dxa" w:w="1077"/>
+            <w:tcMar>
+              <w:top w:w="80" w:type="dxa"/>
+              <w:start w:w="90" w:type="dxa"/>
+              <w:bottom w:w="80" w:type="dxa"/>
+              <w:end w:w="90" w:type="dxa"/>
+            </w:tcMar>
+            <w:vAlign w:val="center"/>
+          </w:tcPr>
+          <w:p>
+            <w:pPr>
+              <w:spacing w:after="0"/>
+            </w:pPr>
+            <w:r>
+              <w:rPr>
+                <w:rFonts w:ascii="Times New Roman" w:hAnsi="Times New Roman"/>
+                <w:sz w:val="17"/>
+              </w:rPr>
+              <w:t>0–2</w:t>
+            </w:r>
+          </w:p>
+        </w:tc>
+      </w:tr>
+      <w:tr>
+        <w:tc>
+          <w:tcPr>
+            <w:tcW w:type="dxa" w:w="1247"/>
             <w:tcMar>
               <w:top w:w="80" w:type="dxa"/>
               <w:start w:w="90" w:type="dxa"/>
@@ -2737,13 +2713,13 @@
                 <w:rFonts w:ascii="Times New Roman" w:hAnsi="Times New Roman"/>
                 <w:sz w:val="17"/>
               </w:rPr>
-              <w:t>SQL</w:t>
+              <w:t>ВК-4.2</w:t>
             </w:r>
           </w:p>
         </w:tc>
         <w:tc>
           <w:tcPr>
-            <w:tcW w:type="dxa" w:w="5896"/>
+            <w:tcW w:type="dxa" w:w="7143"/>
             <w:tcMar>
               <w:top w:w="80" w:type="dxa"/>
               <w:start w:w="90" w:type="dxa"/>
@@ -2762,13 +2738,13 @@
                 <w:rFonts w:ascii="Times New Roman" w:hAnsi="Times New Roman"/>
                 <w:sz w:val="17"/>
               </w:rPr>
-              <w:t>Составить запрос с JOIN и GROUP BY либо объяснить готовый запрос</w:t>
+              <w:t>Составить запрос с JOIN и GROUP BY и описать происхождение результата</w:t>
             </w:r>
           </w:p>
         </w:tc>
         <w:tc>
           <w:tcPr>
-            <w:tcW w:type="dxa" w:w="964"/>
+            <w:tcW w:type="dxa" w:w="1077"/>
             <w:tcMar>
               <w:top w:w="80" w:type="dxa"/>
               <w:start w:w="90" w:type="dxa"/>
@@ -2787,207 +2763,7 @@
                 <w:rFonts w:ascii="Times New Roman" w:hAnsi="Times New Roman"/>
                 <w:sz w:val="17"/>
               </w:rPr>
-              <w:t>10</w:t>
-            </w:r>
-          </w:p>
-        </w:tc>
-      </w:tr>
-      <w:tr>
-        <w:tc>
-          <w:tcPr>
-            <w:tcW w:type="dxa" w:w="567"/>
-            <w:tcMar>
-              <w:top w:w="80" w:type="dxa"/>
-              <w:start w:w="90" w:type="dxa"/>
-              <w:bottom w:w="80" w:type="dxa"/>
-              <w:end w:w="90" w:type="dxa"/>
-            </w:tcMar>
-            <w:vAlign w:val="center"/>
-          </w:tcPr>
-          <w:p>
-            <w:pPr>
-              <w:spacing w:after="0"/>
-            </w:pPr>
-            <w:r>
-              <w:rPr>
-                <w:rFonts w:ascii="Times New Roman" w:hAnsi="Times New Roman"/>
-                <w:sz w:val="17"/>
-              </w:rPr>
-              <w:t>7</w:t>
-            </w:r>
-          </w:p>
-        </w:tc>
-        <w:tc>
-          <w:tcPr>
-            <w:tcW w:type="dxa" w:w="2041"/>
-            <w:tcMar>
-              <w:top w:w="80" w:type="dxa"/>
-              <w:start w:w="90" w:type="dxa"/>
-              <w:bottom w:w="80" w:type="dxa"/>
-              <w:end w:w="90" w:type="dxa"/>
-            </w:tcMar>
-            <w:vAlign w:val="center"/>
-          </w:tcPr>
-          <w:p>
-            <w:pPr>
-              <w:spacing w:after="0"/>
-            </w:pPr>
-            <w:r>
-              <w:rPr>
-                <w:rFonts w:ascii="Times New Roman" w:hAnsi="Times New Roman"/>
-                <w:sz w:val="17"/>
-              </w:rPr>
-              <w:t>Качество данных</w:t>
-            </w:r>
-          </w:p>
-        </w:tc>
-        <w:tc>
-          <w:tcPr>
-            <w:tcW w:type="dxa" w:w="5896"/>
-            <w:tcMar>
-              <w:top w:w="80" w:type="dxa"/>
-              <w:start w:w="90" w:type="dxa"/>
-              <w:bottom w:w="80" w:type="dxa"/>
-              <w:end w:w="90" w:type="dxa"/>
-            </w:tcMar>
-            <w:vAlign w:val="center"/>
-          </w:tcPr>
-          <w:p>
-            <w:pPr>
-              <w:spacing w:after="0"/>
-            </w:pPr>
-            <w:r>
-              <w:rPr>
-                <w:rFonts w:ascii="Times New Roman" w:hAnsi="Times New Roman"/>
-                <w:sz w:val="17"/>
-              </w:rPr>
-              <w:t>Найти пропуски, дубликаты, неверные типы и потенциальную утечку</w:t>
-            </w:r>
-          </w:p>
-        </w:tc>
-        <w:tc>
-          <w:tcPr>
-            <w:tcW w:type="dxa" w:w="964"/>
-            <w:tcMar>
-              <w:top w:w="80" w:type="dxa"/>
-              <w:start w:w="90" w:type="dxa"/>
-              <w:bottom w:w="80" w:type="dxa"/>
-              <w:end w:w="90" w:type="dxa"/>
-            </w:tcMar>
-            <w:vAlign w:val="center"/>
-          </w:tcPr>
-          <w:p>
-            <w:pPr>
-              <w:spacing w:after="0"/>
-            </w:pPr>
-            <w:r>
-              <w:rPr>
-                <w:rFonts w:ascii="Times New Roman" w:hAnsi="Times New Roman"/>
-                <w:sz w:val="17"/>
-              </w:rPr>
-              <w:t>15</w:t>
-            </w:r>
-          </w:p>
-        </w:tc>
-      </w:tr>
-      <w:tr>
-        <w:tc>
-          <w:tcPr>
-            <w:tcW w:type="dxa" w:w="567"/>
-            <w:tcMar>
-              <w:top w:w="80" w:type="dxa"/>
-              <w:start w:w="90" w:type="dxa"/>
-              <w:bottom w:w="80" w:type="dxa"/>
-              <w:end w:w="90" w:type="dxa"/>
-            </w:tcMar>
-            <w:vAlign w:val="center"/>
-            <w:shd w:fill="F7FAFC"/>
-          </w:tcPr>
-          <w:p>
-            <w:pPr>
-              <w:spacing w:after="0"/>
-            </w:pPr>
-            <w:r>
-              <w:rPr>
-                <w:rFonts w:ascii="Times New Roman" w:hAnsi="Times New Roman"/>
-                <w:sz w:val="17"/>
-              </w:rPr>
-              <w:t>8</w:t>
-            </w:r>
-          </w:p>
-        </w:tc>
-        <w:tc>
-          <w:tcPr>
-            <w:tcW w:type="dxa" w:w="2041"/>
-            <w:tcMar>
-              <w:top w:w="80" w:type="dxa"/>
-              <w:start w:w="90" w:type="dxa"/>
-              <w:bottom w:w="80" w:type="dxa"/>
-              <w:end w:w="90" w:type="dxa"/>
-            </w:tcMar>
-            <w:vAlign w:val="center"/>
-            <w:shd w:fill="F7FAFC"/>
-          </w:tcPr>
-          <w:p>
-            <w:pPr>
-              <w:spacing w:after="0"/>
-            </w:pPr>
-            <w:r>
-              <w:rPr>
-                <w:rFonts w:ascii="Times New Roman" w:hAnsi="Times New Roman"/>
-                <w:sz w:val="17"/>
-              </w:rPr>
-              <w:t>Постановка задачи</w:t>
-            </w:r>
-          </w:p>
-        </w:tc>
-        <w:tc>
-          <w:tcPr>
-            <w:tcW w:type="dxa" w:w="5896"/>
-            <w:tcMar>
-              <w:top w:w="80" w:type="dxa"/>
-              <w:start w:w="90" w:type="dxa"/>
-              <w:bottom w:w="80" w:type="dxa"/>
-              <w:end w:w="90" w:type="dxa"/>
-            </w:tcMar>
-            <w:vAlign w:val="center"/>
-            <w:shd w:fill="F7FAFC"/>
-          </w:tcPr>
-          <w:p>
-            <w:pPr>
-              <w:spacing w:after="0"/>
-            </w:pPr>
-            <w:r>
-              <w:rPr>
-                <w:rFonts w:ascii="Times New Roman" w:hAnsi="Times New Roman"/>
-                <w:sz w:val="17"/>
-              </w:rPr>
-              <w:t>Отличить предметную проблему, аналитическую задачу и метрику модели</w:t>
-            </w:r>
-          </w:p>
-        </w:tc>
-        <w:tc>
-          <w:tcPr>
-            <w:tcW w:type="dxa" w:w="964"/>
-            <w:tcMar>
-              <w:top w:w="80" w:type="dxa"/>
-              <w:start w:w="90" w:type="dxa"/>
-              <w:bottom w:w="80" w:type="dxa"/>
-              <w:end w:w="90" w:type="dxa"/>
-            </w:tcMar>
-            <w:vAlign w:val="center"/>
-            <w:shd w:fill="F7FAFC"/>
-          </w:tcPr>
-          <w:p>
-            <w:pPr>
-              <w:spacing w:after="0"/>
-            </w:pPr>
-            <w:r>
-              <w:rPr>
-                <w:rFonts w:ascii="Times New Roman" w:hAnsi="Times New Roman"/>
-                <w:sz w:val="17"/>
-              </w:rPr>
-              <w:t>10</w:t>
+              <w:t>0–2</w:t>
             </w:r>
           </w:p>
         </w:tc>
@@ -3003,7 +2779,7 @@
         <w:pStyle w:val="ListBullet"/>
       </w:pPr>
       <w:r>
-        <w:t>70–100 баллов — студент готов к прохождению дисциплины без дополнительной подготовки.</w:t>
+        <w:t>2 балла — умение проявляется уверенно.</w:t>
       </w:r>
     </w:p>
     <w:p>
@@ -3011,7 +2787,7 @@
         <w:pStyle w:val="ListBullet"/>
       </w:pPr>
       <w:r>
-        <w:t>40–69 баллов — допускается к курсу с обязательным выполнением индивидуального выравнивающего маршрута.</w:t>
+        <w:t>1 балл — базовый уровень достигнут.</w:t>
       </w:r>
     </w:p>
     <w:p>
@@ -3019,7 +2795,15 @@
         <w:pStyle w:val="ListBullet"/>
       </w:pPr>
       <w:r>
-        <w:t>0–39 баллов — рекомендуется предварительный интенсив либо отдельный выравнивающий модуль.</w:t>
+        <w:t>0 баллов — назначается материал для повторения и повторная проверка только этого индикатора.</w:t>
+      </w:r>
+    </w:p>
+    <w:p>
+      <w:pPr>
+        <w:pStyle w:val="ListBullet"/>
+      </w:pPr>
+      <w:r>
+        <w:t>Сильный результат по одному индикатору не компенсирует отсутствие другого.</w:t>
       </w:r>
     </w:p>
     <w:p>

--- a/docs/attachments/entry-profile.docx
+++ b/docs/attachments/entry-profile.docx
@@ -4,109 +4,904 @@
   <w:body>
     <w:p>
       <w:pPr>
-        <w:spacing w:before="1600"/>
+        <w:spacing w:before="2016"/>
         <w:jc w:val="center"/>
       </w:pPr>
       <w:r>
         <w:rPr>
-          <w:rFonts w:ascii="Times New Roman" w:hAnsi="Times New Roman"/>
+          <w:rFonts w:ascii="Calibri" w:hAnsi="Calibri"/>
           <w:b/>
-          <w:color w:val="1F4E78"/>
-          <w:sz w:val="44"/>
+          <w:color w:val="1F4E79"/>
+          <w:sz w:val="52"/>
         </w:rPr>
-        <w:t>ВХОДНОЙ ПРОФИЛЬ ОБУЧАЮЩЕГОСЯ</w:t>
-        <w:br/>
-        <w:t>И ТРАЕКТОРИЯ ДАЛЬНЕЙШЕГО РАЗВИТИЯ</w:t>
+        <w:t>Входной профиль дисциплины</w:t>
       </w:r>
     </w:p>
     <w:p>
       <w:pPr>
-        <w:spacing w:before="320"/>
+        <w:spacing w:before="240"/>
         <w:jc w:val="center"/>
       </w:pPr>
       <w:r>
         <w:rPr>
-          <w:rFonts w:ascii="Times New Roman" w:hAnsi="Times New Roman"/>
+          <w:rFonts w:ascii="Calibri" w:hAnsi="Calibri"/>
+          <w:color w:val="525252"/>
           <w:sz w:val="28"/>
         </w:rPr>
-        <w:t>для дисциплины «Прикладной анализ данных»</w:t>
+        <w:t>«Прикладной анализ данных»</w:t>
       </w:r>
     </w:p>
     <w:p>
       <w:pPr>
-        <w:spacing w:before="840"/>
+        <w:spacing w:before="1008"/>
         <w:jc w:val="center"/>
       </w:pPr>
       <w:r>
         <w:rPr>
-          <w:i/>
-          <w:color w:val="7F7F7F"/>
-          <w:sz w:val="22"/>
+          <w:rFonts w:ascii="Calibri" w:hAnsi="Calibri"/>
+          <w:color w:val="1F4E79"/>
+          <w:sz w:val="24"/>
         </w:rPr>
-        <w:t>Рабочий проект для обсуждения</w:t>
+        <w:t>01.03.02 «Прикладная математика и информатика»</w:t>
+        <w:br/>
+        <w:t>6-й семестр · 3 ЗЕТ · дифференцированный зачёт</w:t>
       </w:r>
     </w:p>
     <w:p>
       <w:pPr>
-        <w:spacing w:before="4000"/>
+        <w:spacing w:before="1440"/>
         <w:jc w:val="center"/>
       </w:pPr>
       <w:r>
         <w:rPr>
-          <w:sz w:val="22"/>
+          <w:rFonts w:ascii="Calibri" w:hAnsi="Calibri"/>
+          <w:color w:val="525252"/>
+          <w:sz w:val="20"/>
         </w:rPr>
-        <w:t>2026</w:t>
+        <w:t>Учебно-методический макет</w:t>
       </w:r>
-    </w:p>
-    <w:p>
       <w:r>
         <w:br w:type="page"/>
       </w:r>
     </w:p>
     <w:p>
       <w:pPr>
-        <w:pStyle w:val="Heading1"/>
+        <w:pStyle w:val="Heading2"/>
       </w:pPr>
       <w:r>
-        <w:t>1. Назначение документа</w:t>
+        <w:t>Назначение</w:t>
       </w:r>
     </w:p>
     <w:p>
       <w:r>
-        <w:t>Документ фиксирует знания и навыки, которые обучающийся должен получить до начала дисциплины, определяет границы повторения материала и предлагает направления дальнейшего обучения после её завершения. Он предназначен для согласования РПД с учебным планом, разработки входной диагностики и формирования индивидуальных рекомендаций студентам.</w:t>
+        <w:t>Документ описывает знания и действия, которые нужны студенту до начала дисциплины «Прикладной анализ данных». Коды ВК-1–ВК-4 введены внутри учебного комплекта, чтобы одинаково записывать пререквизиты, диагностику и результаты курса. Они не заменяют компетенции конкретной ОПОП.</w:t>
+      </w:r>
+    </w:p>
+    <w:p>
+      <w:r>
+        <w:t>Учебный контекст: направление 01.03.02 «Прикладная математика и информатика», 6-й семестр.</w:t>
+      </w:r>
+    </w:p>
+    <w:p>
+      <w:pPr>
+        <w:pStyle w:val="Heading2"/>
+      </w:pPr>
+      <w:r>
+        <w:t>Входные дисциплины и компетенции</w:t>
       </w:r>
     </w:p>
     <w:tbl>
       <w:tblPr>
+        <w:tblStyle w:val="TableGrid"/>
         <w:tblW w:type="auto" w:w="0"/>
         <w:jc w:val="center"/>
         <w:tblLayout w:type="autofit"/>
         <w:tblLook w:firstColumn="1" w:firstRow="1" w:lastColumn="0" w:lastRow="0" w:noHBand="0" w:noVBand="1" w:val="04A0"/>
       </w:tblPr>
       <w:tblGrid>
-        <w:gridCol w:w="10029"/>
+        <w:gridCol w:w="2340"/>
+        <w:gridCol w:w="2340"/>
+        <w:gridCol w:w="2340"/>
+        <w:gridCol w:w="2340"/>
       </w:tblGrid>
       <w:tr>
+        <w:trPr>
+          <w:cantSplit/>
+          <w:tblHeader w:val="true"/>
+        </w:trPr>
         <w:tc>
           <w:tcPr>
-            <w:tcW w:type="dxa" w:w="10029"/>
-            <w:shd w:fill="EEF5FA"/>
+            <w:tcW w:type="dxa" w:w="2340"/>
+            <w:vAlign w:val="center"/>
             <w:tcMar>
-              <w:top w:w="110" w:type="dxa"/>
-              <w:start w:w="140" w:type="dxa"/>
-              <w:bottom w:w="110" w:type="dxa"/>
-              <w:end w:w="140" w:type="dxa"/>
+              <w:top w:w="80" w:type="dxa"/>
+              <w:start w:w="120" w:type="dxa"/>
+              <w:bottom w:w="80" w:type="dxa"/>
+              <w:end w:w="120" w:type="dxa"/>
+            </w:tcMar>
+            <w:shd w:fill="E8EEF5"/>
+          </w:tcPr>
+          <w:p>
+            <w:pPr>
+              <w:pStyle w:val="TableBody"/>
+            </w:pPr>
+            <w:r>
+              <w:rPr>
+                <w:b/>
+                <w:color w:val="1F4E79"/>
+              </w:rPr>
+              <w:t>Входная компетенция</w:t>
+            </w:r>
+          </w:p>
+        </w:tc>
+        <w:tc>
+          <w:tcPr>
+            <w:tcW w:type="dxa" w:w="2340"/>
+            <w:vAlign w:val="center"/>
+            <w:tcMar>
+              <w:top w:w="80" w:type="dxa"/>
+              <w:start w:w="120" w:type="dxa"/>
+              <w:bottom w:w="80" w:type="dxa"/>
+              <w:end w:w="120" w:type="dxa"/>
+            </w:tcMar>
+            <w:shd w:fill="E8EEF5"/>
+          </w:tcPr>
+          <w:p>
+            <w:pPr>
+              <w:pStyle w:val="TableBody"/>
+            </w:pPr>
+            <w:r>
+              <w:rPr>
+                <w:b/>
+                <w:color w:val="1F4E79"/>
+              </w:rPr>
+              <w:t>Предшествующие дисциплины</w:t>
+            </w:r>
+          </w:p>
+        </w:tc>
+        <w:tc>
+          <w:tcPr>
+            <w:tcW w:type="dxa" w:w="2340"/>
+            <w:vAlign w:val="center"/>
+            <w:tcMar>
+              <w:top w:w="80" w:type="dxa"/>
+              <w:start w:w="120" w:type="dxa"/>
+              <w:bottom w:w="80" w:type="dxa"/>
+              <w:end w:w="120" w:type="dxa"/>
+            </w:tcMar>
+            <w:shd w:fill="E8EEF5"/>
+          </w:tcPr>
+          <w:p>
+            <w:pPr>
+              <w:pStyle w:val="TableBody"/>
+            </w:pPr>
+            <w:r>
+              <w:rPr>
+                <w:b/>
+                <w:color w:val="1F4E79"/>
+              </w:rPr>
+              <w:t>Индикатор</w:t>
+            </w:r>
+          </w:p>
+        </w:tc>
+        <w:tc>
+          <w:tcPr>
+            <w:tcW w:type="dxa" w:w="2340"/>
+            <w:vAlign w:val="center"/>
+            <w:tcMar>
+              <w:top w:w="80" w:type="dxa"/>
+              <w:start w:w="120" w:type="dxa"/>
+              <w:bottom w:w="80" w:type="dxa"/>
+              <w:end w:w="120" w:type="dxa"/>
+            </w:tcMar>
+            <w:shd w:fill="E8EEF5"/>
+          </w:tcPr>
+          <w:p>
+            <w:pPr>
+              <w:pStyle w:val="TableBody"/>
+            </w:pPr>
+            <w:r>
+              <w:rPr>
+                <w:b/>
+                <w:color w:val="1F4E79"/>
+              </w:rPr>
+              <w:t>Что студент должен уметь</w:t>
+            </w:r>
+          </w:p>
+        </w:tc>
+      </w:tr>
+      <w:tr>
+        <w:trPr>
+          <w:cantSplit/>
+        </w:trPr>
+        <w:tc>
+          <w:tcPr>
+            <w:tcW w:type="dxa" w:w="2340"/>
+            <w:vAlign w:val="center"/>
+            <w:tcMar>
+              <w:top w:w="80" w:type="dxa"/>
+              <w:start w:w="120" w:type="dxa"/>
+              <w:bottom w:w="80" w:type="dxa"/>
+              <w:end w:w="120" w:type="dxa"/>
             </w:tcMar>
           </w:tcPr>
           <w:p>
+            <w:pPr>
+              <w:pStyle w:val="TableBody"/>
+            </w:pPr>
             <w:r>
-              <w:rPr>
-                <w:b/>
-              </w:rPr>
-              <w:t xml:space="preserve">Принцип построения. </w:t>
+              <w:t>ВК-1 — применяет базовый математический аппарат</w:t>
             </w:r>
+          </w:p>
+        </w:tc>
+        <w:tc>
+          <w:tcPr>
+            <w:tcW w:type="dxa" w:w="2340"/>
+            <w:vAlign w:val="center"/>
+            <w:tcMar>
+              <w:top w:w="80" w:type="dxa"/>
+              <w:start w:w="120" w:type="dxa"/>
+              <w:bottom w:w="80" w:type="dxa"/>
+              <w:end w:w="120" w:type="dxa"/>
+            </w:tcMar>
+          </w:tcPr>
+          <w:p>
+            <w:pPr>
+              <w:pStyle w:val="TableBody"/>
+            </w:pPr>
             <w:r>
-              <w:t>дисциплина не повторяет в полном объёме математический анализ, базовое программирование и основы технологий обработки данных. Эти знания активируются на практических задачах, а выявленные пробелы закрываются короткими выравнивающими материалами.</w:t>
+              <w:t>математический анализ, линейная алгебра</w:t>
+            </w:r>
+          </w:p>
+        </w:tc>
+        <w:tc>
+          <w:tcPr>
+            <w:tcW w:type="dxa" w:w="2340"/>
+            <w:vAlign w:val="center"/>
+            <w:tcMar>
+              <w:top w:w="80" w:type="dxa"/>
+              <w:start w:w="120" w:type="dxa"/>
+              <w:bottom w:w="80" w:type="dxa"/>
+              <w:end w:w="120" w:type="dxa"/>
+            </w:tcMar>
+          </w:tcPr>
+          <w:p>
+            <w:pPr>
+              <w:pStyle w:val="TableBody"/>
+            </w:pPr>
+            <w:r>
+              <w:t>ВК-1.1</w:t>
+            </w:r>
+          </w:p>
+        </w:tc>
+        <w:tc>
+          <w:tcPr>
+            <w:tcW w:type="dxa" w:w="2340"/>
+            <w:vAlign w:val="center"/>
+            <w:tcMar>
+              <w:top w:w="80" w:type="dxa"/>
+              <w:start w:w="120" w:type="dxa"/>
+              <w:bottom w:w="80" w:type="dxa"/>
+              <w:end w:w="120" w:type="dxa"/>
+            </w:tcMar>
+          </w:tcPr>
+          <w:p>
+            <w:pPr>
+              <w:pStyle w:val="TableBody"/>
+            </w:pPr>
+            <w:r>
+              <w:t>интерпретировать производную, экстремум и градиент в простой задаче</w:t>
+            </w:r>
+          </w:p>
+        </w:tc>
+      </w:tr>
+      <w:tr>
+        <w:trPr>
+          <w:cantSplit/>
+        </w:trPr>
+        <w:tc>
+          <w:tcPr>
+            <w:tcW w:type="dxa" w:w="2340"/>
+            <w:vAlign w:val="center"/>
+            <w:tcMar>
+              <w:top w:w="80" w:type="dxa"/>
+              <w:start w:w="120" w:type="dxa"/>
+              <w:bottom w:w="80" w:type="dxa"/>
+              <w:end w:w="120" w:type="dxa"/>
+            </w:tcMar>
+            <w:shd w:fill="F4F7FA"/>
+          </w:tcPr>
+          <w:p>
+            <w:pPr>
+              <w:pStyle w:val="TableBody"/>
+            </w:pPr>
+            <w:r>
+              <w:t>ВК-1</w:t>
+            </w:r>
+          </w:p>
+        </w:tc>
+        <w:tc>
+          <w:tcPr>
+            <w:tcW w:type="dxa" w:w="2340"/>
+            <w:vAlign w:val="center"/>
+            <w:tcMar>
+              <w:top w:w="80" w:type="dxa"/>
+              <w:start w:w="120" w:type="dxa"/>
+              <w:bottom w:w="80" w:type="dxa"/>
+              <w:end w:w="120" w:type="dxa"/>
+            </w:tcMar>
+            <w:shd w:fill="F4F7FA"/>
+          </w:tcPr>
+          <w:p>
+            <w:pPr>
+              <w:pStyle w:val="TableBody"/>
+            </w:pPr>
+            <w:r>
+              <w:t>математический анализ, линейная алгебра</w:t>
+            </w:r>
+          </w:p>
+        </w:tc>
+        <w:tc>
+          <w:tcPr>
+            <w:tcW w:type="dxa" w:w="2340"/>
+            <w:vAlign w:val="center"/>
+            <w:tcMar>
+              <w:top w:w="80" w:type="dxa"/>
+              <w:start w:w="120" w:type="dxa"/>
+              <w:bottom w:w="80" w:type="dxa"/>
+              <w:end w:w="120" w:type="dxa"/>
+            </w:tcMar>
+            <w:shd w:fill="F4F7FA"/>
+          </w:tcPr>
+          <w:p>
+            <w:pPr>
+              <w:pStyle w:val="TableBody"/>
+            </w:pPr>
+            <w:r>
+              <w:t>ВК-1.2</w:t>
+            </w:r>
+          </w:p>
+        </w:tc>
+        <w:tc>
+          <w:tcPr>
+            <w:tcW w:type="dxa" w:w="2340"/>
+            <w:vAlign w:val="center"/>
+            <w:tcMar>
+              <w:top w:w="80" w:type="dxa"/>
+              <w:start w:w="120" w:type="dxa"/>
+              <w:bottom w:w="80" w:type="dxa"/>
+              <w:end w:w="120" w:type="dxa"/>
+            </w:tcMar>
+            <w:shd w:fill="F4F7FA"/>
+          </w:tcPr>
+          <w:p>
+            <w:pPr>
+              <w:pStyle w:val="TableBody"/>
+            </w:pPr>
+            <w:r>
+              <w:t>выполнять операции с векторами и матрицами, учитывать расстояние и масштаб</w:t>
+            </w:r>
+          </w:p>
+        </w:tc>
+      </w:tr>
+      <w:tr>
+        <w:trPr>
+          <w:cantSplit/>
+        </w:trPr>
+        <w:tc>
+          <w:tcPr>
+            <w:tcW w:type="dxa" w:w="2340"/>
+            <w:vAlign w:val="center"/>
+            <w:tcMar>
+              <w:top w:w="80" w:type="dxa"/>
+              <w:start w:w="120" w:type="dxa"/>
+              <w:bottom w:w="80" w:type="dxa"/>
+              <w:end w:w="120" w:type="dxa"/>
+            </w:tcMar>
+          </w:tcPr>
+          <w:p>
+            <w:pPr>
+              <w:pStyle w:val="TableBody"/>
+            </w:pPr>
+            <w:r>
+              <w:t>ВК-2 — применяет основы вероятности и статистики</w:t>
+            </w:r>
+          </w:p>
+        </w:tc>
+        <w:tc>
+          <w:tcPr>
+            <w:tcW w:type="dxa" w:w="2340"/>
+            <w:vAlign w:val="center"/>
+            <w:tcMar>
+              <w:top w:w="80" w:type="dxa"/>
+              <w:start w:w="120" w:type="dxa"/>
+              <w:bottom w:w="80" w:type="dxa"/>
+              <w:end w:w="120" w:type="dxa"/>
+            </w:tcMar>
+          </w:tcPr>
+          <w:p>
+            <w:pPr>
+              <w:pStyle w:val="TableBody"/>
+            </w:pPr>
+            <w:r>
+              <w:t>теория вероятностей, математическая статистика</w:t>
+            </w:r>
+          </w:p>
+        </w:tc>
+        <w:tc>
+          <w:tcPr>
+            <w:tcW w:type="dxa" w:w="2340"/>
+            <w:vAlign w:val="center"/>
+            <w:tcMar>
+              <w:top w:w="80" w:type="dxa"/>
+              <w:start w:w="120" w:type="dxa"/>
+              <w:bottom w:w="80" w:type="dxa"/>
+              <w:end w:w="120" w:type="dxa"/>
+            </w:tcMar>
+          </w:tcPr>
+          <w:p>
+            <w:pPr>
+              <w:pStyle w:val="TableBody"/>
+            </w:pPr>
+            <w:r>
+              <w:t>ВК-2.1</w:t>
+            </w:r>
+          </w:p>
+        </w:tc>
+        <w:tc>
+          <w:tcPr>
+            <w:tcW w:type="dxa" w:w="2340"/>
+            <w:vAlign w:val="center"/>
+            <w:tcMar>
+              <w:top w:w="80" w:type="dxa"/>
+              <w:start w:w="120" w:type="dxa"/>
+              <w:bottom w:w="80" w:type="dxa"/>
+              <w:end w:w="120" w:type="dxa"/>
+            </w:tcMar>
+          </w:tcPr>
+          <w:p>
+            <w:pPr>
+              <w:pStyle w:val="TableBody"/>
+            </w:pPr>
+            <w:r>
+              <w:t>рассчитывать и объяснять описательные статистики, различать выборку и генеральную совокупность</w:t>
+            </w:r>
+          </w:p>
+        </w:tc>
+      </w:tr>
+      <w:tr>
+        <w:trPr>
+          <w:cantSplit/>
+        </w:trPr>
+        <w:tc>
+          <w:tcPr>
+            <w:tcW w:type="dxa" w:w="2340"/>
+            <w:vAlign w:val="center"/>
+            <w:tcMar>
+              <w:top w:w="80" w:type="dxa"/>
+              <w:start w:w="120" w:type="dxa"/>
+              <w:bottom w:w="80" w:type="dxa"/>
+              <w:end w:w="120" w:type="dxa"/>
+            </w:tcMar>
+            <w:shd w:fill="F4F7FA"/>
+          </w:tcPr>
+          <w:p>
+            <w:pPr>
+              <w:pStyle w:val="TableBody"/>
+            </w:pPr>
+            <w:r>
+              <w:t>ВК-2</w:t>
+            </w:r>
+          </w:p>
+        </w:tc>
+        <w:tc>
+          <w:tcPr>
+            <w:tcW w:type="dxa" w:w="2340"/>
+            <w:vAlign w:val="center"/>
+            <w:tcMar>
+              <w:top w:w="80" w:type="dxa"/>
+              <w:start w:w="120" w:type="dxa"/>
+              <w:bottom w:w="80" w:type="dxa"/>
+              <w:end w:w="120" w:type="dxa"/>
+            </w:tcMar>
+            <w:shd w:fill="F4F7FA"/>
+          </w:tcPr>
+          <w:p>
+            <w:pPr>
+              <w:pStyle w:val="TableBody"/>
+            </w:pPr>
+            <w:r>
+              <w:t>теория вероятностей, математическая статистика</w:t>
+            </w:r>
+          </w:p>
+        </w:tc>
+        <w:tc>
+          <w:tcPr>
+            <w:tcW w:type="dxa" w:w="2340"/>
+            <w:vAlign w:val="center"/>
+            <w:tcMar>
+              <w:top w:w="80" w:type="dxa"/>
+              <w:start w:w="120" w:type="dxa"/>
+              <w:bottom w:w="80" w:type="dxa"/>
+              <w:end w:w="120" w:type="dxa"/>
+            </w:tcMar>
+            <w:shd w:fill="F4F7FA"/>
+          </w:tcPr>
+          <w:p>
+            <w:pPr>
+              <w:pStyle w:val="TableBody"/>
+            </w:pPr>
+            <w:r>
+              <w:t>ВК-2.2</w:t>
+            </w:r>
+          </w:p>
+        </w:tc>
+        <w:tc>
+          <w:tcPr>
+            <w:tcW w:type="dxa" w:w="2340"/>
+            <w:vAlign w:val="center"/>
+            <w:tcMar>
+              <w:top w:w="80" w:type="dxa"/>
+              <w:start w:w="120" w:type="dxa"/>
+              <w:bottom w:w="80" w:type="dxa"/>
+              <w:end w:w="120" w:type="dxa"/>
+            </w:tcMar>
+            <w:shd w:fill="F4F7FA"/>
+          </w:tcPr>
+          <w:p>
+            <w:pPr>
+              <w:pStyle w:val="TableBody"/>
+            </w:pPr>
+            <w:r>
+              <w:t>интерпретировать корреляцию, доверительный интервал и результат простой проверки гипотезы</w:t>
+            </w:r>
+          </w:p>
+        </w:tc>
+      </w:tr>
+      <w:tr>
+        <w:trPr>
+          <w:cantSplit/>
+        </w:trPr>
+        <w:tc>
+          <w:tcPr>
+            <w:tcW w:type="dxa" w:w="2340"/>
+            <w:vAlign w:val="center"/>
+            <w:tcMar>
+              <w:top w:w="80" w:type="dxa"/>
+              <w:start w:w="120" w:type="dxa"/>
+              <w:bottom w:w="80" w:type="dxa"/>
+              <w:end w:w="120" w:type="dxa"/>
+            </w:tcMar>
+          </w:tcPr>
+          <w:p>
+            <w:pPr>
+              <w:pStyle w:val="TableBody"/>
+            </w:pPr>
+            <w:r>
+              <w:t>ВК-3 — использует Python для обработки данных</w:t>
+            </w:r>
+          </w:p>
+        </w:tc>
+        <w:tc>
+          <w:tcPr>
+            <w:tcW w:type="dxa" w:w="2340"/>
+            <w:vAlign w:val="center"/>
+            <w:tcMar>
+              <w:top w:w="80" w:type="dxa"/>
+              <w:start w:w="120" w:type="dxa"/>
+              <w:bottom w:w="80" w:type="dxa"/>
+              <w:end w:w="120" w:type="dxa"/>
+            </w:tcMar>
+          </w:tcPr>
+          <w:p>
+            <w:pPr>
+              <w:pStyle w:val="TableBody"/>
+            </w:pPr>
+            <w:r>
+              <w:t>основы программирования</w:t>
+            </w:r>
+          </w:p>
+        </w:tc>
+        <w:tc>
+          <w:tcPr>
+            <w:tcW w:type="dxa" w:w="2340"/>
+            <w:vAlign w:val="center"/>
+            <w:tcMar>
+              <w:top w:w="80" w:type="dxa"/>
+              <w:start w:w="120" w:type="dxa"/>
+              <w:bottom w:w="80" w:type="dxa"/>
+              <w:end w:w="120" w:type="dxa"/>
+            </w:tcMar>
+          </w:tcPr>
+          <w:p>
+            <w:pPr>
+              <w:pStyle w:val="TableBody"/>
+            </w:pPr>
+            <w:r>
+              <w:t>ВК-3.1</w:t>
+            </w:r>
+          </w:p>
+        </w:tc>
+        <w:tc>
+          <w:tcPr>
+            <w:tcW w:type="dxa" w:w="2340"/>
+            <w:vAlign w:val="center"/>
+            <w:tcMar>
+              <w:top w:w="80" w:type="dxa"/>
+              <w:start w:w="120" w:type="dxa"/>
+              <w:bottom w:w="80" w:type="dxa"/>
+              <w:end w:w="120" w:type="dxa"/>
+            </w:tcMar>
+          </w:tcPr>
+          <w:p>
+            <w:pPr>
+              <w:pStyle w:val="TableBody"/>
+            </w:pPr>
+            <w:r>
+              <w:t>писать функции, работать с коллекциями, файлами и модулями</w:t>
+            </w:r>
+          </w:p>
+        </w:tc>
+      </w:tr>
+      <w:tr>
+        <w:trPr>
+          <w:cantSplit/>
+        </w:trPr>
+        <w:tc>
+          <w:tcPr>
+            <w:tcW w:type="dxa" w:w="2340"/>
+            <w:vAlign w:val="center"/>
+            <w:tcMar>
+              <w:top w:w="80" w:type="dxa"/>
+              <w:start w:w="120" w:type="dxa"/>
+              <w:bottom w:w="80" w:type="dxa"/>
+              <w:end w:w="120" w:type="dxa"/>
+            </w:tcMar>
+            <w:shd w:fill="F4F7FA"/>
+          </w:tcPr>
+          <w:p>
+            <w:pPr>
+              <w:pStyle w:val="TableBody"/>
+            </w:pPr>
+            <w:r>
+              <w:t>ВК-3</w:t>
+            </w:r>
+          </w:p>
+        </w:tc>
+        <w:tc>
+          <w:tcPr>
+            <w:tcW w:type="dxa" w:w="2340"/>
+            <w:vAlign w:val="center"/>
+            <w:tcMar>
+              <w:top w:w="80" w:type="dxa"/>
+              <w:start w:w="120" w:type="dxa"/>
+              <w:bottom w:w="80" w:type="dxa"/>
+              <w:end w:w="120" w:type="dxa"/>
+            </w:tcMar>
+            <w:shd w:fill="F4F7FA"/>
+          </w:tcPr>
+          <w:p>
+            <w:pPr>
+              <w:pStyle w:val="TableBody"/>
+            </w:pPr>
+            <w:r>
+              <w:t>основы программирования</w:t>
+            </w:r>
+          </w:p>
+        </w:tc>
+        <w:tc>
+          <w:tcPr>
+            <w:tcW w:type="dxa" w:w="2340"/>
+            <w:vAlign w:val="center"/>
+            <w:tcMar>
+              <w:top w:w="80" w:type="dxa"/>
+              <w:start w:w="120" w:type="dxa"/>
+              <w:bottom w:w="80" w:type="dxa"/>
+              <w:end w:w="120" w:type="dxa"/>
+            </w:tcMar>
+            <w:shd w:fill="F4F7FA"/>
+          </w:tcPr>
+          <w:p>
+            <w:pPr>
+              <w:pStyle w:val="TableBody"/>
+            </w:pPr>
+            <w:r>
+              <w:t>ВК-3.2</w:t>
+            </w:r>
+          </w:p>
+        </w:tc>
+        <w:tc>
+          <w:tcPr>
+            <w:tcW w:type="dxa" w:w="2340"/>
+            <w:vAlign w:val="center"/>
+            <w:tcMar>
+              <w:top w:w="80" w:type="dxa"/>
+              <w:start w:w="120" w:type="dxa"/>
+              <w:bottom w:w="80" w:type="dxa"/>
+              <w:end w:w="120" w:type="dxa"/>
+            </w:tcMar>
+            <w:shd w:fill="F4F7FA"/>
+          </w:tcPr>
+          <w:p>
+            <w:pPr>
+              <w:pStyle w:val="TableBody"/>
+            </w:pPr>
+            <w:r>
+              <w:t>запускать ноутбук с начала и выполнять базовые операции в NumPy и pandas</w:t>
+            </w:r>
+          </w:p>
+        </w:tc>
+      </w:tr>
+      <w:tr>
+        <w:trPr>
+          <w:cantSplit/>
+        </w:trPr>
+        <w:tc>
+          <w:tcPr>
+            <w:tcW w:type="dxa" w:w="2340"/>
+            <w:vAlign w:val="center"/>
+            <w:tcMar>
+              <w:top w:w="80" w:type="dxa"/>
+              <w:start w:w="120" w:type="dxa"/>
+              <w:bottom w:w="80" w:type="dxa"/>
+              <w:end w:w="120" w:type="dxa"/>
+            </w:tcMar>
+          </w:tcPr>
+          <w:p>
+            <w:pPr>
+              <w:pStyle w:val="TableBody"/>
+            </w:pPr>
+            <w:r>
+              <w:t>ВК-4 — выполняет базовую подготовку и выборку данных</w:t>
+            </w:r>
+          </w:p>
+        </w:tc>
+        <w:tc>
+          <w:tcPr>
+            <w:tcW w:type="dxa" w:w="2340"/>
+            <w:vAlign w:val="center"/>
+            <w:tcMar>
+              <w:top w:w="80" w:type="dxa"/>
+              <w:start w:w="120" w:type="dxa"/>
+              <w:bottom w:w="80" w:type="dxa"/>
+              <w:end w:w="120" w:type="dxa"/>
+            </w:tcMar>
+          </w:tcPr>
+          <w:p>
+            <w:pPr>
+              <w:pStyle w:val="TableBody"/>
+            </w:pPr>
+            <w:r>
+              <w:t>технологии обработки данных, базы данных</w:t>
+            </w:r>
+          </w:p>
+        </w:tc>
+        <w:tc>
+          <w:tcPr>
+            <w:tcW w:type="dxa" w:w="2340"/>
+            <w:vAlign w:val="center"/>
+            <w:tcMar>
+              <w:top w:w="80" w:type="dxa"/>
+              <w:start w:w="120" w:type="dxa"/>
+              <w:bottom w:w="80" w:type="dxa"/>
+              <w:end w:w="120" w:type="dxa"/>
+            </w:tcMar>
+          </w:tcPr>
+          <w:p>
+            <w:pPr>
+              <w:pStyle w:val="TableBody"/>
+            </w:pPr>
+            <w:r>
+              <w:t>ВК-4.1</w:t>
+            </w:r>
+          </w:p>
+        </w:tc>
+        <w:tc>
+          <w:tcPr>
+            <w:tcW w:type="dxa" w:w="2340"/>
+            <w:vAlign w:val="center"/>
+            <w:tcMar>
+              <w:top w:w="80" w:type="dxa"/>
+              <w:start w:w="120" w:type="dxa"/>
+              <w:bottom w:w="80" w:type="dxa"/>
+              <w:end w:w="120" w:type="dxa"/>
+            </w:tcMar>
+          </w:tcPr>
+          <w:p>
+            <w:pPr>
+              <w:pStyle w:val="TableBody"/>
+            </w:pPr>
+            <w:r>
+              <w:t>различать типы и гранулярность данных, объединять, фильтровать и агрегировать таблицы</w:t>
+            </w:r>
+          </w:p>
+        </w:tc>
+      </w:tr>
+      <w:tr>
+        <w:trPr>
+          <w:cantSplit/>
+        </w:trPr>
+        <w:tc>
+          <w:tcPr>
+            <w:tcW w:type="dxa" w:w="2340"/>
+            <w:vAlign w:val="center"/>
+            <w:tcMar>
+              <w:top w:w="80" w:type="dxa"/>
+              <w:start w:w="120" w:type="dxa"/>
+              <w:bottom w:w="80" w:type="dxa"/>
+              <w:end w:w="120" w:type="dxa"/>
+            </w:tcMar>
+            <w:shd w:fill="F4F7FA"/>
+          </w:tcPr>
+          <w:p>
+            <w:pPr>
+              <w:pStyle w:val="TableBody"/>
+            </w:pPr>
+            <w:r>
+              <w:t>ВК-4</w:t>
+            </w:r>
+          </w:p>
+        </w:tc>
+        <w:tc>
+          <w:tcPr>
+            <w:tcW w:type="dxa" w:w="2340"/>
+            <w:vAlign w:val="center"/>
+            <w:tcMar>
+              <w:top w:w="80" w:type="dxa"/>
+              <w:start w:w="120" w:type="dxa"/>
+              <w:bottom w:w="80" w:type="dxa"/>
+              <w:end w:w="120" w:type="dxa"/>
+            </w:tcMar>
+            <w:shd w:fill="F4F7FA"/>
+          </w:tcPr>
+          <w:p>
+            <w:pPr>
+              <w:pStyle w:val="TableBody"/>
+            </w:pPr>
+            <w:r>
+              <w:t>технологии обработки данных, базы данных</w:t>
+            </w:r>
+          </w:p>
+        </w:tc>
+        <w:tc>
+          <w:tcPr>
+            <w:tcW w:type="dxa" w:w="2340"/>
+            <w:vAlign w:val="center"/>
+            <w:tcMar>
+              <w:top w:w="80" w:type="dxa"/>
+              <w:start w:w="120" w:type="dxa"/>
+              <w:bottom w:w="80" w:type="dxa"/>
+              <w:end w:w="120" w:type="dxa"/>
+            </w:tcMar>
+            <w:shd w:fill="F4F7FA"/>
+          </w:tcPr>
+          <w:p>
+            <w:pPr>
+              <w:pStyle w:val="TableBody"/>
+            </w:pPr>
+            <w:r>
+              <w:t>ВК-4.2</w:t>
+            </w:r>
+          </w:p>
+        </w:tc>
+        <w:tc>
+          <w:tcPr>
+            <w:tcW w:type="dxa" w:w="2340"/>
+            <w:vAlign w:val="center"/>
+            <w:tcMar>
+              <w:top w:w="80" w:type="dxa"/>
+              <w:start w:w="120" w:type="dxa"/>
+              <w:bottom w:w="80" w:type="dxa"/>
+              <w:end w:w="120" w:type="dxa"/>
+            </w:tcMar>
+            <w:shd w:fill="F4F7FA"/>
+          </w:tcPr>
+          <w:p>
+            <w:pPr>
+              <w:pStyle w:val="TableBody"/>
+            </w:pPr>
+            <w:r>
+              <w:t>распознавать пропуски и дубликаты, составлять простой SQL-запрос</w:t>
             </w:r>
           </w:p>
         </w:tc>
@@ -114,7 +909,7 @@
     </w:tbl>
     <w:p>
       <w:pPr>
-        <w:spacing w:after="0"/>
+        <w:spacing w:after="20"/>
       </w:pPr>
     </w:p>
     <w:p>
@@ -122,39 +917,25 @@
         <w:pStyle w:val="Heading2"/>
       </w:pPr>
       <w:r>
-        <w:t>Основание для разработки</w:t>
+        <w:t>Проверка на входе</w:t>
+      </w:r>
+    </w:p>
+    <w:p>
+      <w:r>
+        <w:t>КИМ-0 проводится на первой неделе и не входит в итоговые 100 баллов. Его результат нужен для адресного повторения: преподаватель отмечает недостигнутые индикаторы и назначает материалы из карты выравнивания.</w:t>
+      </w:r>
+    </w:p>
+    <w:p>
+      <w:r>
+        <w:t>Студент допускается к зависимому этапу после исправления тех пробелов, которые мешают выполнить соответствующее действие. Например, затруднение с объединением таблиц закрывается до построения паспорта данных, а ошибка в интерпретации корреляции — до выводов по EDA. Диагностика не заменяет КИМ-1–КИМ-6.</w:t>
       </w:r>
     </w:p>
     <w:p>
       <w:pPr>
-        <w:pStyle w:val="ListBullet"/>
+        <w:pStyle w:val="Heading2"/>
       </w:pPr>
       <w:r>
-        <w:t>Компетентностно-ролевая модель специалистов в сфере искусственного интеллекта, версия 3.0.</w:t>
-      </w:r>
-    </w:p>
-    <w:p>
-      <w:pPr>
-        <w:pStyle w:val="ListBullet"/>
-      </w:pPr>
-      <w:r>
-        <w:t>Учебные материалы «Конструирование и разработка учебных дисциплин в сфере ИИ на основе компетентностно-ролевой модели», 2026 г.</w:t>
-      </w:r>
-    </w:p>
-    <w:p>
-      <w:pPr>
-        <w:pStyle w:val="ListBullet"/>
-      </w:pPr>
-      <w:r>
-        <w:t>Решение рабочей группы: основная профессиональная роль — Data Analyst; язык реализации учебных заданий — Python; CRISP-DM используется как внутренняя методология проектной работы.</w:t>
-      </w:r>
-    </w:p>
-    <w:p>
-      <w:pPr>
-        <w:pStyle w:val="Heading1"/>
-      </w:pPr>
-      <w:r>
-        <w:t>2. Рекомендуемое место в образовательной программе</w:t>
+        <w:t>Переход к результатам дисциплины</w:t>
       </w:r>
     </w:p>
     <w:tbl>
@@ -162,374 +943,289 @@
         <w:tblStyle w:val="TableGrid"/>
         <w:tblW w:type="auto" w:w="0"/>
         <w:jc w:val="center"/>
-        <w:tblLayout w:type="fixed"/>
+        <w:tblLayout w:type="autofit"/>
         <w:tblLook w:firstColumn="1" w:firstRow="1" w:lastColumn="0" w:lastRow="0" w:noHBand="0" w:noVBand="1" w:val="04A0"/>
       </w:tblPr>
       <w:tblGrid>
-        <w:gridCol w:w="5014"/>
-        <w:gridCol w:w="5014"/>
+        <w:gridCol w:w="3120"/>
+        <w:gridCol w:w="3120"/>
+        <w:gridCol w:w="3120"/>
       </w:tblGrid>
       <w:tr>
         <w:trPr>
+          <w:cantSplit/>
           <w:tblHeader w:val="true"/>
         </w:trPr>
         <w:tc>
           <w:tcPr>
-            <w:tcW w:type="dxa" w:w="2381"/>
-            <w:shd w:fill="1F4E78"/>
+            <w:tcW w:type="dxa" w:w="3120"/>
+            <w:vAlign w:val="center"/>
             <w:tcMar>
               <w:top w:w="80" w:type="dxa"/>
-              <w:start w:w="90" w:type="dxa"/>
+              <w:start w:w="120" w:type="dxa"/>
               <w:bottom w:w="80" w:type="dxa"/>
-              <w:end w:w="90" w:type="dxa"/>
+              <w:end w:w="120" w:type="dxa"/>
             </w:tcMar>
-            <w:vAlign w:val="center"/>
+            <w:shd w:fill="E8EEF5"/>
           </w:tcPr>
           <w:p>
             <w:pPr>
-              <w:jc w:val="center"/>
+              <w:pStyle w:val="TableBody"/>
             </w:pPr>
             <w:r>
               <w:rPr>
-                <w:rFonts w:ascii="Times New Roman" w:hAnsi="Times New Roman"/>
                 <w:b/>
-                <w:color w:val="FFFFFF"/>
-                <w:sz w:val="18"/>
+                <w:color w:val="1F4E79"/>
               </w:rPr>
-              <w:t>Параметр</w:t>
+              <w:t>Входная основа</w:t>
             </w:r>
           </w:p>
         </w:tc>
         <w:tc>
           <w:tcPr>
-            <w:tcW w:type="dxa" w:w="7087"/>
-            <w:shd w:fill="1F4E78"/>
+            <w:tcW w:type="dxa" w:w="3120"/>
+            <w:vAlign w:val="center"/>
             <w:tcMar>
               <w:top w:w="80" w:type="dxa"/>
-              <w:start w:w="90" w:type="dxa"/>
+              <w:start w:w="120" w:type="dxa"/>
               <w:bottom w:w="80" w:type="dxa"/>
-              <w:end w:w="90" w:type="dxa"/>
+              <w:end w:w="120" w:type="dxa"/>
             </w:tcMar>
-            <w:vAlign w:val="center"/>
+            <w:shd w:fill="E8EEF5"/>
           </w:tcPr>
           <w:p>
             <w:pPr>
-              <w:jc w:val="center"/>
+              <w:pStyle w:val="TableBody"/>
             </w:pPr>
             <w:r>
               <w:rPr>
-                <w:rFonts w:ascii="Times New Roman" w:hAnsi="Times New Roman"/>
                 <w:b/>
-                <w:color w:val="FFFFFF"/>
-                <w:sz w:val="18"/>
+                <w:color w:val="1F4E79"/>
               </w:rPr>
-              <w:t>Рекомендация</w:t>
+              <w:t>Где используется</w:t>
+            </w:r>
+          </w:p>
+        </w:tc>
+        <w:tc>
+          <w:tcPr>
+            <w:tcW w:type="dxa" w:w="3120"/>
+            <w:vAlign w:val="center"/>
+            <w:tcMar>
+              <w:top w:w="80" w:type="dxa"/>
+              <w:start w:w="120" w:type="dxa"/>
+              <w:bottom w:w="80" w:type="dxa"/>
+              <w:end w:w="120" w:type="dxa"/>
+            </w:tcMar>
+            <w:shd w:fill="E8EEF5"/>
+          </w:tcPr>
+          <w:p>
+            <w:pPr>
+              <w:pStyle w:val="TableBody"/>
+            </w:pPr>
+            <w:r>
+              <w:rPr>
+                <w:b/>
+                <w:color w:val="1F4E79"/>
+              </w:rPr>
+              <w:t>Целевой результат</w:t>
             </w:r>
           </w:p>
         </w:tc>
       </w:tr>
       <w:tr>
+        <w:trPr>
+          <w:cantSplit/>
+        </w:trPr>
         <w:tc>
           <w:tcPr>
-            <w:tcW w:type="dxa" w:w="2381"/>
+            <w:tcW w:type="dxa" w:w="3120"/>
+            <w:vAlign w:val="center"/>
             <w:tcMar>
               <w:top w:w="80" w:type="dxa"/>
-              <w:start w:w="90" w:type="dxa"/>
+              <w:start w:w="120" w:type="dxa"/>
               <w:bottom w:w="80" w:type="dxa"/>
-              <w:end w:w="90" w:type="dxa"/>
+              <w:end w:w="120" w:type="dxa"/>
             </w:tcMar>
-            <w:vAlign w:val="center"/>
           </w:tcPr>
           <w:p>
             <w:pPr>
-              <w:spacing w:after="0"/>
+              <w:pStyle w:val="TableBody"/>
             </w:pPr>
             <w:r>
-              <w:rPr>
-                <w:rFonts w:ascii="Times New Roman" w:hAnsi="Times New Roman"/>
-                <w:sz w:val="18"/>
-              </w:rPr>
-              <w:t>Уровень</w:t>
+              <w:t>ВК-1, ВК-2</w:t>
             </w:r>
           </w:p>
         </w:tc>
         <w:tc>
           <w:tcPr>
-            <w:tcW w:type="dxa" w:w="7087"/>
+            <w:tcW w:type="dxa" w:w="3120"/>
+            <w:vAlign w:val="center"/>
             <w:tcMar>
               <w:top w:w="80" w:type="dxa"/>
-              <w:start w:w="90" w:type="dxa"/>
+              <w:start w:w="120" w:type="dxa"/>
               <w:bottom w:w="80" w:type="dxa"/>
-              <w:end w:w="90" w:type="dxa"/>
+              <w:end w:w="120" w:type="dxa"/>
             </w:tcMar>
-            <w:vAlign w:val="center"/>
           </w:tcPr>
           <w:p>
             <w:pPr>
-              <w:spacing w:after="0"/>
+              <w:pStyle w:val="TableBody"/>
             </w:pPr>
             <w:r>
-              <w:rPr>
-                <w:rFonts w:ascii="Times New Roman" w:hAnsi="Times New Roman"/>
-                <w:sz w:val="18"/>
-              </w:rPr>
-              <w:t>3–4 курс бакалавриата или специалитета</w:t>
+              <w:t>EDA, статистические выводы, метрики</w:t>
+            </w:r>
+          </w:p>
+        </w:tc>
+        <w:tc>
+          <w:tcPr>
+            <w:tcW w:type="dxa" w:w="3120"/>
+            <w:vAlign w:val="center"/>
+            <w:tcMar>
+              <w:top w:w="80" w:type="dxa"/>
+              <w:start w:w="120" w:type="dxa"/>
+              <w:bottom w:w="80" w:type="dxa"/>
+              <w:end w:w="120" w:type="dxa"/>
+            </w:tcMar>
+          </w:tcPr>
+          <w:p>
+            <w:pPr>
+              <w:pStyle w:val="TableBody"/>
+            </w:pPr>
+            <w:r>
+              <w:t>BD-1.2, ML-2.3, уровень С</w:t>
             </w:r>
           </w:p>
         </w:tc>
       </w:tr>
       <w:tr>
+        <w:trPr>
+          <w:cantSplit/>
+        </w:trPr>
         <w:tc>
           <w:tcPr>
-            <w:tcW w:type="dxa" w:w="2381"/>
+            <w:tcW w:type="dxa" w:w="3120"/>
+            <w:vAlign w:val="center"/>
             <w:tcMar>
               <w:top w:w="80" w:type="dxa"/>
-              <w:start w:w="90" w:type="dxa"/>
+              <w:start w:w="120" w:type="dxa"/>
               <w:bottom w:w="80" w:type="dxa"/>
-              <w:end w:w="90" w:type="dxa"/>
+              <w:end w:w="120" w:type="dxa"/>
             </w:tcMar>
-            <w:vAlign w:val="center"/>
-            <w:shd w:fill="F7FAFC"/>
+            <w:shd w:fill="F4F7FA"/>
           </w:tcPr>
           <w:p>
             <w:pPr>
-              <w:spacing w:after="0"/>
+              <w:pStyle w:val="TableBody"/>
             </w:pPr>
             <w:r>
-              <w:rPr>
-                <w:rFonts w:ascii="Times New Roman" w:hAnsi="Times New Roman"/>
-                <w:sz w:val="18"/>
-              </w:rPr>
-              <w:t>Блок</w:t>
+              <w:t>ВК-3, ВК-4</w:t>
             </w:r>
           </w:p>
         </w:tc>
         <w:tc>
           <w:tcPr>
-            <w:tcW w:type="dxa" w:w="7087"/>
+            <w:tcW w:type="dxa" w:w="3120"/>
+            <w:vAlign w:val="center"/>
             <w:tcMar>
               <w:top w:w="80" w:type="dxa"/>
-              <w:start w:w="90" w:type="dxa"/>
+              <w:start w:w="120" w:type="dxa"/>
               <w:bottom w:w="80" w:type="dxa"/>
-              <w:end w:w="90" w:type="dxa"/>
+              <w:end w:w="120" w:type="dxa"/>
             </w:tcMar>
-            <w:vAlign w:val="center"/>
-            <w:shd w:fill="F7FAFC"/>
+            <w:shd w:fill="F4F7FA"/>
           </w:tcPr>
           <w:p>
             <w:pPr>
-              <w:spacing w:after="0"/>
+              <w:pStyle w:val="TableBody"/>
             </w:pPr>
             <w:r>
-              <w:rPr>
-                <w:rFonts w:ascii="Times New Roman" w:hAnsi="Times New Roman"/>
-                <w:sz w:val="18"/>
-              </w:rPr>
-              <w:t>Профессиональный блок; дисциплина по выбору либо обязательная дисциплина профиля</w:t>
+              <w:t>воспроизводимая подготовка данных и признаков</w:t>
+            </w:r>
+          </w:p>
+        </w:tc>
+        <w:tc>
+          <w:tcPr>
+            <w:tcW w:type="dxa" w:w="3120"/>
+            <w:vAlign w:val="center"/>
+            <w:tcMar>
+              <w:top w:w="80" w:type="dxa"/>
+              <w:start w:w="120" w:type="dxa"/>
+              <w:bottom w:w="80" w:type="dxa"/>
+              <w:end w:w="120" w:type="dxa"/>
+            </w:tcMar>
+            <w:shd w:fill="F4F7FA"/>
+          </w:tcPr>
+          <w:p>
+            <w:pPr>
+              <w:pStyle w:val="TableBody"/>
+            </w:pPr>
+            <w:r>
+              <w:t>BD-1.3, BD-1.5, ML-2.2, уровень С</w:t>
             </w:r>
           </w:p>
         </w:tc>
       </w:tr>
       <w:tr>
+        <w:trPr>
+          <w:cantSplit/>
+        </w:trPr>
         <w:tc>
           <w:tcPr>
-            <w:tcW w:type="dxa" w:w="2381"/>
+            <w:tcW w:type="dxa" w:w="3120"/>
+            <w:vAlign w:val="center"/>
             <w:tcMar>
               <w:top w:w="80" w:type="dxa"/>
-              <w:start w:w="90" w:type="dxa"/>
+              <w:start w:w="120" w:type="dxa"/>
               <w:bottom w:w="80" w:type="dxa"/>
-              <w:end w:w="90" w:type="dxa"/>
+              <w:end w:w="120" w:type="dxa"/>
             </w:tcMar>
-            <w:vAlign w:val="center"/>
           </w:tcPr>
           <w:p>
             <w:pPr>
-              <w:spacing w:after="0"/>
+              <w:pStyle w:val="TableBody"/>
             </w:pPr>
             <w:r>
-              <w:rPr>
-                <w:rFonts w:ascii="Times New Roman" w:hAnsi="Times New Roman"/>
-                <w:sz w:val="18"/>
-              </w:rPr>
-              <w:t>Продолжительность</w:t>
+              <w:t>все входные компетенции</w:t>
             </w:r>
           </w:p>
         </w:tc>
         <w:tc>
           <w:tcPr>
-            <w:tcW w:type="dxa" w:w="7087"/>
+            <w:tcW w:type="dxa" w:w="3120"/>
+            <w:vAlign w:val="center"/>
             <w:tcMar>
               <w:top w:w="80" w:type="dxa"/>
-              <w:start w:w="90" w:type="dxa"/>
+              <w:start w:w="120" w:type="dxa"/>
               <w:bottom w:w="80" w:type="dxa"/>
-              <w:end w:w="90" w:type="dxa"/>
+              <w:end w:w="120" w:type="dxa"/>
             </w:tcMar>
-            <w:vAlign w:val="center"/>
           </w:tcPr>
           <w:p>
             <w:pPr>
-              <w:spacing w:after="0"/>
+              <w:pStyle w:val="TableBody"/>
             </w:pPr>
             <w:r>
-              <w:rPr>
-                <w:rFonts w:ascii="Times New Roman" w:hAnsi="Times New Roman"/>
-                <w:sz w:val="18"/>
-              </w:rPr>
-              <w:t>Один семестр</w:t>
-            </w:r>
-          </w:p>
-        </w:tc>
-      </w:tr>
-      <w:tr>
-        <w:tc>
-          <w:tcPr>
-            <w:tcW w:type="dxa" w:w="2381"/>
-            <w:tcMar>
-              <w:top w:w="80" w:type="dxa"/>
-              <w:start w:w="90" w:type="dxa"/>
-              <w:bottom w:w="80" w:type="dxa"/>
-              <w:end w:w="90" w:type="dxa"/>
-            </w:tcMar>
-            <w:vAlign w:val="center"/>
-            <w:shd w:fill="F7FAFC"/>
-          </w:tcPr>
-          <w:p>
-            <w:pPr>
-              <w:spacing w:after="0"/>
-            </w:pPr>
-            <w:r>
-              <w:rPr>
-                <w:rFonts w:ascii="Times New Roman" w:hAnsi="Times New Roman"/>
-                <w:sz w:val="18"/>
-              </w:rPr>
-              <w:t>Минимальная трудоёмкость</w:t>
+              <w:t>постановка, моделирование и защита проекта</w:t>
             </w:r>
           </w:p>
         </w:tc>
         <w:tc>
           <w:tcPr>
-            <w:tcW w:type="dxa" w:w="7087"/>
+            <w:tcW w:type="dxa" w:w="3120"/>
+            <w:vAlign w:val="center"/>
             <w:tcMar>
               <w:top w:w="80" w:type="dxa"/>
-              <w:start w:w="90" w:type="dxa"/>
+              <w:start w:w="120" w:type="dxa"/>
               <w:bottom w:w="80" w:type="dxa"/>
-              <w:end w:w="90" w:type="dxa"/>
+              <w:end w:w="120" w:type="dxa"/>
             </w:tcMar>
-            <w:vAlign w:val="center"/>
-            <w:shd w:fill="F7FAFC"/>
           </w:tcPr>
           <w:p>
             <w:pPr>
-              <w:spacing w:after="0"/>
+              <w:pStyle w:val="TableBody"/>
             </w:pPr>
             <w:r>
-              <w:rPr>
-                <w:rFonts w:ascii="Times New Roman" w:hAnsi="Times New Roman"/>
-                <w:sz w:val="18"/>
-              </w:rPr>
-              <w:t>3 ЗЕТ при условии сформированных основ Python и статистики</w:t>
-            </w:r>
-          </w:p>
-        </w:tc>
-      </w:tr>
-      <w:tr>
-        <w:tc>
-          <w:tcPr>
-            <w:tcW w:type="dxa" w:w="2381"/>
-            <w:tcMar>
-              <w:top w:w="80" w:type="dxa"/>
-              <w:start w:w="90" w:type="dxa"/>
-              <w:bottom w:w="80" w:type="dxa"/>
-              <w:end w:w="90" w:type="dxa"/>
-            </w:tcMar>
-            <w:vAlign w:val="center"/>
-          </w:tcPr>
-          <w:p>
-            <w:pPr>
-              <w:spacing w:after="0"/>
-            </w:pPr>
-            <w:r>
-              <w:rPr>
-                <w:rFonts w:ascii="Times New Roman" w:hAnsi="Times New Roman"/>
-                <w:sz w:val="18"/>
-              </w:rPr>
-              <w:t>Основная роль КРМ</w:t>
-            </w:r>
-          </w:p>
-        </w:tc>
-        <w:tc>
-          <w:tcPr>
-            <w:tcW w:type="dxa" w:w="7087"/>
-            <w:tcMar>
-              <w:top w:w="80" w:type="dxa"/>
-              <w:start w:w="90" w:type="dxa"/>
-              <w:bottom w:w="80" w:type="dxa"/>
-              <w:end w:w="90" w:type="dxa"/>
-            </w:tcMar>
-            <w:vAlign w:val="center"/>
-          </w:tcPr>
-          <w:p>
-            <w:pPr>
-              <w:spacing w:after="0"/>
-            </w:pPr>
-            <w:r>
-              <w:rPr>
-                <w:rFonts w:ascii="Times New Roman" w:hAnsi="Times New Roman"/>
-                <w:sz w:val="18"/>
-              </w:rPr>
-              <w:t>Data Analyst (аналитик данных)</w:t>
-            </w:r>
-          </w:p>
-        </w:tc>
-      </w:tr>
-      <w:tr>
-        <w:tc>
-          <w:tcPr>
-            <w:tcW w:type="dxa" w:w="2381"/>
-            <w:tcMar>
-              <w:top w:w="80" w:type="dxa"/>
-              <w:start w:w="90" w:type="dxa"/>
-              <w:bottom w:w="80" w:type="dxa"/>
-              <w:end w:w="90" w:type="dxa"/>
-            </w:tcMar>
-            <w:vAlign w:val="center"/>
-            <w:shd w:fill="F7FAFC"/>
-          </w:tcPr>
-          <w:p>
-            <w:pPr>
-              <w:spacing w:after="0"/>
-            </w:pPr>
-            <w:r>
-              <w:rPr>
-                <w:rFonts w:ascii="Times New Roman" w:hAnsi="Times New Roman"/>
-                <w:sz w:val="18"/>
-              </w:rPr>
-              <w:t>Тип результата</w:t>
-            </w:r>
-          </w:p>
-        </w:tc>
-        <w:tc>
-          <w:tcPr>
-            <w:tcW w:type="dxa" w:w="7087"/>
-            <w:tcMar>
-              <w:top w:w="80" w:type="dxa"/>
-              <w:start w:w="90" w:type="dxa"/>
-              <w:bottom w:w="80" w:type="dxa"/>
-              <w:end w:w="90" w:type="dxa"/>
-            </w:tcMar>
-            <w:vAlign w:val="center"/>
-            <w:shd w:fill="F7FAFC"/>
-          </w:tcPr>
-          <w:p>
-            <w:pPr>
-              <w:spacing w:after="0"/>
-            </w:pPr>
-            <w:r>
-              <w:rPr>
-                <w:rFonts w:ascii="Times New Roman" w:hAnsi="Times New Roman"/>
-                <w:sz w:val="18"/>
-              </w:rPr>
-              <w:t>Воспроизводимый аналитический проект, отчёт и рекомендации для принятия решения</w:t>
+              <w:t>LC-1.1, ML-2.1, итоговый аналитический продукт</w:t>
             </w:r>
           </w:p>
         </w:tc>
@@ -537,4400 +1233,19 @@
     </w:tbl>
     <w:p>
       <w:pPr>
-        <w:spacing w:after="0"/>
+        <w:spacing w:after="20"/>
       </w:pPr>
     </w:p>
     <w:p>
-      <w:pPr>
-        <w:pStyle w:val="Heading1"/>
-      </w:pPr>
       <w:r>
-        <w:t>3. Обязательные входные компетенции</w:t>
+        <w:t>Дальнейшее достижение рекомендованного для роли Data Analyst уровня П по BD-1 требует нескольких самостоятельных работ в новых условиях. Возможные элементы, артефакты и формы контроля приведены в траектории роли.</w:t>
       </w:r>
-    </w:p>
-    <w:p>
-      <w:r>
-        <w:t>Коды ВК используются только внутри учебного проекта и не заменяют компетенции ОПОП. Они позволяют одинаково описать результаты предшествующих дисциплин и задания входной диагностики.</w:t>
-      </w:r>
-    </w:p>
-    <w:tbl>
-      <w:tblPr>
-        <w:tblStyle w:val="TableGrid"/>
-        <w:tblW w:type="auto" w:w="0"/>
-        <w:jc w:val="center"/>
-        <w:tblLayout w:type="fixed"/>
-        <w:tblLook w:firstColumn="1" w:firstRow="1" w:lastColumn="0" w:lastRow="0" w:noHBand="0" w:noVBand="1" w:val="04A0"/>
-      </w:tblPr>
-      <w:tblGrid>
-        <w:gridCol w:w="2507"/>
-        <w:gridCol w:w="2507"/>
-        <w:gridCol w:w="2507"/>
-        <w:gridCol w:w="2507"/>
-      </w:tblGrid>
-      <w:tr>
-        <w:trPr>
-          <w:tblHeader w:val="true"/>
-        </w:trPr>
-        <w:tc>
-          <w:tcPr>
-            <w:tcW w:type="dxa" w:w="1134"/>
-            <w:shd w:fill="1F4E78"/>
-            <w:tcMar>
-              <w:top w:w="80" w:type="dxa"/>
-              <w:start w:w="90" w:type="dxa"/>
-              <w:bottom w:w="80" w:type="dxa"/>
-              <w:end w:w="90" w:type="dxa"/>
-            </w:tcMar>
-            <w:vAlign w:val="center"/>
-          </w:tcPr>
-          <w:p>
-            <w:pPr>
-              <w:jc w:val="center"/>
-            </w:pPr>
-            <w:r>
-              <w:rPr>
-                <w:rFonts w:ascii="Times New Roman" w:hAnsi="Times New Roman"/>
-                <w:b/>
-                <w:color w:val="FFFFFF"/>
-                <w:sz w:val="16"/>
-              </w:rPr>
-              <w:t>Индикатор</w:t>
-            </w:r>
-          </w:p>
-        </w:tc>
-        <w:tc>
-          <w:tcPr>
-            <w:tcW w:type="dxa" w:w="2551"/>
-            <w:shd w:fill="1F4E78"/>
-            <w:tcMar>
-              <w:top w:w="80" w:type="dxa"/>
-              <w:start w:w="90" w:type="dxa"/>
-              <w:bottom w:w="80" w:type="dxa"/>
-              <w:end w:w="90" w:type="dxa"/>
-            </w:tcMar>
-            <w:vAlign w:val="center"/>
-          </w:tcPr>
-          <w:p>
-            <w:pPr>
-              <w:jc w:val="center"/>
-            </w:pPr>
-            <w:r>
-              <w:rPr>
-                <w:rFonts w:ascii="Times New Roman" w:hAnsi="Times New Roman"/>
-                <w:b/>
-                <w:color w:val="FFFFFF"/>
-                <w:sz w:val="16"/>
-              </w:rPr>
-              <w:t>Предшествующая дисциплина</w:t>
-            </w:r>
-          </w:p>
-        </w:tc>
-        <w:tc>
-          <w:tcPr>
-            <w:tcW w:type="dxa" w:w="4989"/>
-            <w:shd w:fill="1F4E78"/>
-            <w:tcMar>
-              <w:top w:w="80" w:type="dxa"/>
-              <w:start w:w="90" w:type="dxa"/>
-              <w:bottom w:w="80" w:type="dxa"/>
-              <w:end w:w="90" w:type="dxa"/>
-            </w:tcMar>
-            <w:vAlign w:val="center"/>
-          </w:tcPr>
-          <w:p>
-            <w:pPr>
-              <w:jc w:val="center"/>
-            </w:pPr>
-            <w:r>
-              <w:rPr>
-                <w:rFonts w:ascii="Times New Roman" w:hAnsi="Times New Roman"/>
-                <w:b/>
-                <w:color w:val="FFFFFF"/>
-                <w:sz w:val="16"/>
-              </w:rPr>
-              <w:t>Проверяемое входное умение</w:t>
-            </w:r>
-          </w:p>
-        </w:tc>
-        <w:tc>
-          <w:tcPr>
-            <w:tcW w:type="dxa" w:w="794"/>
-            <w:shd w:fill="1F4E78"/>
-            <w:tcMar>
-              <w:top w:w="80" w:type="dxa"/>
-              <w:start w:w="90" w:type="dxa"/>
-              <w:bottom w:w="80" w:type="dxa"/>
-              <w:end w:w="90" w:type="dxa"/>
-            </w:tcMar>
-            <w:vAlign w:val="center"/>
-          </w:tcPr>
-          <w:p>
-            <w:pPr>
-              <w:jc w:val="center"/>
-            </w:pPr>
-            <w:r>
-              <w:rPr>
-                <w:rFonts w:ascii="Times New Roman" w:hAnsi="Times New Roman"/>
-                <w:b/>
-                <w:color w:val="FFFFFF"/>
-                <w:sz w:val="16"/>
-              </w:rPr>
-              <w:t>Уровень</w:t>
-            </w:r>
-          </w:p>
-        </w:tc>
-      </w:tr>
-      <w:tr>
-        <w:tc>
-          <w:tcPr>
-            <w:tcW w:type="dxa" w:w="1134"/>
-            <w:tcMar>
-              <w:top w:w="80" w:type="dxa"/>
-              <w:start w:w="90" w:type="dxa"/>
-              <w:bottom w:w="80" w:type="dxa"/>
-              <w:end w:w="90" w:type="dxa"/>
-            </w:tcMar>
-            <w:vAlign w:val="center"/>
-          </w:tcPr>
-          <w:p>
-            <w:pPr>
-              <w:spacing w:after="0"/>
-            </w:pPr>
-            <w:r>
-              <w:rPr>
-                <w:rFonts w:ascii="Times New Roman" w:hAnsi="Times New Roman"/>
-                <w:sz w:val="16"/>
-              </w:rPr>
-              <w:t>ВК-1.1</w:t>
-            </w:r>
-          </w:p>
-        </w:tc>
-        <w:tc>
-          <w:tcPr>
-            <w:tcW w:type="dxa" w:w="2551"/>
-            <w:tcMar>
-              <w:top w:w="80" w:type="dxa"/>
-              <w:start w:w="90" w:type="dxa"/>
-              <w:bottom w:w="80" w:type="dxa"/>
-              <w:end w:w="90" w:type="dxa"/>
-            </w:tcMar>
-            <w:vAlign w:val="center"/>
-          </w:tcPr>
-          <w:p>
-            <w:pPr>
-              <w:spacing w:after="0"/>
-            </w:pPr>
-            <w:r>
-              <w:rPr>
-                <w:rFonts w:ascii="Times New Roman" w:hAnsi="Times New Roman"/>
-                <w:sz w:val="16"/>
-              </w:rPr>
-              <w:t>Математический анализ</w:t>
-            </w:r>
-          </w:p>
-        </w:tc>
-        <w:tc>
-          <w:tcPr>
-            <w:tcW w:type="dxa" w:w="4989"/>
-            <w:tcMar>
-              <w:top w:w="80" w:type="dxa"/>
-              <w:start w:w="90" w:type="dxa"/>
-              <w:bottom w:w="80" w:type="dxa"/>
-              <w:end w:w="90" w:type="dxa"/>
-            </w:tcMar>
-            <w:vAlign w:val="center"/>
-          </w:tcPr>
-          <w:p>
-            <w:pPr>
-              <w:spacing w:after="0"/>
-            </w:pPr>
-            <w:r>
-              <w:rPr>
-                <w:rFonts w:ascii="Times New Roman" w:hAnsi="Times New Roman"/>
-                <w:sz w:val="16"/>
-              </w:rPr>
-              <w:t>Интерпретирует функцию, производную, экстремум и градиент; связывает минимум функции с настройкой модели.</w:t>
-            </w:r>
-          </w:p>
-        </w:tc>
-        <w:tc>
-          <w:tcPr>
-            <w:tcW w:type="dxa" w:w="794"/>
-            <w:tcMar>
-              <w:top w:w="80" w:type="dxa"/>
-              <w:start w:w="90" w:type="dxa"/>
-              <w:bottom w:w="80" w:type="dxa"/>
-              <w:end w:w="90" w:type="dxa"/>
-            </w:tcMar>
-            <w:vAlign w:val="center"/>
-          </w:tcPr>
-          <w:p>
-            <w:pPr>
-              <w:spacing w:after="0"/>
-            </w:pPr>
-            <w:r>
-              <w:rPr>
-                <w:rFonts w:ascii="Times New Roman" w:hAnsi="Times New Roman"/>
-                <w:sz w:val="16"/>
-              </w:rPr>
-              <w:t>Б</w:t>
-            </w:r>
-          </w:p>
-        </w:tc>
-      </w:tr>
-      <w:tr>
-        <w:tc>
-          <w:tcPr>
-            <w:tcW w:type="dxa" w:w="1134"/>
-            <w:tcMar>
-              <w:top w:w="80" w:type="dxa"/>
-              <w:start w:w="90" w:type="dxa"/>
-              <w:bottom w:w="80" w:type="dxa"/>
-              <w:end w:w="90" w:type="dxa"/>
-            </w:tcMar>
-            <w:vAlign w:val="center"/>
-            <w:shd w:fill="F7FAFC"/>
-          </w:tcPr>
-          <w:p>
-            <w:pPr>
-              <w:spacing w:after="0"/>
-            </w:pPr>
-            <w:r>
-              <w:rPr>
-                <w:rFonts w:ascii="Times New Roman" w:hAnsi="Times New Roman"/>
-                <w:sz w:val="16"/>
-              </w:rPr>
-              <w:t>ВК-1.2</w:t>
-            </w:r>
-          </w:p>
-        </w:tc>
-        <w:tc>
-          <w:tcPr>
-            <w:tcW w:type="dxa" w:w="2551"/>
-            <w:tcMar>
-              <w:top w:w="80" w:type="dxa"/>
-              <w:start w:w="90" w:type="dxa"/>
-              <w:bottom w:w="80" w:type="dxa"/>
-              <w:end w:w="90" w:type="dxa"/>
-            </w:tcMar>
-            <w:vAlign w:val="center"/>
-            <w:shd w:fill="F7FAFC"/>
-          </w:tcPr>
-          <w:p>
-            <w:pPr>
-              <w:spacing w:after="0"/>
-            </w:pPr>
-            <w:r>
-              <w:rPr>
-                <w:rFonts w:ascii="Times New Roman" w:hAnsi="Times New Roman"/>
-                <w:sz w:val="16"/>
-              </w:rPr>
-              <w:t>Линейная алгебра</w:t>
-            </w:r>
-          </w:p>
-        </w:tc>
-        <w:tc>
-          <w:tcPr>
-            <w:tcW w:type="dxa" w:w="4989"/>
-            <w:tcMar>
-              <w:top w:w="80" w:type="dxa"/>
-              <w:start w:w="90" w:type="dxa"/>
-              <w:bottom w:w="80" w:type="dxa"/>
-              <w:end w:w="90" w:type="dxa"/>
-            </w:tcMar>
-            <w:vAlign w:val="center"/>
-            <w:shd w:fill="F7FAFC"/>
-          </w:tcPr>
-          <w:p>
-            <w:pPr>
-              <w:spacing w:after="0"/>
-            </w:pPr>
-            <w:r>
-              <w:rPr>
-                <w:rFonts w:ascii="Times New Roman" w:hAnsi="Times New Roman"/>
-                <w:sz w:val="16"/>
-              </w:rPr>
-              <w:t>Выполняет базовые операции с векторами и матрицами, использует норму, расстояние и скалярное произведение.</w:t>
-            </w:r>
-          </w:p>
-        </w:tc>
-        <w:tc>
-          <w:tcPr>
-            <w:tcW w:type="dxa" w:w="794"/>
-            <w:tcMar>
-              <w:top w:w="80" w:type="dxa"/>
-              <w:start w:w="90" w:type="dxa"/>
-              <w:bottom w:w="80" w:type="dxa"/>
-              <w:end w:w="90" w:type="dxa"/>
-            </w:tcMar>
-            <w:vAlign w:val="center"/>
-            <w:shd w:fill="F7FAFC"/>
-          </w:tcPr>
-          <w:p>
-            <w:pPr>
-              <w:spacing w:after="0"/>
-            </w:pPr>
-            <w:r>
-              <w:rPr>
-                <w:rFonts w:ascii="Times New Roman" w:hAnsi="Times New Roman"/>
-                <w:sz w:val="16"/>
-              </w:rPr>
-              <w:t>Б</w:t>
-            </w:r>
-          </w:p>
-        </w:tc>
-      </w:tr>
-      <w:tr>
-        <w:tc>
-          <w:tcPr>
-            <w:tcW w:type="dxa" w:w="1134"/>
-            <w:tcMar>
-              <w:top w:w="80" w:type="dxa"/>
-              <w:start w:w="90" w:type="dxa"/>
-              <w:bottom w:w="80" w:type="dxa"/>
-              <w:end w:w="90" w:type="dxa"/>
-            </w:tcMar>
-            <w:vAlign w:val="center"/>
-          </w:tcPr>
-          <w:p>
-            <w:pPr>
-              <w:spacing w:after="0"/>
-            </w:pPr>
-            <w:r>
-              <w:rPr>
-                <w:rFonts w:ascii="Times New Roman" w:hAnsi="Times New Roman"/>
-                <w:sz w:val="16"/>
-              </w:rPr>
-              <w:t>ВК-2.1</w:t>
-            </w:r>
-          </w:p>
-        </w:tc>
-        <w:tc>
-          <w:tcPr>
-            <w:tcW w:type="dxa" w:w="2551"/>
-            <w:tcMar>
-              <w:top w:w="80" w:type="dxa"/>
-              <w:start w:w="90" w:type="dxa"/>
-              <w:bottom w:w="80" w:type="dxa"/>
-              <w:end w:w="90" w:type="dxa"/>
-            </w:tcMar>
-            <w:vAlign w:val="center"/>
-          </w:tcPr>
-          <w:p>
-            <w:pPr>
-              <w:spacing w:after="0"/>
-            </w:pPr>
-            <w:r>
-              <w:rPr>
-                <w:rFonts w:ascii="Times New Roman" w:hAnsi="Times New Roman"/>
-                <w:sz w:val="16"/>
-              </w:rPr>
-              <w:t>Теория вероятностей и математическая статистика</w:t>
-            </w:r>
-          </w:p>
-        </w:tc>
-        <w:tc>
-          <w:tcPr>
-            <w:tcW w:type="dxa" w:w="4989"/>
-            <w:tcMar>
-              <w:top w:w="80" w:type="dxa"/>
-              <w:start w:w="90" w:type="dxa"/>
-              <w:bottom w:w="80" w:type="dxa"/>
-              <w:end w:w="90" w:type="dxa"/>
-            </w:tcMar>
-            <w:vAlign w:val="center"/>
-          </w:tcPr>
-          <w:p>
-            <w:pPr>
-              <w:spacing w:after="0"/>
-            </w:pPr>
-            <w:r>
-              <w:rPr>
-                <w:rFonts w:ascii="Times New Roman" w:hAnsi="Times New Roman"/>
-                <w:sz w:val="16"/>
-              </w:rPr>
-              <w:t>Рассчитывает и интерпретирует среднее, медиану, дисперсию, квантили и характеристики выборки.</w:t>
-            </w:r>
-          </w:p>
-        </w:tc>
-        <w:tc>
-          <w:tcPr>
-            <w:tcW w:type="dxa" w:w="794"/>
-            <w:tcMar>
-              <w:top w:w="80" w:type="dxa"/>
-              <w:start w:w="90" w:type="dxa"/>
-              <w:bottom w:w="80" w:type="dxa"/>
-              <w:end w:w="90" w:type="dxa"/>
-            </w:tcMar>
-            <w:vAlign w:val="center"/>
-          </w:tcPr>
-          <w:p>
-            <w:pPr>
-              <w:spacing w:after="0"/>
-            </w:pPr>
-            <w:r>
-              <w:rPr>
-                <w:rFonts w:ascii="Times New Roman" w:hAnsi="Times New Roman"/>
-                <w:sz w:val="16"/>
-              </w:rPr>
-              <w:t>Б</w:t>
-            </w:r>
-          </w:p>
-        </w:tc>
-      </w:tr>
-      <w:tr>
-        <w:tc>
-          <w:tcPr>
-            <w:tcW w:type="dxa" w:w="1134"/>
-            <w:tcMar>
-              <w:top w:w="80" w:type="dxa"/>
-              <w:start w:w="90" w:type="dxa"/>
-              <w:bottom w:w="80" w:type="dxa"/>
-              <w:end w:w="90" w:type="dxa"/>
-            </w:tcMar>
-            <w:vAlign w:val="center"/>
-            <w:shd w:fill="F7FAFC"/>
-          </w:tcPr>
-          <w:p>
-            <w:pPr>
-              <w:spacing w:after="0"/>
-            </w:pPr>
-            <w:r>
-              <w:rPr>
-                <w:rFonts w:ascii="Times New Roman" w:hAnsi="Times New Roman"/>
-                <w:sz w:val="16"/>
-              </w:rPr>
-              <w:t>ВК-2.2</w:t>
-            </w:r>
-          </w:p>
-        </w:tc>
-        <w:tc>
-          <w:tcPr>
-            <w:tcW w:type="dxa" w:w="2551"/>
-            <w:tcMar>
-              <w:top w:w="80" w:type="dxa"/>
-              <w:start w:w="90" w:type="dxa"/>
-              <w:bottom w:w="80" w:type="dxa"/>
-              <w:end w:w="90" w:type="dxa"/>
-            </w:tcMar>
-            <w:vAlign w:val="center"/>
-            <w:shd w:fill="F7FAFC"/>
-          </w:tcPr>
-          <w:p>
-            <w:pPr>
-              <w:spacing w:after="0"/>
-            </w:pPr>
-            <w:r>
-              <w:rPr>
-                <w:rFonts w:ascii="Times New Roman" w:hAnsi="Times New Roman"/>
-                <w:sz w:val="16"/>
-              </w:rPr>
-              <w:t>Теория вероятностей и математическая статистика</w:t>
-            </w:r>
-          </w:p>
-        </w:tc>
-        <w:tc>
-          <w:tcPr>
-            <w:tcW w:type="dxa" w:w="4989"/>
-            <w:tcMar>
-              <w:top w:w="80" w:type="dxa"/>
-              <w:start w:w="90" w:type="dxa"/>
-              <w:bottom w:w="80" w:type="dxa"/>
-              <w:end w:w="90" w:type="dxa"/>
-            </w:tcMar>
-            <w:vAlign w:val="center"/>
-            <w:shd w:fill="F7FAFC"/>
-          </w:tcPr>
-          <w:p>
-            <w:pPr>
-              <w:spacing w:after="0"/>
-            </w:pPr>
-            <w:r>
-              <w:rPr>
-                <w:rFonts w:ascii="Times New Roman" w:hAnsi="Times New Roman"/>
-                <w:sz w:val="16"/>
-              </w:rPr>
-              <w:t>Различает вероятность, корреляцию, доверительный интервал и результат проверки гипотезы; не подменяет связь причинностью.</w:t>
-            </w:r>
-          </w:p>
-        </w:tc>
-        <w:tc>
-          <w:tcPr>
-            <w:tcW w:type="dxa" w:w="794"/>
-            <w:tcMar>
-              <w:top w:w="80" w:type="dxa"/>
-              <w:start w:w="90" w:type="dxa"/>
-              <w:bottom w:w="80" w:type="dxa"/>
-              <w:end w:w="90" w:type="dxa"/>
-            </w:tcMar>
-            <w:vAlign w:val="center"/>
-            <w:shd w:fill="F7FAFC"/>
-          </w:tcPr>
-          <w:p>
-            <w:pPr>
-              <w:spacing w:after="0"/>
-            </w:pPr>
-            <w:r>
-              <w:rPr>
-                <w:rFonts w:ascii="Times New Roman" w:hAnsi="Times New Roman"/>
-                <w:sz w:val="16"/>
-              </w:rPr>
-              <w:t>Б</w:t>
-            </w:r>
-          </w:p>
-        </w:tc>
-      </w:tr>
-      <w:tr>
-        <w:tc>
-          <w:tcPr>
-            <w:tcW w:type="dxa" w:w="1134"/>
-            <w:tcMar>
-              <w:top w:w="80" w:type="dxa"/>
-              <w:start w:w="90" w:type="dxa"/>
-              <w:bottom w:w="80" w:type="dxa"/>
-              <w:end w:w="90" w:type="dxa"/>
-            </w:tcMar>
-            <w:vAlign w:val="center"/>
-          </w:tcPr>
-          <w:p>
-            <w:pPr>
-              <w:spacing w:after="0"/>
-            </w:pPr>
-            <w:r>
-              <w:rPr>
-                <w:rFonts w:ascii="Times New Roman" w:hAnsi="Times New Roman"/>
-                <w:sz w:val="16"/>
-              </w:rPr>
-              <w:t>ВК-3.1</w:t>
-            </w:r>
-          </w:p>
-        </w:tc>
-        <w:tc>
-          <w:tcPr>
-            <w:tcW w:type="dxa" w:w="2551"/>
-            <w:tcMar>
-              <w:top w:w="80" w:type="dxa"/>
-              <w:start w:w="90" w:type="dxa"/>
-              <w:bottom w:w="80" w:type="dxa"/>
-              <w:end w:w="90" w:type="dxa"/>
-            </w:tcMar>
-            <w:vAlign w:val="center"/>
-          </w:tcPr>
-          <w:p>
-            <w:pPr>
-              <w:spacing w:after="0"/>
-            </w:pPr>
-            <w:r>
-              <w:rPr>
-                <w:rFonts w:ascii="Times New Roman" w:hAnsi="Times New Roman"/>
-                <w:sz w:val="16"/>
-              </w:rPr>
-              <w:t>Основы программирования / Python</w:t>
-            </w:r>
-          </w:p>
-        </w:tc>
-        <w:tc>
-          <w:tcPr>
-            <w:tcW w:type="dxa" w:w="4989"/>
-            <w:tcMar>
-              <w:top w:w="80" w:type="dxa"/>
-              <w:start w:w="90" w:type="dxa"/>
-              <w:bottom w:w="80" w:type="dxa"/>
-              <w:end w:w="90" w:type="dxa"/>
-            </w:tcMar>
-            <w:vAlign w:val="center"/>
-          </w:tcPr>
-          <w:p>
-            <w:pPr>
-              <w:spacing w:after="0"/>
-            </w:pPr>
-            <w:r>
-              <w:rPr>
-                <w:rFonts w:ascii="Times New Roman" w:hAnsi="Times New Roman"/>
-                <w:sz w:val="16"/>
-              </w:rPr>
-              <w:t>Пишет функции, использует коллекции, условия, циклы, модули и файловый ввод-вывод; читает сообщения об ошибках.</w:t>
-            </w:r>
-          </w:p>
-        </w:tc>
-        <w:tc>
-          <w:tcPr>
-            <w:tcW w:type="dxa" w:w="794"/>
-            <w:tcMar>
-              <w:top w:w="80" w:type="dxa"/>
-              <w:start w:w="90" w:type="dxa"/>
-              <w:bottom w:w="80" w:type="dxa"/>
-              <w:end w:w="90" w:type="dxa"/>
-            </w:tcMar>
-            <w:vAlign w:val="center"/>
-          </w:tcPr>
-          <w:p>
-            <w:pPr>
-              <w:spacing w:after="0"/>
-            </w:pPr>
-            <w:r>
-              <w:rPr>
-                <w:rFonts w:ascii="Times New Roman" w:hAnsi="Times New Roman"/>
-                <w:sz w:val="16"/>
-              </w:rPr>
-              <w:t>Б</w:t>
-            </w:r>
-          </w:p>
-        </w:tc>
-      </w:tr>
-      <w:tr>
-        <w:tc>
-          <w:tcPr>
-            <w:tcW w:type="dxa" w:w="1134"/>
-            <w:tcMar>
-              <w:top w:w="80" w:type="dxa"/>
-              <w:start w:w="90" w:type="dxa"/>
-              <w:bottom w:w="80" w:type="dxa"/>
-              <w:end w:w="90" w:type="dxa"/>
-            </w:tcMar>
-            <w:vAlign w:val="center"/>
-            <w:shd w:fill="F7FAFC"/>
-          </w:tcPr>
-          <w:p>
-            <w:pPr>
-              <w:spacing w:after="0"/>
-            </w:pPr>
-            <w:r>
-              <w:rPr>
-                <w:rFonts w:ascii="Times New Roman" w:hAnsi="Times New Roman"/>
-                <w:sz w:val="16"/>
-              </w:rPr>
-              <w:t>ВК-3.2</w:t>
-            </w:r>
-          </w:p>
-        </w:tc>
-        <w:tc>
-          <w:tcPr>
-            <w:tcW w:type="dxa" w:w="2551"/>
-            <w:tcMar>
-              <w:top w:w="80" w:type="dxa"/>
-              <w:start w:w="90" w:type="dxa"/>
-              <w:bottom w:w="80" w:type="dxa"/>
-              <w:end w:w="90" w:type="dxa"/>
-            </w:tcMar>
-            <w:vAlign w:val="center"/>
-            <w:shd w:fill="F7FAFC"/>
-          </w:tcPr>
-          <w:p>
-            <w:pPr>
-              <w:spacing w:after="0"/>
-            </w:pPr>
-            <w:r>
-              <w:rPr>
-                <w:rFonts w:ascii="Times New Roman" w:hAnsi="Times New Roman"/>
-                <w:sz w:val="16"/>
-              </w:rPr>
-              <w:t>Основы программирования / Python</w:t>
-            </w:r>
-          </w:p>
-        </w:tc>
-        <w:tc>
-          <w:tcPr>
-            <w:tcW w:type="dxa" w:w="4989"/>
-            <w:tcMar>
-              <w:top w:w="80" w:type="dxa"/>
-              <w:start w:w="90" w:type="dxa"/>
-              <w:bottom w:w="80" w:type="dxa"/>
-              <w:end w:w="90" w:type="dxa"/>
-            </w:tcMar>
-            <w:vAlign w:val="center"/>
-            <w:shd w:fill="F7FAFC"/>
-          </w:tcPr>
-          <w:p>
-            <w:pPr>
-              <w:spacing w:after="0"/>
-            </w:pPr>
-            <w:r>
-              <w:rPr>
-                <w:rFonts w:ascii="Times New Roman" w:hAnsi="Times New Roman"/>
-                <w:sz w:val="16"/>
-              </w:rPr>
-              <w:t>Работает в ноутбуке и виртуальном окружении, выполняет базовые операции NumPy/pandas и повторно запускает код с начала.</w:t>
-            </w:r>
-          </w:p>
-        </w:tc>
-        <w:tc>
-          <w:tcPr>
-            <w:tcW w:type="dxa" w:w="794"/>
-            <w:tcMar>
-              <w:top w:w="80" w:type="dxa"/>
-              <w:start w:w="90" w:type="dxa"/>
-              <w:bottom w:w="80" w:type="dxa"/>
-              <w:end w:w="90" w:type="dxa"/>
-            </w:tcMar>
-            <w:vAlign w:val="center"/>
-            <w:shd w:fill="F7FAFC"/>
-          </w:tcPr>
-          <w:p>
-            <w:pPr>
-              <w:spacing w:after="0"/>
-            </w:pPr>
-            <w:r>
-              <w:rPr>
-                <w:rFonts w:ascii="Times New Roman" w:hAnsi="Times New Roman"/>
-                <w:sz w:val="16"/>
-              </w:rPr>
-              <w:t>Б</w:t>
-            </w:r>
-          </w:p>
-        </w:tc>
-      </w:tr>
-      <w:tr>
-        <w:tc>
-          <w:tcPr>
-            <w:tcW w:type="dxa" w:w="1134"/>
-            <w:tcMar>
-              <w:top w:w="80" w:type="dxa"/>
-              <w:start w:w="90" w:type="dxa"/>
-              <w:bottom w:w="80" w:type="dxa"/>
-              <w:end w:w="90" w:type="dxa"/>
-            </w:tcMar>
-            <w:vAlign w:val="center"/>
-          </w:tcPr>
-          <w:p>
-            <w:pPr>
-              <w:spacing w:after="0"/>
-            </w:pPr>
-            <w:r>
-              <w:rPr>
-                <w:rFonts w:ascii="Times New Roman" w:hAnsi="Times New Roman"/>
-                <w:sz w:val="16"/>
-              </w:rPr>
-              <w:t>ВК-4.1</w:t>
-            </w:r>
-          </w:p>
-        </w:tc>
-        <w:tc>
-          <w:tcPr>
-            <w:tcW w:type="dxa" w:w="2551"/>
-            <w:tcMar>
-              <w:top w:w="80" w:type="dxa"/>
-              <w:start w:w="90" w:type="dxa"/>
-              <w:bottom w:w="80" w:type="dxa"/>
-              <w:end w:w="90" w:type="dxa"/>
-            </w:tcMar>
-            <w:vAlign w:val="center"/>
-          </w:tcPr>
-          <w:p>
-            <w:pPr>
-              <w:spacing w:after="0"/>
-            </w:pPr>
-            <w:r>
-              <w:rPr>
-                <w:rFonts w:ascii="Times New Roman" w:hAnsi="Times New Roman"/>
-                <w:sz w:val="16"/>
-              </w:rPr>
-              <w:t>Основы технологий обработки данных</w:t>
-            </w:r>
-          </w:p>
-        </w:tc>
-        <w:tc>
-          <w:tcPr>
-            <w:tcW w:type="dxa" w:w="4989"/>
-            <w:tcMar>
-              <w:top w:w="80" w:type="dxa"/>
-              <w:start w:w="90" w:type="dxa"/>
-              <w:bottom w:w="80" w:type="dxa"/>
-              <w:end w:w="90" w:type="dxa"/>
-            </w:tcMar>
-            <w:vAlign w:val="center"/>
-          </w:tcPr>
-          <w:p>
-            <w:pPr>
-              <w:spacing w:after="0"/>
-            </w:pPr>
-            <w:r>
-              <w:rPr>
-                <w:rFonts w:ascii="Times New Roman" w:hAnsi="Times New Roman"/>
-                <w:sz w:val="16"/>
-              </w:rPr>
-              <w:t>Различает типы, форматы и гранулярность; фильтрует, объединяет, агрегирует и проверяет пропуски.</w:t>
-            </w:r>
-          </w:p>
-        </w:tc>
-        <w:tc>
-          <w:tcPr>
-            <w:tcW w:type="dxa" w:w="794"/>
-            <w:tcMar>
-              <w:top w:w="80" w:type="dxa"/>
-              <w:start w:w="90" w:type="dxa"/>
-              <w:bottom w:w="80" w:type="dxa"/>
-              <w:end w:w="90" w:type="dxa"/>
-            </w:tcMar>
-            <w:vAlign w:val="center"/>
-          </w:tcPr>
-          <w:p>
-            <w:pPr>
-              <w:spacing w:after="0"/>
-            </w:pPr>
-            <w:r>
-              <w:rPr>
-                <w:rFonts w:ascii="Times New Roman" w:hAnsi="Times New Roman"/>
-                <w:sz w:val="16"/>
-              </w:rPr>
-              <w:t>Б</w:t>
-            </w:r>
-          </w:p>
-        </w:tc>
-      </w:tr>
-      <w:tr>
-        <w:tc>
-          <w:tcPr>
-            <w:tcW w:type="dxa" w:w="1134"/>
-            <w:tcMar>
-              <w:top w:w="80" w:type="dxa"/>
-              <w:start w:w="90" w:type="dxa"/>
-              <w:bottom w:w="80" w:type="dxa"/>
-              <w:end w:w="90" w:type="dxa"/>
-            </w:tcMar>
-            <w:vAlign w:val="center"/>
-            <w:shd w:fill="F7FAFC"/>
-          </w:tcPr>
-          <w:p>
-            <w:pPr>
-              <w:spacing w:after="0"/>
-            </w:pPr>
-            <w:r>
-              <w:rPr>
-                <w:rFonts w:ascii="Times New Roman" w:hAnsi="Times New Roman"/>
-                <w:sz w:val="16"/>
-              </w:rPr>
-              <w:t>ВК-4.2</w:t>
-            </w:r>
-          </w:p>
-        </w:tc>
-        <w:tc>
-          <w:tcPr>
-            <w:tcW w:type="dxa" w:w="2551"/>
-            <w:tcMar>
-              <w:top w:w="80" w:type="dxa"/>
-              <w:start w:w="90" w:type="dxa"/>
-              <w:bottom w:w="80" w:type="dxa"/>
-              <w:end w:w="90" w:type="dxa"/>
-            </w:tcMar>
-            <w:vAlign w:val="center"/>
-            <w:shd w:fill="F7FAFC"/>
-          </w:tcPr>
-          <w:p>
-            <w:pPr>
-              <w:spacing w:after="0"/>
-            </w:pPr>
-            <w:r>
-              <w:rPr>
-                <w:rFonts w:ascii="Times New Roman" w:hAnsi="Times New Roman"/>
-                <w:sz w:val="16"/>
-              </w:rPr>
-              <w:t>Базы данных и технологии обработки данных</w:t>
-            </w:r>
-          </w:p>
-        </w:tc>
-        <w:tc>
-          <w:tcPr>
-            <w:tcW w:type="dxa" w:w="4989"/>
-            <w:tcMar>
-              <w:top w:w="80" w:type="dxa"/>
-              <w:start w:w="90" w:type="dxa"/>
-              <w:bottom w:w="80" w:type="dxa"/>
-              <w:end w:w="90" w:type="dxa"/>
-            </w:tcMar>
-            <w:vAlign w:val="center"/>
-            <w:shd w:fill="F7FAFC"/>
-          </w:tcPr>
-          <w:p>
-            <w:pPr>
-              <w:spacing w:after="0"/>
-            </w:pPr>
-            <w:r>
-              <w:rPr>
-                <w:rFonts w:ascii="Times New Roman" w:hAnsi="Times New Roman"/>
-                <w:sz w:val="16"/>
-              </w:rPr>
-              <w:t>Составляет простой запрос с SELECT, JOIN, GROUP BY и описывает источник и последовательность преобразований.</w:t>
-            </w:r>
-          </w:p>
-        </w:tc>
-        <w:tc>
-          <w:tcPr>
-            <w:tcW w:type="dxa" w:w="794"/>
-            <w:tcMar>
-              <w:top w:w="80" w:type="dxa"/>
-              <w:start w:w="90" w:type="dxa"/>
-              <w:bottom w:w="80" w:type="dxa"/>
-              <w:end w:w="90" w:type="dxa"/>
-            </w:tcMar>
-            <w:vAlign w:val="center"/>
-            <w:shd w:fill="F7FAFC"/>
-          </w:tcPr>
-          <w:p>
-            <w:pPr>
-              <w:spacing w:after="0"/>
-            </w:pPr>
-            <w:r>
-              <w:rPr>
-                <w:rFonts w:ascii="Times New Roman" w:hAnsi="Times New Roman"/>
-                <w:sz w:val="16"/>
-              </w:rPr>
-              <w:t>Б</w:t>
-            </w:r>
-          </w:p>
-        </w:tc>
-      </w:tr>
-    </w:tbl>
-    <w:p>
-      <w:pPr>
-        <w:spacing w:after="0"/>
-      </w:pPr>
-    </w:p>
-    <w:p>
-      <w:pPr>
-        <w:pStyle w:val="Heading1"/>
-      </w:pPr>
-      <w:r>
-        <w:t>4. Что не следует заново преподавать в основном курсе</w:t>
-      </w:r>
-    </w:p>
-    <w:tbl>
-      <w:tblPr>
-        <w:tblStyle w:val="TableGrid"/>
-        <w:tblW w:type="auto" w:w="0"/>
-        <w:jc w:val="center"/>
-        <w:tblLayout w:type="fixed"/>
-        <w:tblLook w:firstColumn="1" w:firstRow="1" w:lastColumn="0" w:lastRow="0" w:noHBand="0" w:noVBand="1" w:val="04A0"/>
-      </w:tblPr>
-      <w:tblGrid>
-        <w:gridCol w:w="3343"/>
-        <w:gridCol w:w="3343"/>
-        <w:gridCol w:w="3343"/>
-      </w:tblGrid>
-      <w:tr>
-        <w:trPr>
-          <w:tblHeader w:val="true"/>
-        </w:trPr>
-        <w:tc>
-          <w:tcPr>
-            <w:tcW w:type="dxa" w:w="2381"/>
-            <w:shd w:fill="1F4E78"/>
-            <w:tcMar>
-              <w:top w:w="80" w:type="dxa"/>
-              <w:start w:w="90" w:type="dxa"/>
-              <w:bottom w:w="80" w:type="dxa"/>
-              <w:end w:w="90" w:type="dxa"/>
-            </w:tcMar>
-            <w:vAlign w:val="center"/>
-          </w:tcPr>
-          <w:p>
-            <w:pPr>
-              <w:jc w:val="center"/>
-            </w:pPr>
-            <w:r>
-              <w:rPr>
-                <w:rFonts w:ascii="Times New Roman" w:hAnsi="Times New Roman"/>
-                <w:b/>
-                <w:color w:val="FFFFFF"/>
-                <w:sz w:val="17"/>
-              </w:rPr>
-              <w:t>Уже сформировано</w:t>
-            </w:r>
-          </w:p>
-        </w:tc>
-        <w:tc>
-          <w:tcPr>
-            <w:tcW w:type="dxa" w:w="3685"/>
-            <w:shd w:fill="1F4E78"/>
-            <w:tcMar>
-              <w:top w:w="80" w:type="dxa"/>
-              <w:start w:w="90" w:type="dxa"/>
-              <w:bottom w:w="80" w:type="dxa"/>
-              <w:end w:w="90" w:type="dxa"/>
-            </w:tcMar>
-            <w:vAlign w:val="center"/>
-          </w:tcPr>
-          <w:p>
-            <w:pPr>
-              <w:jc w:val="center"/>
-            </w:pPr>
-            <w:r>
-              <w:rPr>
-                <w:rFonts w:ascii="Times New Roman" w:hAnsi="Times New Roman"/>
-                <w:b/>
-                <w:color w:val="FFFFFF"/>
-                <w:sz w:val="17"/>
-              </w:rPr>
-              <w:t>Как используется в анализе данных</w:t>
-            </w:r>
-          </w:p>
-        </w:tc>
-        <w:tc>
-          <w:tcPr>
-            <w:tcW w:type="dxa" w:w="3402"/>
-            <w:shd w:fill="1F4E78"/>
-            <w:tcMar>
-              <w:top w:w="80" w:type="dxa"/>
-              <w:start w:w="90" w:type="dxa"/>
-              <w:bottom w:w="80" w:type="dxa"/>
-              <w:end w:w="90" w:type="dxa"/>
-            </w:tcMar>
-            <w:vAlign w:val="center"/>
-          </w:tcPr>
-          <w:p>
-            <w:pPr>
-              <w:jc w:val="center"/>
-            </w:pPr>
-            <w:r>
-              <w:rPr>
-                <w:rFonts w:ascii="Times New Roman" w:hAnsi="Times New Roman"/>
-                <w:b/>
-                <w:color w:val="FFFFFF"/>
-                <w:sz w:val="17"/>
-              </w:rPr>
-              <w:t>Допустимый формат повторения</w:t>
-            </w:r>
-          </w:p>
-        </w:tc>
-      </w:tr>
-      <w:tr>
-        <w:tc>
-          <w:tcPr>
-            <w:tcW w:type="dxa" w:w="2381"/>
-            <w:tcMar>
-              <w:top w:w="80" w:type="dxa"/>
-              <w:start w:w="90" w:type="dxa"/>
-              <w:bottom w:w="80" w:type="dxa"/>
-              <w:end w:w="90" w:type="dxa"/>
-            </w:tcMar>
-            <w:vAlign w:val="center"/>
-          </w:tcPr>
-          <w:p>
-            <w:pPr>
-              <w:spacing w:after="0"/>
-            </w:pPr>
-            <w:r>
-              <w:rPr>
-                <w:rFonts w:ascii="Times New Roman" w:hAnsi="Times New Roman"/>
-                <w:sz w:val="17"/>
-              </w:rPr>
-              <w:t>Производная, градиент, экстремум</w:t>
-            </w:r>
-          </w:p>
-        </w:tc>
-        <w:tc>
-          <w:tcPr>
-            <w:tcW w:type="dxa" w:w="3685"/>
-            <w:tcMar>
-              <w:top w:w="80" w:type="dxa"/>
-              <w:start w:w="90" w:type="dxa"/>
-              <w:bottom w:w="80" w:type="dxa"/>
-              <w:end w:w="90" w:type="dxa"/>
-            </w:tcMar>
-            <w:vAlign w:val="center"/>
-          </w:tcPr>
-          <w:p>
-            <w:pPr>
-              <w:spacing w:after="0"/>
-            </w:pPr>
-            <w:r>
-              <w:rPr>
-                <w:rFonts w:ascii="Times New Roman" w:hAnsi="Times New Roman"/>
-                <w:sz w:val="17"/>
-              </w:rPr>
-              <w:t>Интуиция оптимизации и функции потерь</w:t>
-            </w:r>
-          </w:p>
-        </w:tc>
-        <w:tc>
-          <w:tcPr>
-            <w:tcW w:type="dxa" w:w="3402"/>
-            <w:tcMar>
-              <w:top w:w="80" w:type="dxa"/>
-              <w:start w:w="90" w:type="dxa"/>
-              <w:bottom w:w="80" w:type="dxa"/>
-              <w:end w:w="90" w:type="dxa"/>
-            </w:tcMar>
-            <w:vAlign w:val="center"/>
-          </w:tcPr>
-          <w:p>
-            <w:pPr>
-              <w:spacing w:after="0"/>
-            </w:pPr>
-            <w:r>
-              <w:rPr>
-                <w:rFonts w:ascii="Times New Roman" w:hAnsi="Times New Roman"/>
-                <w:sz w:val="17"/>
-              </w:rPr>
-              <w:t>Краткое напоминание на примере, без повторного курса матанализа</w:t>
-            </w:r>
-          </w:p>
-        </w:tc>
-      </w:tr>
-      <w:tr>
-        <w:tc>
-          <w:tcPr>
-            <w:tcW w:type="dxa" w:w="2381"/>
-            <w:tcMar>
-              <w:top w:w="80" w:type="dxa"/>
-              <w:start w:w="90" w:type="dxa"/>
-              <w:bottom w:w="80" w:type="dxa"/>
-              <w:end w:w="90" w:type="dxa"/>
-            </w:tcMar>
-            <w:vAlign w:val="center"/>
-            <w:shd w:fill="F7FAFC"/>
-          </w:tcPr>
-          <w:p>
-            <w:pPr>
-              <w:spacing w:after="0"/>
-            </w:pPr>
-            <w:r>
-              <w:rPr>
-                <w:rFonts w:ascii="Times New Roman" w:hAnsi="Times New Roman"/>
-                <w:sz w:val="17"/>
-              </w:rPr>
-              <w:t>Векторы и матрицы</w:t>
-            </w:r>
-          </w:p>
-        </w:tc>
-        <w:tc>
-          <w:tcPr>
-            <w:tcW w:type="dxa" w:w="3685"/>
-            <w:tcMar>
-              <w:top w:w="80" w:type="dxa"/>
-              <w:start w:w="90" w:type="dxa"/>
-              <w:bottom w:w="80" w:type="dxa"/>
-              <w:end w:w="90" w:type="dxa"/>
-            </w:tcMar>
-            <w:vAlign w:val="center"/>
-            <w:shd w:fill="F7FAFC"/>
-          </w:tcPr>
-          <w:p>
-            <w:pPr>
-              <w:spacing w:after="0"/>
-            </w:pPr>
-            <w:r>
-              <w:rPr>
-                <w:rFonts w:ascii="Times New Roman" w:hAnsi="Times New Roman"/>
-                <w:sz w:val="17"/>
-              </w:rPr>
-              <w:t>Матрица признаков, расстояния, линейные модели, PCA</w:t>
-            </w:r>
-          </w:p>
-        </w:tc>
-        <w:tc>
-          <w:tcPr>
-            <w:tcW w:type="dxa" w:w="3402"/>
-            <w:tcMar>
-              <w:top w:w="80" w:type="dxa"/>
-              <w:start w:w="90" w:type="dxa"/>
-              <w:bottom w:w="80" w:type="dxa"/>
-              <w:end w:w="90" w:type="dxa"/>
-            </w:tcMar>
-            <w:vAlign w:val="center"/>
-            <w:shd w:fill="F7FAFC"/>
-          </w:tcPr>
-          <w:p>
-            <w:pPr>
-              <w:spacing w:after="0"/>
-            </w:pPr>
-            <w:r>
-              <w:rPr>
-                <w:rFonts w:ascii="Times New Roman" w:hAnsi="Times New Roman"/>
-                <w:sz w:val="17"/>
-              </w:rPr>
-              <w:t>Шпаргалка по операциям и размерностям</w:t>
-            </w:r>
-          </w:p>
-        </w:tc>
-      </w:tr>
-      <w:tr>
-        <w:tc>
-          <w:tcPr>
-            <w:tcW w:type="dxa" w:w="2381"/>
-            <w:tcMar>
-              <w:top w:w="80" w:type="dxa"/>
-              <w:start w:w="90" w:type="dxa"/>
-              <w:bottom w:w="80" w:type="dxa"/>
-              <w:end w:w="90" w:type="dxa"/>
-            </w:tcMar>
-            <w:vAlign w:val="center"/>
-          </w:tcPr>
-          <w:p>
-            <w:pPr>
-              <w:spacing w:after="0"/>
-            </w:pPr>
-            <w:r>
-              <w:rPr>
-                <w:rFonts w:ascii="Times New Roman" w:hAnsi="Times New Roman"/>
-                <w:sz w:val="17"/>
-              </w:rPr>
-              <w:t>Среднее, дисперсия, корреляция</w:t>
-            </w:r>
-          </w:p>
-        </w:tc>
-        <w:tc>
-          <w:tcPr>
-            <w:tcW w:type="dxa" w:w="3685"/>
-            <w:tcMar>
-              <w:top w:w="80" w:type="dxa"/>
-              <w:start w:w="90" w:type="dxa"/>
-              <w:bottom w:w="80" w:type="dxa"/>
-              <w:end w:w="90" w:type="dxa"/>
-            </w:tcMar>
-            <w:vAlign w:val="center"/>
-          </w:tcPr>
-          <w:p>
-            <w:pPr>
-              <w:spacing w:after="0"/>
-            </w:pPr>
-            <w:r>
-              <w:rPr>
-                <w:rFonts w:ascii="Times New Roman" w:hAnsi="Times New Roman"/>
-                <w:sz w:val="17"/>
-              </w:rPr>
-              <w:t>EDA, сравнение групп, интерпретация разброса</w:t>
-            </w:r>
-          </w:p>
-        </w:tc>
-        <w:tc>
-          <w:tcPr>
-            <w:tcW w:type="dxa" w:w="3402"/>
-            <w:tcMar>
-              <w:top w:w="80" w:type="dxa"/>
-              <w:start w:w="90" w:type="dxa"/>
-              <w:bottom w:w="80" w:type="dxa"/>
-              <w:end w:w="90" w:type="dxa"/>
-            </w:tcMar>
-            <w:vAlign w:val="center"/>
-          </w:tcPr>
-          <w:p>
-            <w:pPr>
-              <w:spacing w:after="0"/>
-            </w:pPr>
-            <w:r>
-              <w:rPr>
-                <w:rFonts w:ascii="Times New Roman" w:hAnsi="Times New Roman"/>
-                <w:sz w:val="17"/>
-              </w:rPr>
-              <w:t>Диагностическая задача и разбор типовых ошибок</w:t>
-            </w:r>
-          </w:p>
-        </w:tc>
-      </w:tr>
-      <w:tr>
-        <w:tc>
-          <w:tcPr>
-            <w:tcW w:type="dxa" w:w="2381"/>
-            <w:tcMar>
-              <w:top w:w="80" w:type="dxa"/>
-              <w:start w:w="90" w:type="dxa"/>
-              <w:bottom w:w="80" w:type="dxa"/>
-              <w:end w:w="90" w:type="dxa"/>
-            </w:tcMar>
-            <w:vAlign w:val="center"/>
-            <w:shd w:fill="F7FAFC"/>
-          </w:tcPr>
-          <w:p>
-            <w:pPr>
-              <w:spacing w:after="0"/>
-            </w:pPr>
-            <w:r>
-              <w:rPr>
-                <w:rFonts w:ascii="Times New Roman" w:hAnsi="Times New Roman"/>
-                <w:sz w:val="17"/>
-              </w:rPr>
-              <w:t>Базовый Python</w:t>
-            </w:r>
-          </w:p>
-        </w:tc>
-        <w:tc>
-          <w:tcPr>
-            <w:tcW w:type="dxa" w:w="3685"/>
-            <w:tcMar>
-              <w:top w:w="80" w:type="dxa"/>
-              <w:start w:w="90" w:type="dxa"/>
-              <w:bottom w:w="80" w:type="dxa"/>
-              <w:end w:w="90" w:type="dxa"/>
-            </w:tcMar>
-            <w:vAlign w:val="center"/>
-            <w:shd w:fill="F7FAFC"/>
-          </w:tcPr>
-          <w:p>
-            <w:pPr>
-              <w:spacing w:after="0"/>
-            </w:pPr>
-            <w:r>
-              <w:rPr>
-                <w:rFonts w:ascii="Times New Roman" w:hAnsi="Times New Roman"/>
-                <w:sz w:val="17"/>
-              </w:rPr>
-              <w:t>Автоматизация анализа и построение воспроизводимого пайплайна</w:t>
-            </w:r>
-          </w:p>
-        </w:tc>
-        <w:tc>
-          <w:tcPr>
-            <w:tcW w:type="dxa" w:w="3402"/>
-            <w:tcMar>
-              <w:top w:w="80" w:type="dxa"/>
-              <w:start w:w="90" w:type="dxa"/>
-              <w:bottom w:w="80" w:type="dxa"/>
-              <w:end w:w="90" w:type="dxa"/>
-            </w:tcMar>
-            <w:vAlign w:val="center"/>
-            <w:shd w:fill="F7FAFC"/>
-          </w:tcPr>
-          <w:p>
-            <w:pPr>
-              <w:spacing w:after="0"/>
-            </w:pPr>
-            <w:r>
-              <w:rPr>
-                <w:rFonts w:ascii="Times New Roman" w:hAnsi="Times New Roman"/>
-                <w:sz w:val="17"/>
-              </w:rPr>
-              <w:t>Стартовый ноутбук и факультативный тренажёр</w:t>
-            </w:r>
-          </w:p>
-        </w:tc>
-      </w:tr>
-      <w:tr>
-        <w:tc>
-          <w:tcPr>
-            <w:tcW w:type="dxa" w:w="2381"/>
-            <w:tcMar>
-              <w:top w:w="80" w:type="dxa"/>
-              <w:start w:w="90" w:type="dxa"/>
-              <w:bottom w:w="80" w:type="dxa"/>
-              <w:end w:w="90" w:type="dxa"/>
-            </w:tcMar>
-            <w:vAlign w:val="center"/>
-          </w:tcPr>
-          <w:p>
-            <w:pPr>
-              <w:spacing w:after="0"/>
-            </w:pPr>
-            <w:r>
-              <w:rPr>
-                <w:rFonts w:ascii="Times New Roman" w:hAnsi="Times New Roman"/>
-                <w:sz w:val="17"/>
-              </w:rPr>
-              <w:t>CSV/JSON/таблицы и основы ETL</w:t>
-            </w:r>
-          </w:p>
-        </w:tc>
-        <w:tc>
-          <w:tcPr>
-            <w:tcW w:type="dxa" w:w="3685"/>
-            <w:tcMar>
-              <w:top w:w="80" w:type="dxa"/>
-              <w:start w:w="90" w:type="dxa"/>
-              <w:bottom w:w="80" w:type="dxa"/>
-              <w:end w:w="90" w:type="dxa"/>
-            </w:tcMar>
-            <w:vAlign w:val="center"/>
-          </w:tcPr>
-          <w:p>
-            <w:pPr>
-              <w:spacing w:after="0"/>
-            </w:pPr>
-            <w:r>
-              <w:rPr>
-                <w:rFonts w:ascii="Times New Roman" w:hAnsi="Times New Roman"/>
-                <w:sz w:val="17"/>
-              </w:rPr>
-              <w:t>Загрузка, проверка и преобразование набора данных</w:t>
-            </w:r>
-          </w:p>
-        </w:tc>
-        <w:tc>
-          <w:tcPr>
-            <w:tcW w:type="dxa" w:w="3402"/>
-            <w:tcMar>
-              <w:top w:w="80" w:type="dxa"/>
-              <w:start w:w="90" w:type="dxa"/>
-              <w:bottom w:w="80" w:type="dxa"/>
-              <w:end w:w="90" w:type="dxa"/>
-            </w:tcMar>
-            <w:vAlign w:val="center"/>
-          </w:tcPr>
-          <w:p>
-            <w:pPr>
-              <w:spacing w:after="0"/>
-            </w:pPr>
-            <w:r>
-              <w:rPr>
-                <w:rFonts w:ascii="Times New Roman" w:hAnsi="Times New Roman"/>
-                <w:sz w:val="17"/>
-              </w:rPr>
-              <w:t>Одна вводная лабораторная работа</w:t>
-            </w:r>
-          </w:p>
-        </w:tc>
-      </w:tr>
-      <w:tr>
-        <w:tc>
-          <w:tcPr>
-            <w:tcW w:type="dxa" w:w="2381"/>
-            <w:tcMar>
-              <w:top w:w="80" w:type="dxa"/>
-              <w:start w:w="90" w:type="dxa"/>
-              <w:bottom w:w="80" w:type="dxa"/>
-              <w:end w:w="90" w:type="dxa"/>
-            </w:tcMar>
-            <w:vAlign w:val="center"/>
-            <w:shd w:fill="F7FAFC"/>
-          </w:tcPr>
-          <w:p>
-            <w:pPr>
-              <w:spacing w:after="0"/>
-            </w:pPr>
-            <w:r>
-              <w:rPr>
-                <w:rFonts w:ascii="Times New Roman" w:hAnsi="Times New Roman"/>
-                <w:sz w:val="17"/>
-              </w:rPr>
-              <w:t>Базовый SQL</w:t>
-            </w:r>
-          </w:p>
-        </w:tc>
-        <w:tc>
-          <w:tcPr>
-            <w:tcW w:type="dxa" w:w="3685"/>
-            <w:tcMar>
-              <w:top w:w="80" w:type="dxa"/>
-              <w:start w:w="90" w:type="dxa"/>
-              <w:bottom w:w="80" w:type="dxa"/>
-              <w:end w:w="90" w:type="dxa"/>
-            </w:tcMar>
-            <w:vAlign w:val="center"/>
-            <w:shd w:fill="F7FAFC"/>
-          </w:tcPr>
-          <w:p>
-            <w:pPr>
-              <w:spacing w:after="0"/>
-            </w:pPr>
-            <w:r>
-              <w:rPr>
-                <w:rFonts w:ascii="Times New Roman" w:hAnsi="Times New Roman"/>
-                <w:sz w:val="17"/>
-              </w:rPr>
-              <w:t>Формирование аналитической выборки</w:t>
-            </w:r>
-          </w:p>
-        </w:tc>
-        <w:tc>
-          <w:tcPr>
-            <w:tcW w:type="dxa" w:w="3402"/>
-            <w:tcMar>
-              <w:top w:w="80" w:type="dxa"/>
-              <w:start w:w="90" w:type="dxa"/>
-              <w:bottom w:w="80" w:type="dxa"/>
-              <w:end w:w="90" w:type="dxa"/>
-            </w:tcMar>
-            <w:vAlign w:val="center"/>
-            <w:shd w:fill="F7FAFC"/>
-          </w:tcPr>
-          <w:p>
-            <w:pPr>
-              <w:spacing w:after="0"/>
-            </w:pPr>
-            <w:r>
-              <w:rPr>
-                <w:rFonts w:ascii="Times New Roman" w:hAnsi="Times New Roman"/>
-                <w:sz w:val="17"/>
-              </w:rPr>
-              <w:t>Краткая памятка; отдельный модуль только при отсутствии пререквизита</w:t>
-            </w:r>
-          </w:p>
-        </w:tc>
-      </w:tr>
-    </w:tbl>
-    <w:p>
-      <w:pPr>
-        <w:spacing w:after="0"/>
-      </w:pPr>
-    </w:p>
-    <w:p>
-      <w:pPr>
-        <w:pStyle w:val="Heading1"/>
-      </w:pPr>
-      <w:r>
-        <w:t>5. Входная диагностика</w:t>
-      </w:r>
-    </w:p>
-    <w:p>
-      <w:r>
-        <w:t>Диагностика проводится в первую неделю, занимает 60 минут и не влияет на итоговую оценку. Каждый индикатор оценивается отдельно по шкале 0–2.</w:t>
-      </w:r>
-    </w:p>
-    <w:tbl>
-      <w:tblPr>
-        <w:tblStyle w:val="TableGrid"/>
-        <w:tblW w:type="auto" w:w="0"/>
-        <w:jc w:val="center"/>
-        <w:tblLayout w:type="fixed"/>
-        <w:tblLook w:firstColumn="1" w:firstRow="1" w:lastColumn="0" w:lastRow="0" w:noHBand="0" w:noVBand="1" w:val="04A0"/>
-      </w:tblPr>
-      <w:tblGrid>
-        <w:gridCol w:w="3343"/>
-        <w:gridCol w:w="3343"/>
-        <w:gridCol w:w="3343"/>
-      </w:tblGrid>
-      <w:tr>
-        <w:trPr>
-          <w:tblHeader w:val="true"/>
-        </w:trPr>
-        <w:tc>
-          <w:tcPr>
-            <w:tcW w:type="dxa" w:w="1247"/>
-            <w:shd w:fill="1F4E78"/>
-            <w:tcMar>
-              <w:top w:w="80" w:type="dxa"/>
-              <w:start w:w="90" w:type="dxa"/>
-              <w:bottom w:w="80" w:type="dxa"/>
-              <w:end w:w="90" w:type="dxa"/>
-            </w:tcMar>
-            <w:vAlign w:val="center"/>
-          </w:tcPr>
-          <w:p>
-            <w:pPr>
-              <w:jc w:val="center"/>
-            </w:pPr>
-            <w:r>
-              <w:rPr>
-                <w:rFonts w:ascii="Times New Roman" w:hAnsi="Times New Roman"/>
-                <w:b/>
-                <w:color w:val="FFFFFF"/>
-                <w:sz w:val="17"/>
-              </w:rPr>
-              <w:t>Индикатор</w:t>
-            </w:r>
-          </w:p>
-        </w:tc>
-        <w:tc>
-          <w:tcPr>
-            <w:tcW w:type="dxa" w:w="7143"/>
-            <w:shd w:fill="1F4E78"/>
-            <w:tcMar>
-              <w:top w:w="80" w:type="dxa"/>
-              <w:start w:w="90" w:type="dxa"/>
-              <w:bottom w:w="80" w:type="dxa"/>
-              <w:end w:w="90" w:type="dxa"/>
-            </w:tcMar>
-            <w:vAlign w:val="center"/>
-          </w:tcPr>
-          <w:p>
-            <w:pPr>
-              <w:jc w:val="center"/>
-            </w:pPr>
-            <w:r>
-              <w:rPr>
-                <w:rFonts w:ascii="Times New Roman" w:hAnsi="Times New Roman"/>
-                <w:b/>
-                <w:color w:val="FFFFFF"/>
-                <w:sz w:val="17"/>
-              </w:rPr>
-              <w:t>Диагностическое действие</w:t>
-            </w:r>
-          </w:p>
-        </w:tc>
-        <w:tc>
-          <w:tcPr>
-            <w:tcW w:type="dxa" w:w="1077"/>
-            <w:shd w:fill="1F4E78"/>
-            <w:tcMar>
-              <w:top w:w="80" w:type="dxa"/>
-              <w:start w:w="90" w:type="dxa"/>
-              <w:bottom w:w="80" w:type="dxa"/>
-              <w:end w:w="90" w:type="dxa"/>
-            </w:tcMar>
-            <w:vAlign w:val="center"/>
-          </w:tcPr>
-          <w:p>
-            <w:pPr>
-              <w:jc w:val="center"/>
-            </w:pPr>
-            <w:r>
-              <w:rPr>
-                <w:rFonts w:ascii="Times New Roman" w:hAnsi="Times New Roman"/>
-                <w:b/>
-                <w:color w:val="FFFFFF"/>
-                <w:sz w:val="17"/>
-              </w:rPr>
-              <w:t>Результат</w:t>
-            </w:r>
-          </w:p>
-        </w:tc>
-      </w:tr>
-      <w:tr>
-        <w:tc>
-          <w:tcPr>
-            <w:tcW w:type="dxa" w:w="1247"/>
-            <w:tcMar>
-              <w:top w:w="80" w:type="dxa"/>
-              <w:start w:w="90" w:type="dxa"/>
-              <w:bottom w:w="80" w:type="dxa"/>
-              <w:end w:w="90" w:type="dxa"/>
-            </w:tcMar>
-            <w:vAlign w:val="center"/>
-          </w:tcPr>
-          <w:p>
-            <w:pPr>
-              <w:spacing w:after="0"/>
-            </w:pPr>
-            <w:r>
-              <w:rPr>
-                <w:rFonts w:ascii="Times New Roman" w:hAnsi="Times New Roman"/>
-                <w:sz w:val="17"/>
-              </w:rPr>
-              <w:t>ВК-1.1</w:t>
-            </w:r>
-          </w:p>
-        </w:tc>
-        <w:tc>
-          <w:tcPr>
-            <w:tcW w:type="dxa" w:w="7143"/>
-            <w:tcMar>
-              <w:top w:w="80" w:type="dxa"/>
-              <w:start w:w="90" w:type="dxa"/>
-              <w:bottom w:w="80" w:type="dxa"/>
-              <w:end w:w="90" w:type="dxa"/>
-            </w:tcMar>
-            <w:vAlign w:val="center"/>
-          </w:tcPr>
-          <w:p>
-            <w:pPr>
-              <w:spacing w:after="0"/>
-            </w:pPr>
-            <w:r>
-              <w:rPr>
-                <w:rFonts w:ascii="Times New Roman" w:hAnsi="Times New Roman"/>
-                <w:sz w:val="17"/>
-              </w:rPr>
-              <w:t>Найти минимум простой функции и объяснить смысл функции потерь</w:t>
-            </w:r>
-          </w:p>
-        </w:tc>
-        <w:tc>
-          <w:tcPr>
-            <w:tcW w:type="dxa" w:w="1077"/>
-            <w:tcMar>
-              <w:top w:w="80" w:type="dxa"/>
-              <w:start w:w="90" w:type="dxa"/>
-              <w:bottom w:w="80" w:type="dxa"/>
-              <w:end w:w="90" w:type="dxa"/>
-            </w:tcMar>
-            <w:vAlign w:val="center"/>
-          </w:tcPr>
-          <w:p>
-            <w:pPr>
-              <w:spacing w:after="0"/>
-            </w:pPr>
-            <w:r>
-              <w:rPr>
-                <w:rFonts w:ascii="Times New Roman" w:hAnsi="Times New Roman"/>
-                <w:sz w:val="17"/>
-              </w:rPr>
-              <w:t>0–2</w:t>
-            </w:r>
-          </w:p>
-        </w:tc>
-      </w:tr>
-      <w:tr>
-        <w:tc>
-          <w:tcPr>
-            <w:tcW w:type="dxa" w:w="1247"/>
-            <w:tcMar>
-              <w:top w:w="80" w:type="dxa"/>
-              <w:start w:w="90" w:type="dxa"/>
-              <w:bottom w:w="80" w:type="dxa"/>
-              <w:end w:w="90" w:type="dxa"/>
-            </w:tcMar>
-            <w:vAlign w:val="center"/>
-            <w:shd w:fill="F7FAFC"/>
-          </w:tcPr>
-          <w:p>
-            <w:pPr>
-              <w:spacing w:after="0"/>
-            </w:pPr>
-            <w:r>
-              <w:rPr>
-                <w:rFonts w:ascii="Times New Roman" w:hAnsi="Times New Roman"/>
-                <w:sz w:val="17"/>
-              </w:rPr>
-              <w:t>ВК-1.2</w:t>
-            </w:r>
-          </w:p>
-        </w:tc>
-        <w:tc>
-          <w:tcPr>
-            <w:tcW w:type="dxa" w:w="7143"/>
-            <w:tcMar>
-              <w:top w:w="80" w:type="dxa"/>
-              <w:start w:w="90" w:type="dxa"/>
-              <w:bottom w:w="80" w:type="dxa"/>
-              <w:end w:w="90" w:type="dxa"/>
-            </w:tcMar>
-            <w:vAlign w:val="center"/>
-            <w:shd w:fill="F7FAFC"/>
-          </w:tcPr>
-          <w:p>
-            <w:pPr>
-              <w:spacing w:after="0"/>
-            </w:pPr>
-            <w:r>
-              <w:rPr>
-                <w:rFonts w:ascii="Times New Roman" w:hAnsi="Times New Roman"/>
-                <w:sz w:val="17"/>
-              </w:rPr>
-              <w:t>Рассчитать расстояние между векторами и объяснить влияние масштаба</w:t>
-            </w:r>
-          </w:p>
-        </w:tc>
-        <w:tc>
-          <w:tcPr>
-            <w:tcW w:type="dxa" w:w="1077"/>
-            <w:tcMar>
-              <w:top w:w="80" w:type="dxa"/>
-              <w:start w:w="90" w:type="dxa"/>
-              <w:bottom w:w="80" w:type="dxa"/>
-              <w:end w:w="90" w:type="dxa"/>
-            </w:tcMar>
-            <w:vAlign w:val="center"/>
-            <w:shd w:fill="F7FAFC"/>
-          </w:tcPr>
-          <w:p>
-            <w:pPr>
-              <w:spacing w:after="0"/>
-            </w:pPr>
-            <w:r>
-              <w:rPr>
-                <w:rFonts w:ascii="Times New Roman" w:hAnsi="Times New Roman"/>
-                <w:sz w:val="17"/>
-              </w:rPr>
-              <w:t>0–2</w:t>
-            </w:r>
-          </w:p>
-        </w:tc>
-      </w:tr>
-      <w:tr>
-        <w:tc>
-          <w:tcPr>
-            <w:tcW w:type="dxa" w:w="1247"/>
-            <w:tcMar>
-              <w:top w:w="80" w:type="dxa"/>
-              <w:start w:w="90" w:type="dxa"/>
-              <w:bottom w:w="80" w:type="dxa"/>
-              <w:end w:w="90" w:type="dxa"/>
-            </w:tcMar>
-            <w:vAlign w:val="center"/>
-          </w:tcPr>
-          <w:p>
-            <w:pPr>
-              <w:spacing w:after="0"/>
-            </w:pPr>
-            <w:r>
-              <w:rPr>
-                <w:rFonts w:ascii="Times New Roman" w:hAnsi="Times New Roman"/>
-                <w:sz w:val="17"/>
-              </w:rPr>
-              <w:t>ВК-2.1</w:t>
-            </w:r>
-          </w:p>
-        </w:tc>
-        <w:tc>
-          <w:tcPr>
-            <w:tcW w:type="dxa" w:w="7143"/>
-            <w:tcMar>
-              <w:top w:w="80" w:type="dxa"/>
-              <w:start w:w="90" w:type="dxa"/>
-              <w:bottom w:w="80" w:type="dxa"/>
-              <w:end w:w="90" w:type="dxa"/>
-            </w:tcMar>
-            <w:vAlign w:val="center"/>
-          </w:tcPr>
-          <w:p>
-            <w:pPr>
-              <w:spacing w:after="0"/>
-            </w:pPr>
-            <w:r>
-              <w:rPr>
-                <w:rFonts w:ascii="Times New Roman" w:hAnsi="Times New Roman"/>
-                <w:sz w:val="17"/>
-              </w:rPr>
-              <w:t>Выбрать и интерпретировать описательные статистики для данных с выбросом</w:t>
-            </w:r>
-          </w:p>
-        </w:tc>
-        <w:tc>
-          <w:tcPr>
-            <w:tcW w:type="dxa" w:w="1077"/>
-            <w:tcMar>
-              <w:top w:w="80" w:type="dxa"/>
-              <w:start w:w="90" w:type="dxa"/>
-              <w:bottom w:w="80" w:type="dxa"/>
-              <w:end w:w="90" w:type="dxa"/>
-            </w:tcMar>
-            <w:vAlign w:val="center"/>
-          </w:tcPr>
-          <w:p>
-            <w:pPr>
-              <w:spacing w:after="0"/>
-            </w:pPr>
-            <w:r>
-              <w:rPr>
-                <w:rFonts w:ascii="Times New Roman" w:hAnsi="Times New Roman"/>
-                <w:sz w:val="17"/>
-              </w:rPr>
-              <w:t>0–2</w:t>
-            </w:r>
-          </w:p>
-        </w:tc>
-      </w:tr>
-      <w:tr>
-        <w:tc>
-          <w:tcPr>
-            <w:tcW w:type="dxa" w:w="1247"/>
-            <w:tcMar>
-              <w:top w:w="80" w:type="dxa"/>
-              <w:start w:w="90" w:type="dxa"/>
-              <w:bottom w:w="80" w:type="dxa"/>
-              <w:end w:w="90" w:type="dxa"/>
-            </w:tcMar>
-            <w:vAlign w:val="center"/>
-            <w:shd w:fill="F7FAFC"/>
-          </w:tcPr>
-          <w:p>
-            <w:pPr>
-              <w:spacing w:after="0"/>
-            </w:pPr>
-            <w:r>
-              <w:rPr>
-                <w:rFonts w:ascii="Times New Roman" w:hAnsi="Times New Roman"/>
-                <w:sz w:val="17"/>
-              </w:rPr>
-              <w:t>ВК-2.2</w:t>
-            </w:r>
-          </w:p>
-        </w:tc>
-        <w:tc>
-          <w:tcPr>
-            <w:tcW w:type="dxa" w:w="7143"/>
-            <w:tcMar>
-              <w:top w:w="80" w:type="dxa"/>
-              <w:start w:w="90" w:type="dxa"/>
-              <w:bottom w:w="80" w:type="dxa"/>
-              <w:end w:w="90" w:type="dxa"/>
-            </w:tcMar>
-            <w:vAlign w:val="center"/>
-            <w:shd w:fill="F7FAFC"/>
-          </w:tcPr>
-          <w:p>
-            <w:pPr>
-              <w:spacing w:after="0"/>
-            </w:pPr>
-            <w:r>
-              <w:rPr>
-                <w:rFonts w:ascii="Times New Roman" w:hAnsi="Times New Roman"/>
-                <w:sz w:val="17"/>
-              </w:rPr>
-              <w:t>Интерпретировать корреляцию и назвать границы вывода</w:t>
-            </w:r>
-          </w:p>
-        </w:tc>
-        <w:tc>
-          <w:tcPr>
-            <w:tcW w:type="dxa" w:w="1077"/>
-            <w:tcMar>
-              <w:top w:w="80" w:type="dxa"/>
-              <w:start w:w="90" w:type="dxa"/>
-              <w:bottom w:w="80" w:type="dxa"/>
-              <w:end w:w="90" w:type="dxa"/>
-            </w:tcMar>
-            <w:vAlign w:val="center"/>
-            <w:shd w:fill="F7FAFC"/>
-          </w:tcPr>
-          <w:p>
-            <w:pPr>
-              <w:spacing w:after="0"/>
-            </w:pPr>
-            <w:r>
-              <w:rPr>
-                <w:rFonts w:ascii="Times New Roman" w:hAnsi="Times New Roman"/>
-                <w:sz w:val="17"/>
-              </w:rPr>
-              <w:t>0–2</w:t>
-            </w:r>
-          </w:p>
-        </w:tc>
-      </w:tr>
-      <w:tr>
-        <w:tc>
-          <w:tcPr>
-            <w:tcW w:type="dxa" w:w="1247"/>
-            <w:tcMar>
-              <w:top w:w="80" w:type="dxa"/>
-              <w:start w:w="90" w:type="dxa"/>
-              <w:bottom w:w="80" w:type="dxa"/>
-              <w:end w:w="90" w:type="dxa"/>
-            </w:tcMar>
-            <w:vAlign w:val="center"/>
-          </w:tcPr>
-          <w:p>
-            <w:pPr>
-              <w:spacing w:after="0"/>
-            </w:pPr>
-            <w:r>
-              <w:rPr>
-                <w:rFonts w:ascii="Times New Roman" w:hAnsi="Times New Roman"/>
-                <w:sz w:val="17"/>
-              </w:rPr>
-              <w:t>ВК-3.1</w:t>
-            </w:r>
-          </w:p>
-        </w:tc>
-        <w:tc>
-          <w:tcPr>
-            <w:tcW w:type="dxa" w:w="7143"/>
-            <w:tcMar>
-              <w:top w:w="80" w:type="dxa"/>
-              <w:start w:w="90" w:type="dxa"/>
-              <w:bottom w:w="80" w:type="dxa"/>
-              <w:end w:w="90" w:type="dxa"/>
-            </w:tcMar>
-            <w:vAlign w:val="center"/>
-          </w:tcPr>
-          <w:p>
-            <w:pPr>
-              <w:spacing w:after="0"/>
-            </w:pPr>
-            <w:r>
-              <w:rPr>
-                <w:rFonts w:ascii="Times New Roman" w:hAnsi="Times New Roman"/>
-                <w:sz w:val="17"/>
-              </w:rPr>
-              <w:t>Написать и проверить небольшую функцию Python</w:t>
-            </w:r>
-          </w:p>
-        </w:tc>
-        <w:tc>
-          <w:tcPr>
-            <w:tcW w:type="dxa" w:w="1077"/>
-            <w:tcMar>
-              <w:top w:w="80" w:type="dxa"/>
-              <w:start w:w="90" w:type="dxa"/>
-              <w:bottom w:w="80" w:type="dxa"/>
-              <w:end w:w="90" w:type="dxa"/>
-            </w:tcMar>
-            <w:vAlign w:val="center"/>
-          </w:tcPr>
-          <w:p>
-            <w:pPr>
-              <w:spacing w:after="0"/>
-            </w:pPr>
-            <w:r>
-              <w:rPr>
-                <w:rFonts w:ascii="Times New Roman" w:hAnsi="Times New Roman"/>
-                <w:sz w:val="17"/>
-              </w:rPr>
-              <w:t>0–2</w:t>
-            </w:r>
-          </w:p>
-        </w:tc>
-      </w:tr>
-      <w:tr>
-        <w:tc>
-          <w:tcPr>
-            <w:tcW w:type="dxa" w:w="1247"/>
-            <w:tcMar>
-              <w:top w:w="80" w:type="dxa"/>
-              <w:start w:w="90" w:type="dxa"/>
-              <w:bottom w:w="80" w:type="dxa"/>
-              <w:end w:w="90" w:type="dxa"/>
-            </w:tcMar>
-            <w:vAlign w:val="center"/>
-            <w:shd w:fill="F7FAFC"/>
-          </w:tcPr>
-          <w:p>
-            <w:pPr>
-              <w:spacing w:after="0"/>
-            </w:pPr>
-            <w:r>
-              <w:rPr>
-                <w:rFonts w:ascii="Times New Roman" w:hAnsi="Times New Roman"/>
-                <w:sz w:val="17"/>
-              </w:rPr>
-              <w:t>ВК-3.2</w:t>
-            </w:r>
-          </w:p>
-        </w:tc>
-        <w:tc>
-          <w:tcPr>
-            <w:tcW w:type="dxa" w:w="7143"/>
-            <w:tcMar>
-              <w:top w:w="80" w:type="dxa"/>
-              <w:start w:w="90" w:type="dxa"/>
-              <w:bottom w:w="80" w:type="dxa"/>
-              <w:end w:w="90" w:type="dxa"/>
-            </w:tcMar>
-            <w:vAlign w:val="center"/>
-            <w:shd w:fill="F7FAFC"/>
-          </w:tcPr>
-          <w:p>
-            <w:pPr>
-              <w:spacing w:after="0"/>
-            </w:pPr>
-            <w:r>
-              <w:rPr>
-                <w:rFonts w:ascii="Times New Roman" w:hAnsi="Times New Roman"/>
-                <w:sz w:val="17"/>
-              </w:rPr>
-              <w:t>Исправить и повторно выполнить учебный ноутбук</w:t>
-            </w:r>
-          </w:p>
-        </w:tc>
-        <w:tc>
-          <w:tcPr>
-            <w:tcW w:type="dxa" w:w="1077"/>
-            <w:tcMar>
-              <w:top w:w="80" w:type="dxa"/>
-              <w:start w:w="90" w:type="dxa"/>
-              <w:bottom w:w="80" w:type="dxa"/>
-              <w:end w:w="90" w:type="dxa"/>
-            </w:tcMar>
-            <w:vAlign w:val="center"/>
-            <w:shd w:fill="F7FAFC"/>
-          </w:tcPr>
-          <w:p>
-            <w:pPr>
-              <w:spacing w:after="0"/>
-            </w:pPr>
-            <w:r>
-              <w:rPr>
-                <w:rFonts w:ascii="Times New Roman" w:hAnsi="Times New Roman"/>
-                <w:sz w:val="17"/>
-              </w:rPr>
-              <w:t>0–2</w:t>
-            </w:r>
-          </w:p>
-        </w:tc>
-      </w:tr>
-      <w:tr>
-        <w:tc>
-          <w:tcPr>
-            <w:tcW w:type="dxa" w:w="1247"/>
-            <w:tcMar>
-              <w:top w:w="80" w:type="dxa"/>
-              <w:start w:w="90" w:type="dxa"/>
-              <w:bottom w:w="80" w:type="dxa"/>
-              <w:end w:w="90" w:type="dxa"/>
-            </w:tcMar>
-            <w:vAlign w:val="center"/>
-          </w:tcPr>
-          <w:p>
-            <w:pPr>
-              <w:spacing w:after="0"/>
-            </w:pPr>
-            <w:r>
-              <w:rPr>
-                <w:rFonts w:ascii="Times New Roman" w:hAnsi="Times New Roman"/>
-                <w:sz w:val="17"/>
-              </w:rPr>
-              <w:t>ВК-4.1</w:t>
-            </w:r>
-          </w:p>
-        </w:tc>
-        <w:tc>
-          <w:tcPr>
-            <w:tcW w:type="dxa" w:w="7143"/>
-            <w:tcMar>
-              <w:top w:w="80" w:type="dxa"/>
-              <w:start w:w="90" w:type="dxa"/>
-              <w:bottom w:w="80" w:type="dxa"/>
-              <w:end w:w="90" w:type="dxa"/>
-            </w:tcMar>
-            <w:vAlign w:val="center"/>
-          </w:tcPr>
-          <w:p>
-            <w:pPr>
-              <w:spacing w:after="0"/>
-            </w:pPr>
-            <w:r>
-              <w:rPr>
-                <w:rFonts w:ascii="Times New Roman" w:hAnsi="Times New Roman"/>
-                <w:sz w:val="17"/>
-              </w:rPr>
-              <w:t>Объединить таблицы и получить групповые показатели</w:t>
-            </w:r>
-          </w:p>
-        </w:tc>
-        <w:tc>
-          <w:tcPr>
-            <w:tcW w:type="dxa" w:w="1077"/>
-            <w:tcMar>
-              <w:top w:w="80" w:type="dxa"/>
-              <w:start w:w="90" w:type="dxa"/>
-              <w:bottom w:w="80" w:type="dxa"/>
-              <w:end w:w="90" w:type="dxa"/>
-            </w:tcMar>
-            <w:vAlign w:val="center"/>
-          </w:tcPr>
-          <w:p>
-            <w:pPr>
-              <w:spacing w:after="0"/>
-            </w:pPr>
-            <w:r>
-              <w:rPr>
-                <w:rFonts w:ascii="Times New Roman" w:hAnsi="Times New Roman"/>
-                <w:sz w:val="17"/>
-              </w:rPr>
-              <w:t>0–2</w:t>
-            </w:r>
-          </w:p>
-        </w:tc>
-      </w:tr>
-      <w:tr>
-        <w:tc>
-          <w:tcPr>
-            <w:tcW w:type="dxa" w:w="1247"/>
-            <w:tcMar>
-              <w:top w:w="80" w:type="dxa"/>
-              <w:start w:w="90" w:type="dxa"/>
-              <w:bottom w:w="80" w:type="dxa"/>
-              <w:end w:w="90" w:type="dxa"/>
-            </w:tcMar>
-            <w:vAlign w:val="center"/>
-            <w:shd w:fill="F7FAFC"/>
-          </w:tcPr>
-          <w:p>
-            <w:pPr>
-              <w:spacing w:after="0"/>
-            </w:pPr>
-            <w:r>
-              <w:rPr>
-                <w:rFonts w:ascii="Times New Roman" w:hAnsi="Times New Roman"/>
-                <w:sz w:val="17"/>
-              </w:rPr>
-              <w:t>ВК-4.2</w:t>
-            </w:r>
-          </w:p>
-        </w:tc>
-        <w:tc>
-          <w:tcPr>
-            <w:tcW w:type="dxa" w:w="7143"/>
-            <w:tcMar>
-              <w:top w:w="80" w:type="dxa"/>
-              <w:start w:w="90" w:type="dxa"/>
-              <w:bottom w:w="80" w:type="dxa"/>
-              <w:end w:w="90" w:type="dxa"/>
-            </w:tcMar>
-            <w:vAlign w:val="center"/>
-            <w:shd w:fill="F7FAFC"/>
-          </w:tcPr>
-          <w:p>
-            <w:pPr>
-              <w:spacing w:after="0"/>
-            </w:pPr>
-            <w:r>
-              <w:rPr>
-                <w:rFonts w:ascii="Times New Roman" w:hAnsi="Times New Roman"/>
-                <w:sz w:val="17"/>
-              </w:rPr>
-              <w:t>Составить запрос с JOIN и GROUP BY и описать происхождение результата</w:t>
-            </w:r>
-          </w:p>
-        </w:tc>
-        <w:tc>
-          <w:tcPr>
-            <w:tcW w:type="dxa" w:w="1077"/>
-            <w:tcMar>
-              <w:top w:w="80" w:type="dxa"/>
-              <w:start w:w="90" w:type="dxa"/>
-              <w:bottom w:w="80" w:type="dxa"/>
-              <w:end w:w="90" w:type="dxa"/>
-            </w:tcMar>
-            <w:vAlign w:val="center"/>
-            <w:shd w:fill="F7FAFC"/>
-          </w:tcPr>
-          <w:p>
-            <w:pPr>
-              <w:spacing w:after="0"/>
-            </w:pPr>
-            <w:r>
-              <w:rPr>
-                <w:rFonts w:ascii="Times New Roman" w:hAnsi="Times New Roman"/>
-                <w:sz w:val="17"/>
-              </w:rPr>
-              <w:t>0–2</w:t>
-            </w:r>
-          </w:p>
-        </w:tc>
-      </w:tr>
-    </w:tbl>
-    <w:p>
-      <w:pPr>
-        <w:spacing w:after="0"/>
-      </w:pPr>
-    </w:p>
-    <w:p>
-      <w:pPr>
-        <w:pStyle w:val="ListBullet"/>
-      </w:pPr>
-      <w:r>
-        <w:t>2 балла — умение проявляется уверенно.</w:t>
-      </w:r>
-    </w:p>
-    <w:p>
-      <w:pPr>
-        <w:pStyle w:val="ListBullet"/>
-      </w:pPr>
-      <w:r>
-        <w:t>1 балл — базовый уровень достигнут.</w:t>
-      </w:r>
-    </w:p>
-    <w:p>
-      <w:pPr>
-        <w:pStyle w:val="ListBullet"/>
-      </w:pPr>
-      <w:r>
-        <w:t>0 баллов — назначается материал для повторения и повторная проверка только этого индикатора.</w:t>
-      </w:r>
-    </w:p>
-    <w:p>
-      <w:pPr>
-        <w:pStyle w:val="ListBullet"/>
-      </w:pPr>
-      <w:r>
-        <w:t>Сильный результат по одному индикатору не компенсирует отсутствие другого.</w:t>
-      </w:r>
-    </w:p>
-    <w:p>
-      <w:pPr>
-        <w:pStyle w:val="Heading1"/>
-      </w:pPr>
-      <w:r>
-        <w:t>6. Выравнивающий модуль</w:t>
-      </w:r>
-    </w:p>
-    <w:p>
-      <w:r>
-        <w:t>Выравнивающий модуль не включается как крупный раздел РПД. Он организуется в форме коротких материалов и заданий до начала либо в течение первых двух недель.</w:t>
-      </w:r>
-    </w:p>
-    <w:tbl>
-      <w:tblPr>
-        <w:tblStyle w:val="TableGrid"/>
-        <w:tblW w:type="auto" w:w="0"/>
-        <w:jc w:val="center"/>
-        <w:tblLayout w:type="fixed"/>
-        <w:tblLook w:firstColumn="1" w:firstRow="1" w:lastColumn="0" w:lastRow="0" w:noHBand="0" w:noVBand="1" w:val="04A0"/>
-      </w:tblPr>
-      <w:tblGrid>
-        <w:gridCol w:w="3343"/>
-        <w:gridCol w:w="3343"/>
-        <w:gridCol w:w="3343"/>
-      </w:tblGrid>
-      <w:tr>
-        <w:trPr>
-          <w:tblHeader w:val="true"/>
-        </w:trPr>
-        <w:tc>
-          <w:tcPr>
-            <w:tcW w:type="dxa" w:w="1701"/>
-            <w:shd w:fill="1F4E78"/>
-            <w:tcMar>
-              <w:top w:w="80" w:type="dxa"/>
-              <w:start w:w="90" w:type="dxa"/>
-              <w:bottom w:w="80" w:type="dxa"/>
-              <w:end w:w="90" w:type="dxa"/>
-            </w:tcMar>
-            <w:vAlign w:val="center"/>
-          </w:tcPr>
-          <w:p>
-            <w:pPr>
-              <w:jc w:val="center"/>
-            </w:pPr>
-            <w:r>
-              <w:rPr>
-                <w:rFonts w:ascii="Times New Roman" w:hAnsi="Times New Roman"/>
-                <w:b/>
-                <w:color w:val="FFFFFF"/>
-                <w:sz w:val="17"/>
-              </w:rPr>
-              <w:t>Пробел</w:t>
-            </w:r>
-          </w:p>
-        </w:tc>
-        <w:tc>
-          <w:tcPr>
-            <w:tcW w:type="dxa" w:w="5102"/>
-            <w:shd w:fill="1F4E78"/>
-            <w:tcMar>
-              <w:top w:w="80" w:type="dxa"/>
-              <w:start w:w="90" w:type="dxa"/>
-              <w:bottom w:w="80" w:type="dxa"/>
-              <w:end w:w="90" w:type="dxa"/>
-            </w:tcMar>
-            <w:vAlign w:val="center"/>
-          </w:tcPr>
-          <w:p>
-            <w:pPr>
-              <w:jc w:val="center"/>
-            </w:pPr>
-            <w:r>
-              <w:rPr>
-                <w:rFonts w:ascii="Times New Roman" w:hAnsi="Times New Roman"/>
-                <w:b/>
-                <w:color w:val="FFFFFF"/>
-                <w:sz w:val="17"/>
-              </w:rPr>
-              <w:t>Материал</w:t>
-            </w:r>
-          </w:p>
-        </w:tc>
-        <w:tc>
-          <w:tcPr>
-            <w:tcW w:type="dxa" w:w="2665"/>
-            <w:shd w:fill="1F4E78"/>
-            <w:tcMar>
-              <w:top w:w="80" w:type="dxa"/>
-              <w:start w:w="90" w:type="dxa"/>
-              <w:bottom w:w="80" w:type="dxa"/>
-              <w:end w:w="90" w:type="dxa"/>
-            </w:tcMar>
-            <w:vAlign w:val="center"/>
-          </w:tcPr>
-          <w:p>
-            <w:pPr>
-              <w:jc w:val="center"/>
-            </w:pPr>
-            <w:r>
-              <w:rPr>
-                <w:rFonts w:ascii="Times New Roman" w:hAnsi="Times New Roman"/>
-                <w:b/>
-                <w:color w:val="FFFFFF"/>
-                <w:sz w:val="17"/>
-              </w:rPr>
-              <w:t>Контроль готовности</w:t>
-            </w:r>
-          </w:p>
-        </w:tc>
-      </w:tr>
-      <w:tr>
-        <w:tc>
-          <w:tcPr>
-            <w:tcW w:type="dxa" w:w="1701"/>
-            <w:tcMar>
-              <w:top w:w="80" w:type="dxa"/>
-              <w:start w:w="90" w:type="dxa"/>
-              <w:bottom w:w="80" w:type="dxa"/>
-              <w:end w:w="90" w:type="dxa"/>
-            </w:tcMar>
-            <w:vAlign w:val="center"/>
-          </w:tcPr>
-          <w:p>
-            <w:pPr>
-              <w:spacing w:after="0"/>
-            </w:pPr>
-            <w:r>
-              <w:rPr>
-                <w:rFonts w:ascii="Times New Roman" w:hAnsi="Times New Roman"/>
-                <w:sz w:val="17"/>
-              </w:rPr>
-              <w:t>Python</w:t>
-            </w:r>
-          </w:p>
-        </w:tc>
-        <w:tc>
-          <w:tcPr>
-            <w:tcW w:type="dxa" w:w="5102"/>
-            <w:tcMar>
-              <w:top w:w="80" w:type="dxa"/>
-              <w:start w:w="90" w:type="dxa"/>
-              <w:bottom w:w="80" w:type="dxa"/>
-              <w:end w:w="90" w:type="dxa"/>
-            </w:tcMar>
-            <w:vAlign w:val="center"/>
-          </w:tcPr>
-          <w:p>
-            <w:pPr>
-              <w:spacing w:after="0"/>
-            </w:pPr>
-            <w:r>
-              <w:rPr>
-                <w:rFonts w:ascii="Times New Roman" w:hAnsi="Times New Roman"/>
-                <w:sz w:val="17"/>
-              </w:rPr>
-              <w:t>Типы, коллекции, функции, чтение файлов, виртуальное окружение; 4–6 часов</w:t>
-            </w:r>
-          </w:p>
-        </w:tc>
-        <w:tc>
-          <w:tcPr>
-            <w:tcW w:type="dxa" w:w="2665"/>
-            <w:tcMar>
-              <w:top w:w="80" w:type="dxa"/>
-              <w:start w:w="90" w:type="dxa"/>
-              <w:bottom w:w="80" w:type="dxa"/>
-              <w:end w:w="90" w:type="dxa"/>
-            </w:tcMar>
-            <w:vAlign w:val="center"/>
-          </w:tcPr>
-          <w:p>
-            <w:pPr>
-              <w:spacing w:after="0"/>
-            </w:pPr>
-            <w:r>
-              <w:rPr>
-                <w:rFonts w:ascii="Times New Roman" w:hAnsi="Times New Roman"/>
-                <w:sz w:val="17"/>
-              </w:rPr>
-              <w:t>Скрипт первичного анализа CSV</w:t>
-            </w:r>
-          </w:p>
-        </w:tc>
-      </w:tr>
-      <w:tr>
-        <w:tc>
-          <w:tcPr>
-            <w:tcW w:type="dxa" w:w="1701"/>
-            <w:tcMar>
-              <w:top w:w="80" w:type="dxa"/>
-              <w:start w:w="90" w:type="dxa"/>
-              <w:bottom w:w="80" w:type="dxa"/>
-              <w:end w:w="90" w:type="dxa"/>
-            </w:tcMar>
-            <w:vAlign w:val="center"/>
-            <w:shd w:fill="F7FAFC"/>
-          </w:tcPr>
-          <w:p>
-            <w:pPr>
-              <w:spacing w:after="0"/>
-            </w:pPr>
-            <w:r>
-              <w:rPr>
-                <w:rFonts w:ascii="Times New Roman" w:hAnsi="Times New Roman"/>
-                <w:sz w:val="17"/>
-              </w:rPr>
-              <w:t>Статистика</w:t>
-            </w:r>
-          </w:p>
-        </w:tc>
-        <w:tc>
-          <w:tcPr>
-            <w:tcW w:type="dxa" w:w="5102"/>
-            <w:tcMar>
-              <w:top w:w="80" w:type="dxa"/>
-              <w:start w:w="90" w:type="dxa"/>
-              <w:bottom w:w="80" w:type="dxa"/>
-              <w:end w:w="90" w:type="dxa"/>
-            </w:tcMar>
-            <w:vAlign w:val="center"/>
-            <w:shd w:fill="F7FAFC"/>
-          </w:tcPr>
-          <w:p>
-            <w:pPr>
-              <w:spacing w:after="0"/>
-            </w:pPr>
-            <w:r>
-              <w:rPr>
-                <w:rFonts w:ascii="Times New Roman" w:hAnsi="Times New Roman"/>
-                <w:sz w:val="17"/>
-              </w:rPr>
-              <w:t>Описательные статистики, распределения, выборка, корреляция; 4 часа</w:t>
-            </w:r>
-          </w:p>
-        </w:tc>
-        <w:tc>
-          <w:tcPr>
-            <w:tcW w:type="dxa" w:w="2665"/>
-            <w:tcMar>
-              <w:top w:w="80" w:type="dxa"/>
-              <w:start w:w="90" w:type="dxa"/>
-              <w:bottom w:w="80" w:type="dxa"/>
-              <w:end w:w="90" w:type="dxa"/>
-            </w:tcMar>
-            <w:vAlign w:val="center"/>
-            <w:shd w:fill="F7FAFC"/>
-          </w:tcPr>
-          <w:p>
-            <w:pPr>
-              <w:spacing w:after="0"/>
-            </w:pPr>
-            <w:r>
-              <w:rPr>
-                <w:rFonts w:ascii="Times New Roman" w:hAnsi="Times New Roman"/>
-                <w:sz w:val="17"/>
-              </w:rPr>
-              <w:t>Интерпретация набора показателей</w:t>
-            </w:r>
-          </w:p>
-        </w:tc>
-      </w:tr>
-      <w:tr>
-        <w:tc>
-          <w:tcPr>
-            <w:tcW w:type="dxa" w:w="1701"/>
-            <w:tcMar>
-              <w:top w:w="80" w:type="dxa"/>
-              <w:start w:w="90" w:type="dxa"/>
-              <w:bottom w:w="80" w:type="dxa"/>
-              <w:end w:w="90" w:type="dxa"/>
-            </w:tcMar>
-            <w:vAlign w:val="center"/>
-          </w:tcPr>
-          <w:p>
-            <w:pPr>
-              <w:spacing w:after="0"/>
-            </w:pPr>
-            <w:r>
-              <w:rPr>
-                <w:rFonts w:ascii="Times New Roman" w:hAnsi="Times New Roman"/>
-                <w:sz w:val="17"/>
-              </w:rPr>
-              <w:t>Линейная алгебра</w:t>
-            </w:r>
-          </w:p>
-        </w:tc>
-        <w:tc>
-          <w:tcPr>
-            <w:tcW w:type="dxa" w:w="5102"/>
-            <w:tcMar>
-              <w:top w:w="80" w:type="dxa"/>
-              <w:start w:w="90" w:type="dxa"/>
-              <w:bottom w:w="80" w:type="dxa"/>
-              <w:end w:w="90" w:type="dxa"/>
-            </w:tcMar>
-            <w:vAlign w:val="center"/>
-          </w:tcPr>
-          <w:p>
-            <w:pPr>
-              <w:spacing w:after="0"/>
-            </w:pPr>
-            <w:r>
-              <w:rPr>
-                <w:rFonts w:ascii="Times New Roman" w:hAnsi="Times New Roman"/>
-                <w:sz w:val="17"/>
-              </w:rPr>
-              <w:t>Векторы, матрицы, расстояния, размерности; 2–3 часа</w:t>
-            </w:r>
-          </w:p>
-        </w:tc>
-        <w:tc>
-          <w:tcPr>
-            <w:tcW w:type="dxa" w:w="2665"/>
-            <w:tcMar>
-              <w:top w:w="80" w:type="dxa"/>
-              <w:start w:w="90" w:type="dxa"/>
-              <w:bottom w:w="80" w:type="dxa"/>
-              <w:end w:w="90" w:type="dxa"/>
-            </w:tcMar>
-            <w:vAlign w:val="center"/>
-          </w:tcPr>
-          <w:p>
-            <w:pPr>
-              <w:spacing w:after="0"/>
-            </w:pPr>
-            <w:r>
-              <w:rPr>
-                <w:rFonts w:ascii="Times New Roman" w:hAnsi="Times New Roman"/>
-                <w:sz w:val="17"/>
-              </w:rPr>
-              <w:t>Небольшой расчёт в NumPy</w:t>
-            </w:r>
-          </w:p>
-        </w:tc>
-      </w:tr>
-      <w:tr>
-        <w:tc>
-          <w:tcPr>
-            <w:tcW w:type="dxa" w:w="1701"/>
-            <w:tcMar>
-              <w:top w:w="80" w:type="dxa"/>
-              <w:start w:w="90" w:type="dxa"/>
-              <w:bottom w:w="80" w:type="dxa"/>
-              <w:end w:w="90" w:type="dxa"/>
-            </w:tcMar>
-            <w:vAlign w:val="center"/>
-            <w:shd w:fill="F7FAFC"/>
-          </w:tcPr>
-          <w:p>
-            <w:pPr>
-              <w:spacing w:after="0"/>
-            </w:pPr>
-            <w:r>
-              <w:rPr>
-                <w:rFonts w:ascii="Times New Roman" w:hAnsi="Times New Roman"/>
-                <w:sz w:val="17"/>
-              </w:rPr>
-              <w:t>SQL</w:t>
-            </w:r>
-          </w:p>
-        </w:tc>
-        <w:tc>
-          <w:tcPr>
-            <w:tcW w:type="dxa" w:w="5102"/>
-            <w:tcMar>
-              <w:top w:w="80" w:type="dxa"/>
-              <w:start w:w="90" w:type="dxa"/>
-              <w:bottom w:w="80" w:type="dxa"/>
-              <w:end w:w="90" w:type="dxa"/>
-            </w:tcMar>
-            <w:vAlign w:val="center"/>
-            <w:shd w:fill="F7FAFC"/>
-          </w:tcPr>
-          <w:p>
-            <w:pPr>
-              <w:spacing w:after="0"/>
-            </w:pPr>
-            <w:r>
-              <w:rPr>
-                <w:rFonts w:ascii="Times New Roman" w:hAnsi="Times New Roman"/>
-                <w:sz w:val="17"/>
-              </w:rPr>
-              <w:t>SELECT, JOIN, GROUP BY; 3–4 часа</w:t>
-            </w:r>
-          </w:p>
-        </w:tc>
-        <w:tc>
-          <w:tcPr>
-            <w:tcW w:type="dxa" w:w="2665"/>
-            <w:tcMar>
-              <w:top w:w="80" w:type="dxa"/>
-              <w:start w:w="90" w:type="dxa"/>
-              <w:bottom w:w="80" w:type="dxa"/>
-              <w:end w:w="90" w:type="dxa"/>
-            </w:tcMar>
-            <w:vAlign w:val="center"/>
-            <w:shd w:fill="F7FAFC"/>
-          </w:tcPr>
-          <w:p>
-            <w:pPr>
-              <w:spacing w:after="0"/>
-            </w:pPr>
-            <w:r>
-              <w:rPr>
-                <w:rFonts w:ascii="Times New Roman" w:hAnsi="Times New Roman"/>
-                <w:sz w:val="17"/>
-              </w:rPr>
-              <w:t>Формирование аналитической витрины</w:t>
-            </w:r>
-          </w:p>
-        </w:tc>
-      </w:tr>
-      <w:tr>
-        <w:tc>
-          <w:tcPr>
-            <w:tcW w:type="dxa" w:w="1701"/>
-            <w:tcMar>
-              <w:top w:w="80" w:type="dxa"/>
-              <w:start w:w="90" w:type="dxa"/>
-              <w:bottom w:w="80" w:type="dxa"/>
-              <w:end w:w="90" w:type="dxa"/>
-            </w:tcMar>
-            <w:vAlign w:val="center"/>
-          </w:tcPr>
-          <w:p>
-            <w:pPr>
-              <w:spacing w:after="0"/>
-            </w:pPr>
-            <w:r>
-              <w:rPr>
-                <w:rFonts w:ascii="Times New Roman" w:hAnsi="Times New Roman"/>
-                <w:sz w:val="17"/>
-              </w:rPr>
-              <w:t>Качество данных</w:t>
-            </w:r>
-          </w:p>
-        </w:tc>
-        <w:tc>
-          <w:tcPr>
-            <w:tcW w:type="dxa" w:w="5102"/>
-            <w:tcMar>
-              <w:top w:w="80" w:type="dxa"/>
-              <w:start w:w="90" w:type="dxa"/>
-              <w:bottom w:w="80" w:type="dxa"/>
-              <w:end w:w="90" w:type="dxa"/>
-            </w:tcMar>
-            <w:vAlign w:val="center"/>
-          </w:tcPr>
-          <w:p>
-            <w:pPr>
-              <w:spacing w:after="0"/>
-            </w:pPr>
-            <w:r>
-              <w:rPr>
-                <w:rFonts w:ascii="Times New Roman" w:hAnsi="Times New Roman"/>
-                <w:sz w:val="17"/>
-              </w:rPr>
-              <w:t>Типы ошибок, пропуски, дубликаты, гранулярность; 2 часа</w:t>
-            </w:r>
-          </w:p>
-        </w:tc>
-        <w:tc>
-          <w:tcPr>
-            <w:tcW w:type="dxa" w:w="2665"/>
-            <w:tcMar>
-              <w:top w:w="80" w:type="dxa"/>
-              <w:start w:w="90" w:type="dxa"/>
-              <w:bottom w:w="80" w:type="dxa"/>
-              <w:end w:w="90" w:type="dxa"/>
-            </w:tcMar>
-            <w:vAlign w:val="center"/>
-          </w:tcPr>
-          <w:p>
-            <w:pPr>
-              <w:spacing w:after="0"/>
-            </w:pPr>
-            <w:r>
-              <w:rPr>
-                <w:rFonts w:ascii="Times New Roman" w:hAnsi="Times New Roman"/>
-                <w:sz w:val="17"/>
-              </w:rPr>
-              <w:t>Краткий аудит учебного набора</w:t>
-            </w:r>
-          </w:p>
-        </w:tc>
-      </w:tr>
-    </w:tbl>
-    <w:p>
-      <w:pPr>
-        <w:spacing w:after="0"/>
-      </w:pPr>
-    </w:p>
-    <w:p>
-      <w:pPr>
-        <w:pStyle w:val="Heading1"/>
-      </w:pPr>
-      <w:r>
-        <w:t>7. Темы для дальнейшего изучения</w:t>
-      </w:r>
-    </w:p>
-    <w:p>
-      <w:r>
-        <w:t>После дисциплины студент владеет полным базовым циклом аналитического проекта. Следующие темы следует распределять по отдельным дисциплинам или специализациям, а не добавлять все в один семестр.</w:t>
-      </w:r>
-    </w:p>
-    <w:tbl>
-      <w:tblPr>
-        <w:tblStyle w:val="TableGrid"/>
-        <w:tblW w:type="auto" w:w="0"/>
-        <w:jc w:val="center"/>
-        <w:tblLayout w:type="fixed"/>
-        <w:tblLook w:firstColumn="1" w:firstRow="1" w:lastColumn="0" w:lastRow="0" w:noHBand="0" w:noVBand="1" w:val="04A0"/>
-      </w:tblPr>
-      <w:tblGrid>
-        <w:gridCol w:w="2507"/>
-        <w:gridCol w:w="2507"/>
-        <w:gridCol w:w="2507"/>
-        <w:gridCol w:w="2507"/>
-      </w:tblGrid>
-      <w:tr>
-        <w:trPr>
-          <w:tblHeader w:val="true"/>
-        </w:trPr>
-        <w:tc>
-          <w:tcPr>
-            <w:tcW w:type="dxa" w:w="1587"/>
-            <w:shd w:fill="1F4E78"/>
-            <w:tcMar>
-              <w:top w:w="80" w:type="dxa"/>
-              <w:start w:w="90" w:type="dxa"/>
-              <w:bottom w:w="80" w:type="dxa"/>
-              <w:end w:w="90" w:type="dxa"/>
-            </w:tcMar>
-            <w:vAlign w:val="center"/>
-          </w:tcPr>
-          <w:p>
-            <w:pPr>
-              <w:jc w:val="center"/>
-            </w:pPr>
-            <w:r>
-              <w:rPr>
-                <w:rFonts w:ascii="Times New Roman" w:hAnsi="Times New Roman"/>
-                <w:b/>
-                <w:color w:val="FFFFFF"/>
-                <w:sz w:val="15"/>
-              </w:rPr>
-              <w:t>Очередь</w:t>
-            </w:r>
-          </w:p>
-        </w:tc>
-        <w:tc>
-          <w:tcPr>
-            <w:tcW w:type="dxa" w:w="2381"/>
-            <w:shd w:fill="1F4E78"/>
-            <w:tcMar>
-              <w:top w:w="80" w:type="dxa"/>
-              <w:start w:w="90" w:type="dxa"/>
-              <w:bottom w:w="80" w:type="dxa"/>
-              <w:end w:w="90" w:type="dxa"/>
-            </w:tcMar>
-            <w:vAlign w:val="center"/>
-          </w:tcPr>
-          <w:p>
-            <w:pPr>
-              <w:jc w:val="center"/>
-            </w:pPr>
-            <w:r>
-              <w:rPr>
-                <w:rFonts w:ascii="Times New Roman" w:hAnsi="Times New Roman"/>
-                <w:b/>
-                <w:color w:val="FFFFFF"/>
-                <w:sz w:val="15"/>
-              </w:rPr>
-              <w:t>Дисциплина / модуль</w:t>
-            </w:r>
-          </w:p>
-        </w:tc>
-        <w:tc>
-          <w:tcPr>
-            <w:tcW w:type="dxa" w:w="3798"/>
-            <w:shd w:fill="1F4E78"/>
-            <w:tcMar>
-              <w:top w:w="80" w:type="dxa"/>
-              <w:start w:w="90" w:type="dxa"/>
-              <w:bottom w:w="80" w:type="dxa"/>
-              <w:end w:w="90" w:type="dxa"/>
-            </w:tcMar>
-            <w:vAlign w:val="center"/>
-          </w:tcPr>
-          <w:p>
-            <w:pPr>
-              <w:jc w:val="center"/>
-            </w:pPr>
-            <w:r>
-              <w:rPr>
-                <w:rFonts w:ascii="Times New Roman" w:hAnsi="Times New Roman"/>
-                <w:b/>
-                <w:color w:val="FFFFFF"/>
-                <w:sz w:val="15"/>
-              </w:rPr>
-              <w:t>Ключевые темы</w:t>
-            </w:r>
-          </w:p>
-        </w:tc>
-        <w:tc>
-          <w:tcPr>
-            <w:tcW w:type="dxa" w:w="1701"/>
-            <w:shd w:fill="1F4E78"/>
-            <w:tcMar>
-              <w:top w:w="80" w:type="dxa"/>
-              <w:start w:w="90" w:type="dxa"/>
-              <w:bottom w:w="80" w:type="dxa"/>
-              <w:end w:w="90" w:type="dxa"/>
-            </w:tcMar>
-            <w:vAlign w:val="center"/>
-          </w:tcPr>
-          <w:p>
-            <w:pPr>
-              <w:jc w:val="center"/>
-            </w:pPr>
-            <w:r>
-              <w:rPr>
-                <w:rFonts w:ascii="Times New Roman" w:hAnsi="Times New Roman"/>
-                <w:b/>
-                <w:color w:val="FFFFFF"/>
-                <w:sz w:val="15"/>
-              </w:rPr>
-              <w:t>Развиваемая траектория</w:t>
-            </w:r>
-          </w:p>
-        </w:tc>
-      </w:tr>
-      <w:tr>
-        <w:tc>
-          <w:tcPr>
-            <w:tcW w:type="dxa" w:w="1587"/>
-            <w:tcMar>
-              <w:top w:w="80" w:type="dxa"/>
-              <w:start w:w="90" w:type="dxa"/>
-              <w:bottom w:w="80" w:type="dxa"/>
-              <w:end w:w="90" w:type="dxa"/>
-            </w:tcMar>
-            <w:vAlign w:val="center"/>
-          </w:tcPr>
-          <w:p>
-            <w:pPr>
-              <w:spacing w:after="0"/>
-            </w:pPr>
-            <w:r>
-              <w:rPr>
-                <w:rFonts w:ascii="Times New Roman" w:hAnsi="Times New Roman"/>
-                <w:sz w:val="15"/>
-              </w:rPr>
-              <w:t>1. Непосредственное продолжение</w:t>
-            </w:r>
-          </w:p>
-        </w:tc>
-        <w:tc>
-          <w:tcPr>
-            <w:tcW w:type="dxa" w:w="2381"/>
-            <w:tcMar>
-              <w:top w:w="80" w:type="dxa"/>
-              <w:start w:w="90" w:type="dxa"/>
-              <w:bottom w:w="80" w:type="dxa"/>
-              <w:end w:w="90" w:type="dxa"/>
-            </w:tcMar>
-            <w:vAlign w:val="center"/>
-          </w:tcPr>
-          <w:p>
-            <w:pPr>
-              <w:spacing w:after="0"/>
-            </w:pPr>
-            <w:r>
-              <w:rPr>
-                <w:rFonts w:ascii="Times New Roman" w:hAnsi="Times New Roman"/>
-                <w:sz w:val="15"/>
-              </w:rPr>
-              <w:t>Углублённая статистика и дизайн экспериментов</w:t>
-            </w:r>
-          </w:p>
-        </w:tc>
-        <w:tc>
-          <w:tcPr>
-            <w:tcW w:type="dxa" w:w="3798"/>
-            <w:tcMar>
-              <w:top w:w="80" w:type="dxa"/>
-              <w:start w:w="90" w:type="dxa"/>
-              <w:bottom w:w="80" w:type="dxa"/>
-              <w:end w:w="90" w:type="dxa"/>
-            </w:tcMar>
-            <w:vAlign w:val="center"/>
-          </w:tcPr>
-          <w:p>
-            <w:pPr>
-              <w:spacing w:after="0"/>
-            </w:pPr>
-            <w:r>
-              <w:rPr>
-                <w:rFonts w:ascii="Times New Roman" w:hAnsi="Times New Roman"/>
-                <w:sz w:val="15"/>
-              </w:rPr>
-              <w:t>A/B-тестирование, мощность и размер выборки, множественные проверки, бутстреп, байесовский анализ</w:t>
-            </w:r>
-          </w:p>
-        </w:tc>
-        <w:tc>
-          <w:tcPr>
-            <w:tcW w:type="dxa" w:w="1701"/>
-            <w:tcMar>
-              <w:top w:w="80" w:type="dxa"/>
-              <w:start w:w="90" w:type="dxa"/>
-              <w:bottom w:w="80" w:type="dxa"/>
-              <w:end w:w="90" w:type="dxa"/>
-            </w:tcMar>
-            <w:vAlign w:val="center"/>
-          </w:tcPr>
-          <w:p>
-            <w:pPr>
-              <w:spacing w:after="0"/>
-            </w:pPr>
-            <w:r>
-              <w:rPr>
-                <w:rFonts w:ascii="Times New Roman" w:hAnsi="Times New Roman"/>
-                <w:sz w:val="15"/>
-              </w:rPr>
-              <w:t>Аналитик экспериментов / продуктовый аналитик</w:t>
-            </w:r>
-          </w:p>
-        </w:tc>
-      </w:tr>
-      <w:tr>
-        <w:tc>
-          <w:tcPr>
-            <w:tcW w:type="dxa" w:w="1587"/>
-            <w:tcMar>
-              <w:top w:w="80" w:type="dxa"/>
-              <w:start w:w="90" w:type="dxa"/>
-              <w:bottom w:w="80" w:type="dxa"/>
-              <w:end w:w="90" w:type="dxa"/>
-            </w:tcMar>
-            <w:vAlign w:val="center"/>
-            <w:shd w:fill="F7FAFC"/>
-          </w:tcPr>
-          <w:p>
-            <w:pPr>
-              <w:spacing w:after="0"/>
-            </w:pPr>
-            <w:r>
-              <w:rPr>
-                <w:rFonts w:ascii="Times New Roman" w:hAnsi="Times New Roman"/>
-                <w:sz w:val="15"/>
-              </w:rPr>
-              <w:t>1. Непосредственное продолжение</w:t>
-            </w:r>
-          </w:p>
-        </w:tc>
-        <w:tc>
-          <w:tcPr>
-            <w:tcW w:type="dxa" w:w="2381"/>
-            <w:tcMar>
-              <w:top w:w="80" w:type="dxa"/>
-              <w:start w:w="90" w:type="dxa"/>
-              <w:bottom w:w="80" w:type="dxa"/>
-              <w:end w:w="90" w:type="dxa"/>
-            </w:tcMar>
-            <w:vAlign w:val="center"/>
-            <w:shd w:fill="F7FAFC"/>
-          </w:tcPr>
-          <w:p>
-            <w:pPr>
-              <w:spacing w:after="0"/>
-            </w:pPr>
-            <w:r>
-              <w:rPr>
-                <w:rFonts w:ascii="Times New Roman" w:hAnsi="Times New Roman"/>
-                <w:sz w:val="15"/>
-              </w:rPr>
-              <w:t>Временные ряды</w:t>
-            </w:r>
-          </w:p>
-        </w:tc>
-        <w:tc>
-          <w:tcPr>
-            <w:tcW w:type="dxa" w:w="3798"/>
-            <w:tcMar>
-              <w:top w:w="80" w:type="dxa"/>
-              <w:start w:w="90" w:type="dxa"/>
-              <w:bottom w:w="80" w:type="dxa"/>
-              <w:end w:w="90" w:type="dxa"/>
-            </w:tcMar>
-            <w:vAlign w:val="center"/>
-            <w:shd w:fill="F7FAFC"/>
-          </w:tcPr>
-          <w:p>
-            <w:pPr>
-              <w:spacing w:after="0"/>
-            </w:pPr>
-            <w:r>
-              <w:rPr>
-                <w:rFonts w:ascii="Times New Roman" w:hAnsi="Times New Roman"/>
-                <w:sz w:val="15"/>
-              </w:rPr>
-              <w:t>Тренд и сезонность, временная валидация, ARIMA/SARIMA, градиентный бустинг, оценка прогноза</w:t>
-            </w:r>
-          </w:p>
-        </w:tc>
-        <w:tc>
-          <w:tcPr>
-            <w:tcW w:type="dxa" w:w="1701"/>
-            <w:tcMar>
-              <w:top w:w="80" w:type="dxa"/>
-              <w:start w:w="90" w:type="dxa"/>
-              <w:bottom w:w="80" w:type="dxa"/>
-              <w:end w:w="90" w:type="dxa"/>
-            </w:tcMar>
-            <w:vAlign w:val="center"/>
-            <w:shd w:fill="F7FAFC"/>
-          </w:tcPr>
-          <w:p>
-            <w:pPr>
-              <w:spacing w:after="0"/>
-            </w:pPr>
-            <w:r>
-              <w:rPr>
-                <w:rFonts w:ascii="Times New Roman" w:hAnsi="Times New Roman"/>
-                <w:sz w:val="15"/>
-              </w:rPr>
-              <w:t>Аналитик прогнозирования</w:t>
-            </w:r>
-          </w:p>
-        </w:tc>
-      </w:tr>
-      <w:tr>
-        <w:tc>
-          <w:tcPr>
-            <w:tcW w:type="dxa" w:w="1587"/>
-            <w:tcMar>
-              <w:top w:w="80" w:type="dxa"/>
-              <w:start w:w="90" w:type="dxa"/>
-              <w:bottom w:w="80" w:type="dxa"/>
-              <w:end w:w="90" w:type="dxa"/>
-            </w:tcMar>
-            <w:vAlign w:val="center"/>
-          </w:tcPr>
-          <w:p>
-            <w:pPr>
-              <w:spacing w:after="0"/>
-            </w:pPr>
-            <w:r>
-              <w:rPr>
-                <w:rFonts w:ascii="Times New Roman" w:hAnsi="Times New Roman"/>
-                <w:sz w:val="15"/>
-              </w:rPr>
-              <w:t>1. Непосредственное продолжение</w:t>
-            </w:r>
-          </w:p>
-        </w:tc>
-        <w:tc>
-          <w:tcPr>
-            <w:tcW w:type="dxa" w:w="2381"/>
-            <w:tcMar>
-              <w:top w:w="80" w:type="dxa"/>
-              <w:start w:w="90" w:type="dxa"/>
-              <w:bottom w:w="80" w:type="dxa"/>
-              <w:end w:w="90" w:type="dxa"/>
-            </w:tcMar>
-            <w:vAlign w:val="center"/>
-          </w:tcPr>
-          <w:p>
-            <w:pPr>
-              <w:spacing w:after="0"/>
-            </w:pPr>
-            <w:r>
-              <w:rPr>
-                <w:rFonts w:ascii="Times New Roman" w:hAnsi="Times New Roman"/>
-                <w:sz w:val="15"/>
-              </w:rPr>
-              <w:t>Визуальная аналитика и BI</w:t>
-            </w:r>
-          </w:p>
-        </w:tc>
-        <w:tc>
-          <w:tcPr>
-            <w:tcW w:type="dxa" w:w="3798"/>
-            <w:tcMar>
-              <w:top w:w="80" w:type="dxa"/>
-              <w:start w:w="90" w:type="dxa"/>
-              <w:bottom w:w="80" w:type="dxa"/>
-              <w:end w:w="90" w:type="dxa"/>
-            </w:tcMar>
-            <w:vAlign w:val="center"/>
-          </w:tcPr>
-          <w:p>
-            <w:pPr>
-              <w:spacing w:after="0"/>
-            </w:pPr>
-            <w:r>
-              <w:rPr>
-                <w:rFonts w:ascii="Times New Roman" w:hAnsi="Times New Roman"/>
-                <w:sz w:val="15"/>
-              </w:rPr>
-              <w:t>Проектирование показателей, информационные панели, data storytelling, пользовательская аналитика</w:t>
-            </w:r>
-          </w:p>
-        </w:tc>
-        <w:tc>
-          <w:tcPr>
-            <w:tcW w:type="dxa" w:w="1701"/>
-            <w:tcMar>
-              <w:top w:w="80" w:type="dxa"/>
-              <w:start w:w="90" w:type="dxa"/>
-              <w:bottom w:w="80" w:type="dxa"/>
-              <w:end w:w="90" w:type="dxa"/>
-            </w:tcMar>
-            <w:vAlign w:val="center"/>
-          </w:tcPr>
-          <w:p>
-            <w:pPr>
-              <w:spacing w:after="0"/>
-            </w:pPr>
-            <w:r>
-              <w:rPr>
-                <w:rFonts w:ascii="Times New Roman" w:hAnsi="Times New Roman"/>
-                <w:sz w:val="15"/>
-              </w:rPr>
-              <w:t>BI-аналитик</w:t>
-            </w:r>
-          </w:p>
-        </w:tc>
-      </w:tr>
-      <w:tr>
-        <w:tc>
-          <w:tcPr>
-            <w:tcW w:type="dxa" w:w="1587"/>
-            <w:tcMar>
-              <w:top w:w="80" w:type="dxa"/>
-              <w:start w:w="90" w:type="dxa"/>
-              <w:bottom w:w="80" w:type="dxa"/>
-              <w:end w:w="90" w:type="dxa"/>
-            </w:tcMar>
-            <w:vAlign w:val="center"/>
-            <w:shd w:fill="F7FAFC"/>
-          </w:tcPr>
-          <w:p>
-            <w:pPr>
-              <w:spacing w:after="0"/>
-            </w:pPr>
-            <w:r>
-              <w:rPr>
-                <w:rFonts w:ascii="Times New Roman" w:hAnsi="Times New Roman"/>
-                <w:sz w:val="15"/>
-              </w:rPr>
-              <w:t>1. Непосредственное продолжение</w:t>
-            </w:r>
-          </w:p>
-        </w:tc>
-        <w:tc>
-          <w:tcPr>
-            <w:tcW w:type="dxa" w:w="2381"/>
-            <w:tcMar>
-              <w:top w:w="80" w:type="dxa"/>
-              <w:start w:w="90" w:type="dxa"/>
-              <w:bottom w:w="80" w:type="dxa"/>
-              <w:end w:w="90" w:type="dxa"/>
-            </w:tcMar>
-            <w:vAlign w:val="center"/>
-            <w:shd w:fill="F7FAFC"/>
-          </w:tcPr>
-          <w:p>
-            <w:pPr>
-              <w:spacing w:after="0"/>
-            </w:pPr>
-            <w:r>
-              <w:rPr>
-                <w:rFonts w:ascii="Times New Roman" w:hAnsi="Times New Roman"/>
-                <w:sz w:val="15"/>
-              </w:rPr>
-              <w:t>Продвинутый SQL и хранилища данных</w:t>
-            </w:r>
-          </w:p>
-        </w:tc>
-        <w:tc>
-          <w:tcPr>
-            <w:tcW w:type="dxa" w:w="3798"/>
-            <w:tcMar>
-              <w:top w:w="80" w:type="dxa"/>
-              <w:start w:w="90" w:type="dxa"/>
-              <w:bottom w:w="80" w:type="dxa"/>
-              <w:end w:w="90" w:type="dxa"/>
-            </w:tcMar>
-            <w:vAlign w:val="center"/>
-            <w:shd w:fill="F7FAFC"/>
-          </w:tcPr>
-          <w:p>
-            <w:pPr>
-              <w:spacing w:after="0"/>
-            </w:pPr>
-            <w:r>
-              <w:rPr>
-                <w:rFonts w:ascii="Times New Roman" w:hAnsi="Times New Roman"/>
-                <w:sz w:val="15"/>
-              </w:rPr>
-              <w:t>Оконные функции, планы запросов, модели витрин, качество и происхождение данных</w:t>
-            </w:r>
-          </w:p>
-        </w:tc>
-        <w:tc>
-          <w:tcPr>
-            <w:tcW w:type="dxa" w:w="1701"/>
-            <w:tcMar>
-              <w:top w:w="80" w:type="dxa"/>
-              <w:start w:w="90" w:type="dxa"/>
-              <w:bottom w:w="80" w:type="dxa"/>
-              <w:end w:w="90" w:type="dxa"/>
-            </w:tcMar>
-            <w:vAlign w:val="center"/>
-            <w:shd w:fill="F7FAFC"/>
-          </w:tcPr>
-          <w:p>
-            <w:pPr>
-              <w:spacing w:after="0"/>
-            </w:pPr>
-            <w:r>
-              <w:rPr>
-                <w:rFonts w:ascii="Times New Roman" w:hAnsi="Times New Roman"/>
-                <w:sz w:val="15"/>
-              </w:rPr>
-              <w:t>Data Analyst / Analytics Engineer</w:t>
-            </w:r>
-          </w:p>
-        </w:tc>
-      </w:tr>
-      <w:tr>
-        <w:tc>
-          <w:tcPr>
-            <w:tcW w:type="dxa" w:w="1587"/>
-            <w:tcMar>
-              <w:top w:w="80" w:type="dxa"/>
-              <w:start w:w="90" w:type="dxa"/>
-              <w:bottom w:w="80" w:type="dxa"/>
-              <w:end w:w="90" w:type="dxa"/>
-            </w:tcMar>
-            <w:vAlign w:val="center"/>
-          </w:tcPr>
-          <w:p>
-            <w:pPr>
-              <w:spacing w:after="0"/>
-            </w:pPr>
-            <w:r>
-              <w:rPr>
-                <w:rFonts w:ascii="Times New Roman" w:hAnsi="Times New Roman"/>
-                <w:sz w:val="15"/>
-              </w:rPr>
-              <w:t>2. Профессиональное углубление</w:t>
-            </w:r>
-          </w:p>
-        </w:tc>
-        <w:tc>
-          <w:tcPr>
-            <w:tcW w:type="dxa" w:w="2381"/>
-            <w:tcMar>
-              <w:top w:w="80" w:type="dxa"/>
-              <w:start w:w="90" w:type="dxa"/>
-              <w:bottom w:w="80" w:type="dxa"/>
-              <w:end w:w="90" w:type="dxa"/>
-            </w:tcMar>
-            <w:vAlign w:val="center"/>
-          </w:tcPr>
-          <w:p>
-            <w:pPr>
-              <w:spacing w:after="0"/>
-            </w:pPr>
-            <w:r>
-              <w:rPr>
-                <w:rFonts w:ascii="Times New Roman" w:hAnsi="Times New Roman"/>
-                <w:sz w:val="15"/>
-              </w:rPr>
-              <w:t>Прикладное машинное обучение</w:t>
-            </w:r>
-          </w:p>
-        </w:tc>
-        <w:tc>
-          <w:tcPr>
-            <w:tcW w:type="dxa" w:w="3798"/>
-            <w:tcMar>
-              <w:top w:w="80" w:type="dxa"/>
-              <w:start w:w="90" w:type="dxa"/>
-              <w:bottom w:w="80" w:type="dxa"/>
-              <w:end w:w="90" w:type="dxa"/>
-            </w:tcMar>
-            <w:vAlign w:val="center"/>
-          </w:tcPr>
-          <w:p>
-            <w:pPr>
-              <w:spacing w:after="0"/>
-            </w:pPr>
-            <w:r>
-              <w:rPr>
-                <w:rFonts w:ascii="Times New Roman" w:hAnsi="Times New Roman"/>
-                <w:sz w:val="15"/>
-              </w:rPr>
-              <w:t>Ансамбли, подбор гиперпараметров, интерпретируемость, калибровка, дисбаланс классов</w:t>
-            </w:r>
-          </w:p>
-        </w:tc>
-        <w:tc>
-          <w:tcPr>
-            <w:tcW w:type="dxa" w:w="1701"/>
-            <w:tcMar>
-              <w:top w:w="80" w:type="dxa"/>
-              <w:start w:w="90" w:type="dxa"/>
-              <w:bottom w:w="80" w:type="dxa"/>
-              <w:end w:w="90" w:type="dxa"/>
-            </w:tcMar>
-            <w:vAlign w:val="center"/>
-          </w:tcPr>
-          <w:p>
-            <w:pPr>
-              <w:spacing w:after="0"/>
-            </w:pPr>
-            <w:r>
-              <w:rPr>
-                <w:rFonts w:ascii="Times New Roman" w:hAnsi="Times New Roman"/>
-                <w:sz w:val="15"/>
-              </w:rPr>
-              <w:t>Data Scientist / ML Engineer</w:t>
-            </w:r>
-          </w:p>
-        </w:tc>
-      </w:tr>
-      <w:tr>
-        <w:tc>
-          <w:tcPr>
-            <w:tcW w:type="dxa" w:w="1587"/>
-            <w:tcMar>
-              <w:top w:w="80" w:type="dxa"/>
-              <w:start w:w="90" w:type="dxa"/>
-              <w:bottom w:w="80" w:type="dxa"/>
-              <w:end w:w="90" w:type="dxa"/>
-            </w:tcMar>
-            <w:vAlign w:val="center"/>
-            <w:shd w:fill="F7FAFC"/>
-          </w:tcPr>
-          <w:p>
-            <w:pPr>
-              <w:spacing w:after="0"/>
-            </w:pPr>
-            <w:r>
-              <w:rPr>
-                <w:rFonts w:ascii="Times New Roman" w:hAnsi="Times New Roman"/>
-                <w:sz w:val="15"/>
-              </w:rPr>
-              <w:t>2. Профессиональное углубление</w:t>
-            </w:r>
-          </w:p>
-        </w:tc>
-        <w:tc>
-          <w:tcPr>
-            <w:tcW w:type="dxa" w:w="2381"/>
-            <w:tcMar>
-              <w:top w:w="80" w:type="dxa"/>
-              <w:start w:w="90" w:type="dxa"/>
-              <w:bottom w:w="80" w:type="dxa"/>
-              <w:end w:w="90" w:type="dxa"/>
-            </w:tcMar>
-            <w:vAlign w:val="center"/>
-            <w:shd w:fill="F7FAFC"/>
-          </w:tcPr>
-          <w:p>
-            <w:pPr>
-              <w:spacing w:after="0"/>
-            </w:pPr>
-            <w:r>
-              <w:rPr>
-                <w:rFonts w:ascii="Times New Roman" w:hAnsi="Times New Roman"/>
-                <w:sz w:val="15"/>
-              </w:rPr>
-              <w:t>Причинно-следственный анализ</w:t>
-            </w:r>
-          </w:p>
-        </w:tc>
-        <w:tc>
-          <w:tcPr>
-            <w:tcW w:type="dxa" w:w="3798"/>
-            <w:tcMar>
-              <w:top w:w="80" w:type="dxa"/>
-              <w:start w:w="90" w:type="dxa"/>
-              <w:bottom w:w="80" w:type="dxa"/>
-              <w:end w:w="90" w:type="dxa"/>
-            </w:tcMar>
-            <w:vAlign w:val="center"/>
-            <w:shd w:fill="F7FAFC"/>
-          </w:tcPr>
-          <w:p>
-            <w:pPr>
-              <w:spacing w:after="0"/>
-            </w:pPr>
-            <w:r>
-              <w:rPr>
-                <w:rFonts w:ascii="Times New Roman" w:hAnsi="Times New Roman"/>
-                <w:sz w:val="15"/>
-              </w:rPr>
-              <w:t>Причинные графы, matching, difference-in-differences, инструментальные переменные</w:t>
-            </w:r>
-          </w:p>
-        </w:tc>
-        <w:tc>
-          <w:tcPr>
-            <w:tcW w:type="dxa" w:w="1701"/>
-            <w:tcMar>
-              <w:top w:w="80" w:type="dxa"/>
-              <w:start w:w="90" w:type="dxa"/>
-              <w:bottom w:w="80" w:type="dxa"/>
-              <w:end w:w="90" w:type="dxa"/>
-            </w:tcMar>
-            <w:vAlign w:val="center"/>
-            <w:shd w:fill="F7FAFC"/>
-          </w:tcPr>
-          <w:p>
-            <w:pPr>
-              <w:spacing w:after="0"/>
-            </w:pPr>
-            <w:r>
-              <w:rPr>
-                <w:rFonts w:ascii="Times New Roman" w:hAnsi="Times New Roman"/>
-                <w:sz w:val="15"/>
-              </w:rPr>
-              <w:t>Исследователь / продуктовый аналитик</w:t>
-            </w:r>
-          </w:p>
-        </w:tc>
-      </w:tr>
-      <w:tr>
-        <w:tc>
-          <w:tcPr>
-            <w:tcW w:type="dxa" w:w="1587"/>
-            <w:tcMar>
-              <w:top w:w="80" w:type="dxa"/>
-              <w:start w:w="90" w:type="dxa"/>
-              <w:bottom w:w="80" w:type="dxa"/>
-              <w:end w:w="90" w:type="dxa"/>
-            </w:tcMar>
-            <w:vAlign w:val="center"/>
-          </w:tcPr>
-          <w:p>
-            <w:pPr>
-              <w:spacing w:after="0"/>
-            </w:pPr>
-            <w:r>
-              <w:rPr>
-                <w:rFonts w:ascii="Times New Roman" w:hAnsi="Times New Roman"/>
-                <w:sz w:val="15"/>
-              </w:rPr>
-              <w:t>2. Профессиональное углубление</w:t>
-            </w:r>
-          </w:p>
-        </w:tc>
-        <w:tc>
-          <w:tcPr>
-            <w:tcW w:type="dxa" w:w="2381"/>
-            <w:tcMar>
-              <w:top w:w="80" w:type="dxa"/>
-              <w:start w:w="90" w:type="dxa"/>
-              <w:bottom w:w="80" w:type="dxa"/>
-              <w:end w:w="90" w:type="dxa"/>
-            </w:tcMar>
-            <w:vAlign w:val="center"/>
-          </w:tcPr>
-          <w:p>
-            <w:pPr>
-              <w:spacing w:after="0"/>
-            </w:pPr>
-            <w:r>
-              <w:rPr>
-                <w:rFonts w:ascii="Times New Roman" w:hAnsi="Times New Roman"/>
-                <w:sz w:val="15"/>
-              </w:rPr>
-              <w:t>DataOps и воспроизводимая аналитика</w:t>
-            </w:r>
-          </w:p>
-        </w:tc>
-        <w:tc>
-          <w:tcPr>
-            <w:tcW w:type="dxa" w:w="3798"/>
-            <w:tcMar>
-              <w:top w:w="80" w:type="dxa"/>
-              <w:start w:w="90" w:type="dxa"/>
-              <w:bottom w:w="80" w:type="dxa"/>
-              <w:end w:w="90" w:type="dxa"/>
-            </w:tcMar>
-            <w:vAlign w:val="center"/>
-          </w:tcPr>
-          <w:p>
-            <w:pPr>
-              <w:spacing w:after="0"/>
-            </w:pPr>
-            <w:r>
-              <w:rPr>
-                <w:rFonts w:ascii="Times New Roman" w:hAnsi="Times New Roman"/>
-                <w:sz w:val="15"/>
-              </w:rPr>
-              <w:t>Версионирование данных, тесты качества, оркестрация, мониторинг, CI для аналитического кода</w:t>
-            </w:r>
-          </w:p>
-        </w:tc>
-        <w:tc>
-          <w:tcPr>
-            <w:tcW w:type="dxa" w:w="1701"/>
-            <w:tcMar>
-              <w:top w:w="80" w:type="dxa"/>
-              <w:start w:w="90" w:type="dxa"/>
-              <w:bottom w:w="80" w:type="dxa"/>
-              <w:end w:w="90" w:type="dxa"/>
-            </w:tcMar>
-            <w:vAlign w:val="center"/>
-          </w:tcPr>
-          <w:p>
-            <w:pPr>
-              <w:spacing w:after="0"/>
-            </w:pPr>
-            <w:r>
-              <w:rPr>
-                <w:rFonts w:ascii="Times New Roman" w:hAnsi="Times New Roman"/>
-                <w:sz w:val="15"/>
-              </w:rPr>
-              <w:t>Analytics Engineer / TADS</w:t>
-            </w:r>
-          </w:p>
-        </w:tc>
-      </w:tr>
-      <w:tr>
-        <w:tc>
-          <w:tcPr>
-            <w:tcW w:type="dxa" w:w="1587"/>
-            <w:tcMar>
-              <w:top w:w="80" w:type="dxa"/>
-              <w:start w:w="90" w:type="dxa"/>
-              <w:bottom w:w="80" w:type="dxa"/>
-              <w:end w:w="90" w:type="dxa"/>
-            </w:tcMar>
-            <w:vAlign w:val="center"/>
-            <w:shd w:fill="F7FAFC"/>
-          </w:tcPr>
-          <w:p>
-            <w:pPr>
-              <w:spacing w:after="0"/>
-            </w:pPr>
-            <w:r>
-              <w:rPr>
-                <w:rFonts w:ascii="Times New Roman" w:hAnsi="Times New Roman"/>
-                <w:sz w:val="15"/>
-              </w:rPr>
-              <w:t>2. Профессиональное углубление</w:t>
-            </w:r>
-          </w:p>
-        </w:tc>
-        <w:tc>
-          <w:tcPr>
-            <w:tcW w:type="dxa" w:w="2381"/>
-            <w:tcMar>
-              <w:top w:w="80" w:type="dxa"/>
-              <w:start w:w="90" w:type="dxa"/>
-              <w:bottom w:w="80" w:type="dxa"/>
-              <w:end w:w="90" w:type="dxa"/>
-            </w:tcMar>
-            <w:vAlign w:val="center"/>
-            <w:shd w:fill="F7FAFC"/>
-          </w:tcPr>
-          <w:p>
-            <w:pPr>
-              <w:spacing w:after="0"/>
-            </w:pPr>
-            <w:r>
-              <w:rPr>
-                <w:rFonts w:ascii="Times New Roman" w:hAnsi="Times New Roman"/>
-                <w:sz w:val="15"/>
-              </w:rPr>
-              <w:t>Большие и распределённые данные</w:t>
-            </w:r>
-          </w:p>
-        </w:tc>
-        <w:tc>
-          <w:tcPr>
-            <w:tcW w:type="dxa" w:w="3798"/>
-            <w:tcMar>
-              <w:top w:w="80" w:type="dxa"/>
-              <w:start w:w="90" w:type="dxa"/>
-              <w:bottom w:w="80" w:type="dxa"/>
-              <w:end w:w="90" w:type="dxa"/>
-            </w:tcMar>
-            <w:vAlign w:val="center"/>
-            <w:shd w:fill="F7FAFC"/>
-          </w:tcPr>
-          <w:p>
-            <w:pPr>
-              <w:spacing w:after="0"/>
-            </w:pPr>
-            <w:r>
-              <w:rPr>
-                <w:rFonts w:ascii="Times New Roman" w:hAnsi="Times New Roman"/>
-                <w:sz w:val="15"/>
-              </w:rPr>
-              <w:t>Колонночные форматы, Spark, Dask/Ray, распределённая обработка, оптимизация вычислений</w:t>
-            </w:r>
-          </w:p>
-        </w:tc>
-        <w:tc>
-          <w:tcPr>
-            <w:tcW w:type="dxa" w:w="1701"/>
-            <w:tcMar>
-              <w:top w:w="80" w:type="dxa"/>
-              <w:start w:w="90" w:type="dxa"/>
-              <w:bottom w:w="80" w:type="dxa"/>
-              <w:end w:w="90" w:type="dxa"/>
-            </w:tcMar>
-            <w:vAlign w:val="center"/>
-            <w:shd w:fill="F7FAFC"/>
-          </w:tcPr>
-          <w:p>
-            <w:pPr>
-              <w:spacing w:after="0"/>
-            </w:pPr>
-            <w:r>
-              <w:rPr>
-                <w:rFonts w:ascii="Times New Roman" w:hAnsi="Times New Roman"/>
-                <w:sz w:val="15"/>
-              </w:rPr>
-              <w:t>Data Engineer / TADS</w:t>
-            </w:r>
-          </w:p>
-        </w:tc>
-      </w:tr>
-      <w:tr>
-        <w:tc>
-          <w:tcPr>
-            <w:tcW w:type="dxa" w:w="1587"/>
-            <w:tcMar>
-              <w:top w:w="80" w:type="dxa"/>
-              <w:start w:w="90" w:type="dxa"/>
-              <w:bottom w:w="80" w:type="dxa"/>
-              <w:end w:w="90" w:type="dxa"/>
-            </w:tcMar>
-            <w:vAlign w:val="center"/>
-          </w:tcPr>
-          <w:p>
-            <w:pPr>
-              <w:spacing w:after="0"/>
-            </w:pPr>
-            <w:r>
-              <w:rPr>
-                <w:rFonts w:ascii="Times New Roman" w:hAnsi="Times New Roman"/>
-                <w:sz w:val="15"/>
-              </w:rPr>
-              <w:t>3. Специализация</w:t>
-            </w:r>
-          </w:p>
-        </w:tc>
-        <w:tc>
-          <w:tcPr>
-            <w:tcW w:type="dxa" w:w="2381"/>
-            <w:tcMar>
-              <w:top w:w="80" w:type="dxa"/>
-              <w:start w:w="90" w:type="dxa"/>
-              <w:bottom w:w="80" w:type="dxa"/>
-              <w:end w:w="90" w:type="dxa"/>
-            </w:tcMar>
-            <w:vAlign w:val="center"/>
-          </w:tcPr>
-          <w:p>
-            <w:pPr>
-              <w:spacing w:after="0"/>
-            </w:pPr>
-            <w:r>
-              <w:rPr>
-                <w:rFonts w:ascii="Times New Roman" w:hAnsi="Times New Roman"/>
-                <w:sz w:val="15"/>
-              </w:rPr>
-              <w:t>Текст, изображения и генеративные модели</w:t>
-            </w:r>
-          </w:p>
-        </w:tc>
-        <w:tc>
-          <w:tcPr>
-            <w:tcW w:type="dxa" w:w="3798"/>
-            <w:tcMar>
-              <w:top w:w="80" w:type="dxa"/>
-              <w:start w:w="90" w:type="dxa"/>
-              <w:bottom w:w="80" w:type="dxa"/>
-              <w:end w:w="90" w:type="dxa"/>
-            </w:tcMar>
-            <w:vAlign w:val="center"/>
-          </w:tcPr>
-          <w:p>
-            <w:pPr>
-              <w:spacing w:after="0"/>
-            </w:pPr>
-            <w:r>
-              <w:rPr>
-                <w:rFonts w:ascii="Times New Roman" w:hAnsi="Times New Roman"/>
-                <w:sz w:val="15"/>
-              </w:rPr>
-              <w:t>NLP, компьютерное зрение, эмбеддинги, RAG и оценивание генеративных систем</w:t>
-            </w:r>
-          </w:p>
-        </w:tc>
-        <w:tc>
-          <w:tcPr>
-            <w:tcW w:type="dxa" w:w="1701"/>
-            <w:tcMar>
-              <w:top w:w="80" w:type="dxa"/>
-              <w:start w:w="90" w:type="dxa"/>
-              <w:bottom w:w="80" w:type="dxa"/>
-              <w:end w:w="90" w:type="dxa"/>
-            </w:tcMar>
-            <w:vAlign w:val="center"/>
-          </w:tcPr>
-          <w:p>
-            <w:pPr>
-              <w:spacing w:after="0"/>
-            </w:pPr>
-            <w:r>
-              <w:rPr>
-                <w:rFonts w:ascii="Times New Roman" w:hAnsi="Times New Roman"/>
-                <w:sz w:val="15"/>
-              </w:rPr>
-              <w:t>Специализированные аналитические роли</w:t>
-            </w:r>
-          </w:p>
-        </w:tc>
-      </w:tr>
-      <w:tr>
-        <w:tc>
-          <w:tcPr>
-            <w:tcW w:type="dxa" w:w="1587"/>
-            <w:tcMar>
-              <w:top w:w="80" w:type="dxa"/>
-              <w:start w:w="90" w:type="dxa"/>
-              <w:bottom w:w="80" w:type="dxa"/>
-              <w:end w:w="90" w:type="dxa"/>
-            </w:tcMar>
-            <w:vAlign w:val="center"/>
-            <w:shd w:fill="F7FAFC"/>
-          </w:tcPr>
-          <w:p>
-            <w:pPr>
-              <w:spacing w:after="0"/>
-            </w:pPr>
-            <w:r>
-              <w:rPr>
-                <w:rFonts w:ascii="Times New Roman" w:hAnsi="Times New Roman"/>
-                <w:sz w:val="15"/>
-              </w:rPr>
-              <w:t>3. Специализация</w:t>
-            </w:r>
-          </w:p>
-        </w:tc>
-        <w:tc>
-          <w:tcPr>
-            <w:tcW w:type="dxa" w:w="2381"/>
-            <w:tcMar>
-              <w:top w:w="80" w:type="dxa"/>
-              <w:start w:w="90" w:type="dxa"/>
-              <w:bottom w:w="80" w:type="dxa"/>
-              <w:end w:w="90" w:type="dxa"/>
-            </w:tcMar>
-            <w:vAlign w:val="center"/>
-            <w:shd w:fill="F7FAFC"/>
-          </w:tcPr>
-          <w:p>
-            <w:pPr>
-              <w:spacing w:after="0"/>
-            </w:pPr>
-            <w:r>
-              <w:rPr>
-                <w:rFonts w:ascii="Times New Roman" w:hAnsi="Times New Roman"/>
-                <w:sz w:val="15"/>
-              </w:rPr>
-              <w:t>Отраслевая аналитика</w:t>
-            </w:r>
-          </w:p>
-        </w:tc>
-        <w:tc>
-          <w:tcPr>
-            <w:tcW w:type="dxa" w:w="3798"/>
-            <w:tcMar>
-              <w:top w:w="80" w:type="dxa"/>
-              <w:start w:w="90" w:type="dxa"/>
-              <w:bottom w:w="80" w:type="dxa"/>
-              <w:end w:w="90" w:type="dxa"/>
-            </w:tcMar>
-            <w:vAlign w:val="center"/>
-            <w:shd w:fill="F7FAFC"/>
-          </w:tcPr>
-          <w:p>
-            <w:pPr>
-              <w:spacing w:after="0"/>
-            </w:pPr>
-            <w:r>
-              <w:rPr>
-                <w:rFonts w:ascii="Times New Roman" w:hAnsi="Times New Roman"/>
-                <w:sz w:val="15"/>
-              </w:rPr>
-              <w:t>Метрики, данные, ограничения и нормативные требования выбранной отрасли</w:t>
-            </w:r>
-          </w:p>
-        </w:tc>
-        <w:tc>
-          <w:tcPr>
-            <w:tcW w:type="dxa" w:w="1701"/>
-            <w:tcMar>
-              <w:top w:w="80" w:type="dxa"/>
-              <w:start w:w="90" w:type="dxa"/>
-              <w:bottom w:w="80" w:type="dxa"/>
-              <w:end w:w="90" w:type="dxa"/>
-            </w:tcMar>
-            <w:vAlign w:val="center"/>
-            <w:shd w:fill="F7FAFC"/>
-          </w:tcPr>
-          <w:p>
-            <w:pPr>
-              <w:spacing w:after="0"/>
-            </w:pPr>
-            <w:r>
-              <w:rPr>
-                <w:rFonts w:ascii="Times New Roman" w:hAnsi="Times New Roman"/>
-                <w:sz w:val="15"/>
-              </w:rPr>
-              <w:t>Аналитик данных конкретной ОПД</w:t>
-            </w:r>
-          </w:p>
-        </w:tc>
-      </w:tr>
-    </w:tbl>
-    <w:p>
-      <w:pPr>
-        <w:spacing w:after="0"/>
-      </w:pPr>
-    </w:p>
-    <w:p>
-      <w:pPr>
-        <w:pStyle w:val="Heading1"/>
-      </w:pPr>
-      <w:r>
-        <w:t>8. Рекомендуемая последовательность траектории</w:t>
-      </w:r>
-    </w:p>
-    <w:p>
-      <w:pPr>
-        <w:pStyle w:val="ListNumber"/>
-      </w:pPr>
-      <w:r>
-        <w:t>Математический анализ, линейная алгебра, вероятность и статистика.</w:t>
-      </w:r>
-    </w:p>
-    <w:p>
-      <w:pPr>
-        <w:pStyle w:val="ListNumber"/>
-      </w:pPr>
-      <w:r>
-        <w:t>Основы программирования, баз данных и технологий обработки данных.</w:t>
-      </w:r>
-    </w:p>
-    <w:p>
-      <w:pPr>
-        <w:pStyle w:val="ListNumber"/>
-      </w:pPr>
-      <w:r>
-        <w:t>Прикладной анализ данных — полный проект от постановки задачи до рекомендаций.</w:t>
-      </w:r>
-    </w:p>
-    <w:p>
-      <w:pPr>
-        <w:pStyle w:val="ListNumber"/>
-      </w:pPr>
-      <w:r>
-        <w:t>Ветвление: экспериментальная аналитика; временные ряды; BI и хранилища; прикладное машинное обучение.</w:t>
-      </w:r>
-    </w:p>
-    <w:p>
-      <w:pPr>
-        <w:pStyle w:val="ListNumber"/>
-      </w:pPr>
-      <w:r>
-        <w:t>Профессионализация: причинный анализ, DataOps/MLOps, большие данные или отраслевой трек.</w:t>
-      </w:r>
-    </w:p>
-    <w:tbl>
-      <w:tblPr>
-        <w:tblW w:type="auto" w:w="0"/>
-        <w:jc w:val="center"/>
-        <w:tblLayout w:type="autofit"/>
-        <w:tblLook w:firstColumn="1" w:firstRow="1" w:lastColumn="0" w:lastRow="0" w:noHBand="0" w:noVBand="1" w:val="04A0"/>
-      </w:tblPr>
-      <w:tblGrid>
-        <w:gridCol w:w="10029"/>
-      </w:tblGrid>
-      <w:tr>
-        <w:tc>
-          <w:tcPr>
-            <w:tcW w:type="dxa" w:w="10029"/>
-            <w:shd w:fill="D9EAF7"/>
-            <w:tcMar>
-              <w:top w:w="110" w:type="dxa"/>
-              <w:start w:w="140" w:type="dxa"/>
-              <w:bottom w:w="110" w:type="dxa"/>
-              <w:end w:w="140" w:type="dxa"/>
-            </w:tcMar>
-          </w:tcPr>
-          <w:p>
-            <w:r>
-              <w:rPr>
-                <w:b/>
-              </w:rPr>
-              <w:t xml:space="preserve">Рекомендация рабочей группе. </w:t>
-            </w:r>
-            <w:r>
-              <w:t>до утверждения РПД сопоставить этот входной профиль с реальным учебным планом. Если матстатистика, Python или базы данных изучаются параллельно, необходимо изменить семестр дисциплины либо явно перераспределить результаты обучения.</w:t>
-            </w:r>
-          </w:p>
-        </w:tc>
-      </w:tr>
-    </w:tbl>
-    <w:p>
-      <w:pPr>
-        <w:spacing w:after="0"/>
-      </w:pPr>
-    </w:p>
-    <w:p>
-      <w:pPr>
-        <w:pStyle w:val="Heading1"/>
-      </w:pPr>
-      <w:r>
-        <w:t>9. Поля для согласования</w:t>
-      </w:r>
-    </w:p>
-    <w:tbl>
-      <w:tblPr>
-        <w:tblStyle w:val="TableGrid"/>
-        <w:tblW w:type="auto" w:w="0"/>
-        <w:jc w:val="center"/>
-        <w:tblLayout w:type="fixed"/>
-        <w:tblLook w:firstColumn="1" w:firstRow="1" w:lastColumn="0" w:lastRow="0" w:noHBand="0" w:noVBand="1" w:val="04A0"/>
-      </w:tblPr>
-      <w:tblGrid>
-        <w:gridCol w:w="5014"/>
-        <w:gridCol w:w="5014"/>
-      </w:tblGrid>
-      <w:tr>
-        <w:trPr>
-          <w:tblHeader w:val="true"/>
-        </w:trPr>
-        <w:tc>
-          <w:tcPr>
-            <w:tcW w:type="dxa" w:w="3685"/>
-            <w:shd w:fill="1F4E78"/>
-            <w:tcMar>
-              <w:top w:w="80" w:type="dxa"/>
-              <w:start w:w="90" w:type="dxa"/>
-              <w:bottom w:w="80" w:type="dxa"/>
-              <w:end w:w="90" w:type="dxa"/>
-            </w:tcMar>
-            <w:vAlign w:val="center"/>
-          </w:tcPr>
-          <w:p>
-            <w:pPr>
-              <w:jc w:val="center"/>
-            </w:pPr>
-            <w:r>
-              <w:rPr>
-                <w:rFonts w:ascii="Times New Roman" w:hAnsi="Times New Roman"/>
-                <w:b/>
-                <w:color w:val="FFFFFF"/>
-                <w:sz w:val="18"/>
-              </w:rPr>
-              <w:t>Позиция</w:t>
-            </w:r>
-          </w:p>
-        </w:tc>
-        <w:tc>
-          <w:tcPr>
-            <w:tcW w:type="dxa" w:w="5783"/>
-            <w:shd w:fill="1F4E78"/>
-            <w:tcMar>
-              <w:top w:w="80" w:type="dxa"/>
-              <w:start w:w="90" w:type="dxa"/>
-              <w:bottom w:w="80" w:type="dxa"/>
-              <w:end w:w="90" w:type="dxa"/>
-            </w:tcMar>
-            <w:vAlign w:val="center"/>
-          </w:tcPr>
-          <w:p>
-            <w:pPr>
-              <w:jc w:val="center"/>
-            </w:pPr>
-            <w:r>
-              <w:rPr>
-                <w:rFonts w:ascii="Times New Roman" w:hAnsi="Times New Roman"/>
-                <w:b/>
-                <w:color w:val="FFFFFF"/>
-                <w:sz w:val="18"/>
-              </w:rPr>
-              <w:t>Решение образовательной программы</w:t>
-            </w:r>
-          </w:p>
-        </w:tc>
-      </w:tr>
-      <w:tr>
-        <w:tc>
-          <w:tcPr>
-            <w:tcW w:type="dxa" w:w="3685"/>
-            <w:tcMar>
-              <w:top w:w="80" w:type="dxa"/>
-              <w:start w:w="90" w:type="dxa"/>
-              <w:bottom w:w="80" w:type="dxa"/>
-              <w:end w:w="90" w:type="dxa"/>
-            </w:tcMar>
-            <w:vAlign w:val="center"/>
-          </w:tcPr>
-          <w:p>
-            <w:pPr>
-              <w:spacing w:after="0"/>
-            </w:pPr>
-            <w:r>
-              <w:rPr>
-                <w:rFonts w:ascii="Times New Roman" w:hAnsi="Times New Roman"/>
-                <w:sz w:val="18"/>
-              </w:rPr>
-              <w:t>Наименование ОПОП</w:t>
-            </w:r>
-          </w:p>
-        </w:tc>
-        <w:tc>
-          <w:tcPr>
-            <w:tcW w:type="dxa" w:w="5783"/>
-            <w:tcMar>
-              <w:top w:w="80" w:type="dxa"/>
-              <w:start w:w="90" w:type="dxa"/>
-              <w:bottom w:w="80" w:type="dxa"/>
-              <w:end w:w="90" w:type="dxa"/>
-            </w:tcMar>
-            <w:vAlign w:val="center"/>
-          </w:tcPr>
-          <w:p>
-            <w:pPr>
-              <w:spacing w:after="0"/>
-            </w:pPr>
-            <w:r>
-              <w:rPr>
-                <w:rFonts w:ascii="Times New Roman" w:hAnsi="Times New Roman"/>
-                <w:sz w:val="18"/>
-              </w:rPr>
-              <w:t>[указать]</w:t>
-            </w:r>
-          </w:p>
-        </w:tc>
-      </w:tr>
-      <w:tr>
-        <w:tc>
-          <w:tcPr>
-            <w:tcW w:type="dxa" w:w="3685"/>
-            <w:tcMar>
-              <w:top w:w="80" w:type="dxa"/>
-              <w:start w:w="90" w:type="dxa"/>
-              <w:bottom w:w="80" w:type="dxa"/>
-              <w:end w:w="90" w:type="dxa"/>
-            </w:tcMar>
-            <w:vAlign w:val="center"/>
-            <w:shd w:fill="F7FAFC"/>
-          </w:tcPr>
-          <w:p>
-            <w:pPr>
-              <w:spacing w:after="0"/>
-            </w:pPr>
-            <w:r>
-              <w:rPr>
-                <w:rFonts w:ascii="Times New Roman" w:hAnsi="Times New Roman"/>
-                <w:sz w:val="18"/>
-              </w:rPr>
-              <w:t>Направление подготовки</w:t>
-            </w:r>
-          </w:p>
-        </w:tc>
-        <w:tc>
-          <w:tcPr>
-            <w:tcW w:type="dxa" w:w="5783"/>
-            <w:tcMar>
-              <w:top w:w="80" w:type="dxa"/>
-              <w:start w:w="90" w:type="dxa"/>
-              <w:bottom w:w="80" w:type="dxa"/>
-              <w:end w:w="90" w:type="dxa"/>
-            </w:tcMar>
-            <w:vAlign w:val="center"/>
-            <w:shd w:fill="F7FAFC"/>
-          </w:tcPr>
-          <w:p>
-            <w:pPr>
-              <w:spacing w:after="0"/>
-            </w:pPr>
-            <w:r>
-              <w:rPr>
-                <w:rFonts w:ascii="Times New Roman" w:hAnsi="Times New Roman"/>
-                <w:sz w:val="18"/>
-              </w:rPr>
-              <w:t>[указать]</w:t>
-            </w:r>
-          </w:p>
-        </w:tc>
-      </w:tr>
-      <w:tr>
-        <w:tc>
-          <w:tcPr>
-            <w:tcW w:type="dxa" w:w="3685"/>
-            <w:tcMar>
-              <w:top w:w="80" w:type="dxa"/>
-              <w:start w:w="90" w:type="dxa"/>
-              <w:bottom w:w="80" w:type="dxa"/>
-              <w:end w:w="90" w:type="dxa"/>
-            </w:tcMar>
-            <w:vAlign w:val="center"/>
-          </w:tcPr>
-          <w:p>
-            <w:pPr>
-              <w:spacing w:after="0"/>
-            </w:pPr>
-            <w:r>
-              <w:rPr>
-                <w:rFonts w:ascii="Times New Roman" w:hAnsi="Times New Roman"/>
-                <w:sz w:val="18"/>
-              </w:rPr>
-              <w:t>Семестр</w:t>
-            </w:r>
-          </w:p>
-        </w:tc>
-        <w:tc>
-          <w:tcPr>
-            <w:tcW w:type="dxa" w:w="5783"/>
-            <w:tcMar>
-              <w:top w:w="80" w:type="dxa"/>
-              <w:start w:w="90" w:type="dxa"/>
-              <w:bottom w:w="80" w:type="dxa"/>
-              <w:end w:w="90" w:type="dxa"/>
-            </w:tcMar>
-            <w:vAlign w:val="center"/>
-          </w:tcPr>
-          <w:p>
-            <w:pPr>
-              <w:spacing w:after="0"/>
-            </w:pPr>
-            <w:r>
-              <w:rPr>
-                <w:rFonts w:ascii="Times New Roman" w:hAnsi="Times New Roman"/>
-                <w:sz w:val="18"/>
-              </w:rPr>
-              <w:t>[указать]</w:t>
-            </w:r>
-          </w:p>
-        </w:tc>
-      </w:tr>
-      <w:tr>
-        <w:tc>
-          <w:tcPr>
-            <w:tcW w:type="dxa" w:w="3685"/>
-            <w:tcMar>
-              <w:top w:w="80" w:type="dxa"/>
-              <w:start w:w="90" w:type="dxa"/>
-              <w:bottom w:w="80" w:type="dxa"/>
-              <w:end w:w="90" w:type="dxa"/>
-            </w:tcMar>
-            <w:vAlign w:val="center"/>
-            <w:shd w:fill="F7FAFC"/>
-          </w:tcPr>
-          <w:p>
-            <w:pPr>
-              <w:spacing w:after="0"/>
-            </w:pPr>
-            <w:r>
-              <w:rPr>
-                <w:rFonts w:ascii="Times New Roman" w:hAnsi="Times New Roman"/>
-                <w:sz w:val="18"/>
-              </w:rPr>
-              <w:t>Фактические дисциплины-пререквизиты</w:t>
-            </w:r>
-          </w:p>
-        </w:tc>
-        <w:tc>
-          <w:tcPr>
-            <w:tcW w:type="dxa" w:w="5783"/>
-            <w:tcMar>
-              <w:top w:w="80" w:type="dxa"/>
-              <w:start w:w="90" w:type="dxa"/>
-              <w:bottom w:w="80" w:type="dxa"/>
-              <w:end w:w="90" w:type="dxa"/>
-            </w:tcMar>
-            <w:vAlign w:val="center"/>
-            <w:shd w:fill="F7FAFC"/>
-          </w:tcPr>
-          <w:p>
-            <w:pPr>
-              <w:spacing w:after="0"/>
-            </w:pPr>
-            <w:r>
-              <w:rPr>
-                <w:rFonts w:ascii="Times New Roman" w:hAnsi="Times New Roman"/>
-                <w:sz w:val="18"/>
-              </w:rPr>
-              <w:t>[указать по учебному плану]</w:t>
-            </w:r>
-          </w:p>
-        </w:tc>
-      </w:tr>
-      <w:tr>
-        <w:tc>
-          <w:tcPr>
-            <w:tcW w:type="dxa" w:w="3685"/>
-            <w:tcMar>
-              <w:top w:w="80" w:type="dxa"/>
-              <w:start w:w="90" w:type="dxa"/>
-              <w:bottom w:w="80" w:type="dxa"/>
-              <w:end w:w="90" w:type="dxa"/>
-            </w:tcMar>
-            <w:vAlign w:val="center"/>
-          </w:tcPr>
-          <w:p>
-            <w:pPr>
-              <w:spacing w:after="0"/>
-            </w:pPr>
-            <w:r>
-              <w:rPr>
-                <w:rFonts w:ascii="Times New Roman" w:hAnsi="Times New Roman"/>
-                <w:sz w:val="18"/>
-              </w:rPr>
-              <w:t>Ответственные кафедры</w:t>
-            </w:r>
-          </w:p>
-        </w:tc>
-        <w:tc>
-          <w:tcPr>
-            <w:tcW w:type="dxa" w:w="5783"/>
-            <w:tcMar>
-              <w:top w:w="80" w:type="dxa"/>
-              <w:start w:w="90" w:type="dxa"/>
-              <w:bottom w:w="80" w:type="dxa"/>
-              <w:end w:w="90" w:type="dxa"/>
-            </w:tcMar>
-            <w:vAlign w:val="center"/>
-          </w:tcPr>
-          <w:p>
-            <w:pPr>
-              <w:spacing w:after="0"/>
-            </w:pPr>
-            <w:r>
-              <w:rPr>
-                <w:rFonts w:ascii="Times New Roman" w:hAnsi="Times New Roman"/>
-                <w:sz w:val="18"/>
-              </w:rPr>
-              <w:t>[указать]</w:t>
-            </w:r>
-          </w:p>
-        </w:tc>
-      </w:tr>
-      <w:tr>
-        <w:tc>
-          <w:tcPr>
-            <w:tcW w:type="dxa" w:w="3685"/>
-            <w:tcMar>
-              <w:top w:w="80" w:type="dxa"/>
-              <w:start w:w="90" w:type="dxa"/>
-              <w:bottom w:w="80" w:type="dxa"/>
-              <w:end w:w="90" w:type="dxa"/>
-            </w:tcMar>
-            <w:vAlign w:val="center"/>
-            <w:shd w:fill="F7FAFC"/>
-          </w:tcPr>
-          <w:p>
-            <w:pPr>
-              <w:spacing w:after="0"/>
-            </w:pPr>
-            <w:r>
-              <w:rPr>
-                <w:rFonts w:ascii="Times New Roman" w:hAnsi="Times New Roman"/>
-                <w:sz w:val="18"/>
-              </w:rPr>
-              <w:t>Выбранная область профессиональной деятельности</w:t>
-            </w:r>
-          </w:p>
-        </w:tc>
-        <w:tc>
-          <w:tcPr>
-            <w:tcW w:type="dxa" w:w="5783"/>
-            <w:tcMar>
-              <w:top w:w="80" w:type="dxa"/>
-              <w:start w:w="90" w:type="dxa"/>
-              <w:bottom w:w="80" w:type="dxa"/>
-              <w:end w:w="90" w:type="dxa"/>
-            </w:tcMar>
-            <w:vAlign w:val="center"/>
-            <w:shd w:fill="F7FAFC"/>
-          </w:tcPr>
-          <w:p>
-            <w:pPr>
-              <w:spacing w:after="0"/>
-            </w:pPr>
-            <w:r>
-              <w:rPr>
-                <w:rFonts w:ascii="Times New Roman" w:hAnsi="Times New Roman"/>
-                <w:sz w:val="18"/>
-              </w:rPr>
-              <w:t>[указать]</w:t>
-            </w:r>
-          </w:p>
-        </w:tc>
-      </w:tr>
-    </w:tbl>
-    <w:p>
-      <w:pPr>
-        <w:spacing w:after="0"/>
-      </w:pPr>
     </w:p>
     <w:sectPr>
       <w:headerReference w:type="default" r:id="rId9"/>
       <w:footerReference w:type="default" r:id="rId10"/>
       <w:pgSz w:w="12240" w:h="15840"/>
-      <w:pgMar w:top="1020" w:right="964" w:bottom="964" w:left="1247" w:header="454" w:footer="454" w:gutter="0"/>
+      <w:pgMar w:top="1296" w:right="1440" w:bottom="1224" w:left="1440" w:header="504" w:footer="504" w:gutter="0"/>
       <w:cols w:space="720"/>
       <w:docGrid w:linePitch="360"/>
     </w:sectPr>
@@ -4963,11 +1278,11 @@
     </w:pPr>
     <w:r>
       <w:rPr>
-        <w:rFonts w:ascii="Times New Roman" w:hAnsi="Times New Roman"/>
-        <w:color w:val="7F7F7F"/>
+        <w:rFonts w:ascii="Calibri" w:hAnsi="Calibri"/>
+        <w:color w:val="525252"/>
         <w:sz w:val="16"/>
       </w:rPr>
-      <w:t>Входной профиль обучающегося и траектория развития</w:t>
+      <w:t>Прикладной анализ данных · учебно-методический комплект</w:t>
     </w:r>
   </w:p>
 </w:hdr>
@@ -5337,11 +1652,11 @@
     <w:qFormat/>
     <w:rsid w:val="00FC693F"/>
     <w:pPr>
-      <w:spacing w:after="80" w:line="259" w:lineRule="auto"/>
+      <w:spacing w:after="100" w:line="276" w:lineRule="auto"/>
     </w:pPr>
     <w:rPr>
-      <w:rFonts w:ascii="Times New Roman" w:hAnsi="Times New Roman" w:eastAsia="Times New Roman"/>
-      <w:sz w:val="22"/>
+      <w:rFonts w:ascii="Calibri" w:hAnsi="Calibri"/>
+      <w:sz w:val="21"/>
     </w:rPr>
   </w:style>
   <w:style w:type="paragraph" w:styleId="Header">
@@ -5399,15 +1714,15 @@
     <w:pPr>
       <w:keepNext/>
       <w:keepLines/>
-      <w:spacing w:before="180" w:after="100"/>
+      <w:spacing w:before="280" w:after="120"/>
       <w:outlineLvl w:val="0"/>
     </w:pPr>
     <w:rPr>
-      <w:rFonts w:asciiTheme="majorHAnsi" w:eastAsiaTheme="majorEastAsia" w:hAnsiTheme="majorHAnsi" w:cstheme="majorBidi" w:ascii="Times New Roman" w:hAnsi="Times New Roman" w:eastAsia="Times New Roman"/>
+      <w:rFonts w:asciiTheme="majorHAnsi" w:eastAsiaTheme="majorEastAsia" w:hAnsiTheme="majorHAnsi" w:cstheme="majorBidi" w:ascii="Calibri" w:hAnsi="Calibri"/>
       <w:b/>
       <w:bCs/>
-      <w:color w:val="1F4E78"/>
-      <w:sz w:val="30"/>
+      <w:color w:val="1F4E79"/>
+      <w:sz w:val="32"/>
       <w:szCs w:val="28"/>
     </w:rPr>
   </w:style>
@@ -5423,14 +1738,14 @@
     <w:pPr>
       <w:keepNext/>
       <w:keepLines/>
-      <w:spacing w:before="180" w:after="100"/>
+      <w:spacing w:before="240" w:after="80"/>
       <w:outlineLvl w:val="1"/>
     </w:pPr>
     <w:rPr>
-      <w:rFonts w:asciiTheme="majorHAnsi" w:eastAsiaTheme="majorEastAsia" w:hAnsiTheme="majorHAnsi" w:cstheme="majorBidi" w:ascii="Times New Roman" w:hAnsi="Times New Roman" w:eastAsia="Times New Roman"/>
+      <w:rFonts w:asciiTheme="majorHAnsi" w:eastAsiaTheme="majorEastAsia" w:hAnsiTheme="majorHAnsi" w:cstheme="majorBidi" w:ascii="Calibri" w:hAnsi="Calibri"/>
       <w:b/>
       <w:bCs/>
-      <w:color w:val="1F4E78"/>
+      <w:color w:val="1F4E79"/>
       <w:sz w:val="26"/>
       <w:szCs w:val="26"/>
     </w:rPr>
@@ -5447,14 +1762,14 @@
     <w:pPr>
       <w:keepNext/>
       <w:keepLines/>
-      <w:spacing w:before="180" w:after="100"/>
+      <w:spacing w:before="180" w:after="60"/>
       <w:outlineLvl w:val="2"/>
     </w:pPr>
     <w:rPr>
-      <w:rFonts w:asciiTheme="majorHAnsi" w:eastAsiaTheme="majorEastAsia" w:hAnsiTheme="majorHAnsi" w:cstheme="majorBidi" w:ascii="Times New Roman" w:hAnsi="Times New Roman" w:eastAsia="Times New Roman"/>
+      <w:rFonts w:asciiTheme="majorHAnsi" w:eastAsiaTheme="majorEastAsia" w:hAnsiTheme="majorHAnsi" w:cstheme="majorBidi" w:ascii="Calibri" w:hAnsi="Calibri"/>
       <w:b/>
       <w:bCs/>
-      <w:color w:val="1F4E78"/>
+      <w:color w:val="1F4E79"/>
       <w:sz w:val="23"/>
     </w:rPr>
   </w:style>
@@ -5690,16 +2005,16 @@
       <w:pBdr>
         <w:bottom w:val="single" w:sz="8" w:space="4" w:color="4F81BD" w:themeColor="accent1"/>
       </w:pBdr>
-      <w:spacing w:after="100" w:line="240" w:lineRule="auto" w:before="180"/>
+      <w:spacing w:after="240" w:line="240" w:lineRule="auto" w:before="0"/>
       <w:contextualSpacing/>
     </w:pPr>
     <w:rPr>
-      <w:rFonts w:asciiTheme="majorHAnsi" w:eastAsiaTheme="majorEastAsia" w:hAnsiTheme="majorHAnsi" w:cstheme="majorBidi" w:ascii="Times New Roman" w:hAnsi="Times New Roman" w:eastAsia="Times New Roman"/>
+      <w:rFonts w:asciiTheme="majorHAnsi" w:eastAsiaTheme="majorEastAsia" w:hAnsiTheme="majorHAnsi" w:cstheme="majorBidi" w:ascii="Calibri" w:hAnsi="Calibri"/>
       <w:b/>
-      <w:color w:val="1F4E78"/>
+      <w:color w:val="1F4E79"/>
       <w:spacing w:val="5"/>
       <w:kern w:val="28"/>
-      <w:sz w:val="40"/>
+      <w:sz w:val="50"/>
       <w:szCs w:val="52"/>
     </w:rPr>
   </w:style>
@@ -5873,12 +2188,13 @@
       <w:numPr>
         <w:numId w:val="1"/>
       </w:numPr>
-      <w:spacing w:after="40"/>
+      <w:spacing w:after="60"/>
+      <w:ind w:left="540" w:hanging="271"/>
       <w:contextualSpacing/>
     </w:pPr>
     <w:rPr>
-      <w:rFonts w:ascii="Times New Roman" w:hAnsi="Times New Roman" w:eastAsia="Times New Roman"/>
-      <w:sz w:val="22"/>
+      <w:rFonts w:ascii="Calibri" w:hAnsi="Calibri"/>
+      <w:sz w:val="21"/>
     </w:rPr>
   </w:style>
   <w:style w:type="paragraph" w:styleId="ListBullet2">
@@ -5917,12 +2233,13 @@
       <w:numPr>
         <w:numId w:val="5"/>
       </w:numPr>
-      <w:spacing w:after="40"/>
+      <w:spacing w:after="60"/>
+      <w:ind w:left="540" w:hanging="271"/>
       <w:contextualSpacing/>
     </w:pPr>
     <w:rPr>
-      <w:rFonts w:ascii="Times New Roman" w:hAnsi="Times New Roman" w:eastAsia="Times New Roman"/>
-      <w:sz w:val="22"/>
+      <w:rFonts w:ascii="Calibri" w:hAnsi="Calibri"/>
+      <w:sz w:val="21"/>
     </w:rPr>
   </w:style>
   <w:style w:type="paragraph" w:styleId="ListNumber2">
@@ -6030,10 +2347,16 @@
     <w:uiPriority w:val="29"/>
     <w:qFormat/>
     <w:rsid w:val="00FC693F"/>
+    <w:pPr>
+      <w:spacing w:after="120"/>
+      <w:ind w:left="360"/>
+    </w:pPr>
     <w:rPr>
-      <w:i/>
+      <w:rFonts w:ascii="Calibri" w:hAnsi="Calibri"/>
+      <w:i w:val="0"/>
       <w:iCs/>
-      <w:color w:val="000000" w:themeColor="text1"/>
+      <w:color w:val="1F4E79"/>
+      <w:sz w:val="21"/>
     </w:rPr>
   </w:style>
   <w:style w:type="character" w:customStyle="1" w:styleId="QuoteChar">
@@ -17038,6 +13361,16 @@
         <w:shd w:val="clear" w:color="auto" w:fill="FBCAA2" w:themeFill="accent6" w:themeFillTint="7F"/>
       </w:tcPr>
     </w:tblStylePr>
+  </w:style>
+  <w:style w:type="paragraph" w:customStyle="1" w:styleId="TableBody">
+    <w:name w:val="Table Body"/>
+    <w:pPr>
+      <w:spacing w:after="0" w:line="240" w:lineRule="auto"/>
+    </w:pPr>
+    <w:rPr>
+      <w:rFonts w:ascii="Calibri" w:hAnsi="Calibri"/>
+      <w:sz w:val="17"/>
+    </w:rPr>
   </w:style>
 </w:styles>
 </file>
